--- a/ScreenSense - Milestone3(week5&6).docx
+++ b/ScreenSense - Milestone3(week5&6).docx
@@ -1,6 +1,6 @@
 
 <file path=word/document.xml><?xml version="1.0" encoding="utf-8"?>
-<w:document xmlns:wpc="http://schemas.microsoft.com/office/word/2010/wordprocessingCanvas" xmlns:cx="http://schemas.microsoft.com/office/drawing/2014/chartex" xmlns:cx1="http://schemas.microsoft.com/office/drawing/2015/9/8/chartex" xmlns:cx2="http://schemas.microsoft.com/office/drawing/2015/10/21/chartex" xmlns:cx3="http://schemas.microsoft.com/office/drawing/2016/5/9/chartex" xmlns:cx4="http://schemas.microsoft.com/office/drawing/2016/5/10/chartex" xmlns:cx5="http://schemas.microsoft.com/office/drawing/2016/5/11/chartex" xmlns:cx6="http://schemas.microsoft.com/office/drawing/2016/5/12/chartex" xmlns:cx7="http://schemas.microsoft.com/office/drawing/2016/5/13/chartex" xmlns:cx8="http://schemas.microsoft.com/office/drawing/2016/5/14/chartex" xmlns:mc="http://schemas.openxmlformats.org/markup-compatibility/2006" xmlns:aink="http://schemas.microsoft.com/office/drawing/2016/ink" xmlns:am3d="http://schemas.microsoft.com/office/drawing/2017/model3d" xmlns:o="urn:schemas-microsoft-com:office:office" xmlns:oel="http://schemas.microsoft.com/office/2019/extlst" xmlns:r="http://schemas.openxmlformats.org/officeDocument/2006/relationships" xmlns:m="http://schemas.openxmlformats.org/officeDocument/2006/math" xmlns:v="urn:schemas-microsoft-com:vml" xmlns:wp14="http://schemas.microsoft.com/office/word/2010/wordprocessingDrawing" xmlns:wp="http://schemas.openxmlformats.org/drawingml/2006/wordprocessingDrawing" xmlns:w10="urn:schemas-microsoft-com:office:word" xmlns:w="http://schemas.openxmlformats.org/wordprocessingml/2006/main" xmlns:w14="http://schemas.microsoft.com/office/word/2010/wordml" xmlns:w15="http://schemas.microsoft.com/office/word/2012/wordml" xmlns:w16cex="http://schemas.microsoft.com/office/word/2018/wordml/cex" xmlns:w16cid="http://schemas.microsoft.com/office/word/2016/wordml/cid" xmlns:w16="http://schemas.microsoft.com/office/word/2018/wordml" xmlns:w16du="http://schemas.microsoft.com/office/word/2023/wordml/word16du" xmlns:w16sdtdh="http://schemas.microsoft.com/office/word/2020/wordml/sdtdatahash" xmlns:w16sdtfl="http://schemas.microsoft.com/office/word/2024/wordml/sdtformatlock" xmlns:w16se="http://schemas.microsoft.com/office/word/2015/wordml/symex" xmlns:wpg="http://schemas.microsoft.com/office/word/2010/wordprocessingGroup" xmlns:wpi="http://schemas.microsoft.com/office/word/2010/wordprocessingInk" xmlns:wne="http://schemas.microsoft.com/office/word/2006/wordml" xmlns:wps="http://schemas.microsoft.com/office/word/2010/wordprocessingShape" mc:Ignorable="w14 w15 w16se w16cid w16 w16cex w16sdtdh w16sdtfl w16du wp14">
+<w:document xmlns:wpc="http://schemas.microsoft.com/office/word/2010/wordprocessingCanvas" xmlns:mc="http://schemas.openxmlformats.org/markup-compatibility/2006" xmlns:o="urn:schemas-microsoft-com:office:office" xmlns:r="http://schemas.openxmlformats.org/officeDocument/2006/relationships" xmlns:m="http://schemas.openxmlformats.org/officeDocument/2006/math" xmlns:v="urn:schemas-microsoft-com:vml" xmlns:wp14="http://schemas.microsoft.com/office/word/2010/wordprocessingDrawing" xmlns:wp="http://schemas.openxmlformats.org/drawingml/2006/wordprocessingDrawing" xmlns:w="http://schemas.openxmlformats.org/wordprocessingml/2006/main" xmlns:w14="http://schemas.microsoft.com/office/word/2010/wordml" xmlns:w10="urn:schemas-microsoft-com:office:word" xmlns:w15="http://schemas.microsoft.com/office/word/2012/wordml" xmlns:wpg="http://schemas.microsoft.com/office/word/2010/wordprocessingGroup" xmlns:wpi="http://schemas.microsoft.com/office/word/2010/wordprocessingInk" xmlns:wne="http://schemas.microsoft.com/office/word/2006/wordml" xmlns:wps="http://schemas.microsoft.com/office/word/2010/wordprocessingShape" xmlns:wpsCustomData="http://www.wps.cn/officeDocument/2013/wpsCustomData" mc:Ignorable="w14 w15 wp14">
   <w:body>
     <w:p>
       <w:pPr>
@@ -10,32 +10,23 @@
           <w:szCs w:val="48"/>
         </w:rPr>
       </w:pPr>
-      <w:proofErr w:type="spellStart"/>
       <w:r>
         <w:rPr>
           <w:rFonts w:ascii="Times New Roman" w:hAnsi="Times New Roman" w:cs="Times New Roman"/>
           <w:sz w:val="48"/>
           <w:szCs w:val="48"/>
         </w:rPr>
-        <w:t>ScreenSense</w:t>
-      </w:r>
-      <w:proofErr w:type="spellEnd"/>
-      <w:r>
-        <w:rPr>
-          <w:rFonts w:ascii="Times New Roman" w:hAnsi="Times New Roman" w:cs="Times New Roman"/>
-          <w:sz w:val="48"/>
-          <w:szCs w:val="48"/>
-        </w:rPr>
-        <w:t>: Kids’ Screentime Visualization</w:t>
+        <w:t>ScreenSense: Kids’ Screentime Visualization</w:t>
       </w:r>
     </w:p>
     <w:p>
       <w:pPr>
         <w:jc w:val="center"/>
         <w:rPr>
-          <w:rFonts w:ascii="Times New Roman" w:hAnsi="Times New Roman" w:cs="Times New Roman"/>
+          <w:rFonts w:hint="default" w:ascii="Times New Roman" w:hAnsi="Times New Roman" w:cs="Times New Roman"/>
           <w:sz w:val="40"/>
           <w:szCs w:val="40"/>
+          <w:lang w:val="en-IN"/>
         </w:rPr>
       </w:pPr>
       <w:r>
@@ -44,16 +35,19 @@
           <w:sz w:val="40"/>
           <w:szCs w:val="40"/>
         </w:rPr>
-        <w:t>Report on: Milestone 2</w:t>
-      </w:r>
-      <w:r>
-        <w:rPr>
-          <w:rFonts w:ascii="Times New Roman" w:hAnsi="Times New Roman" w:cs="Times New Roman"/>
+        <w:t xml:space="preserve">Report on: Milestone </w:t>
+      </w:r>
+      <w:r>
+        <w:rPr>
+          <w:rFonts w:hint="default" w:ascii="Times New Roman" w:hAnsi="Times New Roman" w:cs="Times New Roman"/>
           <w:sz w:val="40"/>
           <w:szCs w:val="40"/>
-        </w:rPr>
-        <w:t xml:space="preserve"> </w:t>
-      </w:r>
+          <w:lang w:val="en-IN"/>
+        </w:rPr>
+        <w:t>3</w:t>
+      </w:r>
+      <w:bookmarkStart w:id="0" w:name="_GoBack"/>
+      <w:bookmarkEnd w:id="0"/>
     </w:p>
     <w:p>
       <w:pPr>
@@ -70,55 +64,7 @@
           <w:sz w:val="40"/>
           <w:szCs w:val="40"/>
         </w:rPr>
-        <w:t>(we</w:t>
-      </w:r>
-      <w:r>
-        <w:rPr>
-          <w:rFonts w:ascii="Times New Roman" w:hAnsi="Times New Roman" w:cs="Times New Roman"/>
-          <w:sz w:val="40"/>
-          <w:szCs w:val="40"/>
-        </w:rPr>
-        <w:t>e</w:t>
-      </w:r>
-      <w:r>
-        <w:rPr>
-          <w:rFonts w:ascii="Times New Roman" w:hAnsi="Times New Roman" w:cs="Times New Roman"/>
-          <w:sz w:val="40"/>
-          <w:szCs w:val="40"/>
-        </w:rPr>
-        <w:t>k-</w:t>
-      </w:r>
-      <w:r>
-        <w:rPr>
-          <w:rFonts w:ascii="Times New Roman" w:hAnsi="Times New Roman" w:cs="Times New Roman"/>
-          <w:sz w:val="40"/>
-          <w:szCs w:val="40"/>
-        </w:rPr>
-        <w:t>5</w:t>
-      </w:r>
-      <w:r>
-        <w:rPr>
-          <w:rFonts w:ascii="Times New Roman" w:hAnsi="Times New Roman" w:cs="Times New Roman"/>
-          <w:sz w:val="40"/>
-          <w:szCs w:val="40"/>
-        </w:rPr>
-        <w:t>,</w:t>
-      </w:r>
-      <w:r>
-        <w:rPr>
-          <w:rFonts w:ascii="Times New Roman" w:hAnsi="Times New Roman" w:cs="Times New Roman"/>
-          <w:sz w:val="40"/>
-          <w:szCs w:val="40"/>
-        </w:rPr>
-        <w:t>6</w:t>
-      </w:r>
-      <w:r>
-        <w:rPr>
-          <w:rFonts w:ascii="Times New Roman" w:hAnsi="Times New Roman" w:cs="Times New Roman"/>
-          <w:sz w:val="40"/>
-          <w:szCs w:val="40"/>
-        </w:rPr>
-        <w:t>)</w:t>
+        <w:t>(week-5,6)</w:t>
       </w:r>
     </w:p>
     <w:p>
@@ -136,23 +82,7 @@
           <w:sz w:val="36"/>
           <w:szCs w:val="36"/>
         </w:rPr>
-        <w:t xml:space="preserve">Week </w:t>
-      </w:r>
-      <w:r>
-        <w:rPr>
-          <w:rFonts w:ascii="Times New Roman" w:hAnsi="Times New Roman" w:cs="Times New Roman"/>
-          <w:sz w:val="36"/>
-          <w:szCs w:val="36"/>
-        </w:rPr>
-        <w:t>5</w:t>
-      </w:r>
-      <w:r>
-        <w:rPr>
-          <w:rFonts w:ascii="Times New Roman" w:hAnsi="Times New Roman" w:cs="Times New Roman"/>
-          <w:sz w:val="36"/>
-          <w:szCs w:val="36"/>
-        </w:rPr>
-        <w:t>: Cohort and Segment Analysis</w:t>
+        <w:t>Week 5: Cohort and Segment Analysis</w:t>
       </w:r>
     </w:p>
     <w:p>
@@ -194,43 +124,7 @@
           <w:sz w:val="24"/>
           <w:szCs w:val="24"/>
         </w:rPr>
-        <w:t xml:space="preserve">Identify top user cohorts by combining demographic and device features (e.g., </w:t>
-      </w:r>
-      <w:proofErr w:type="spellStart"/>
-      <w:r>
-        <w:rPr>
-          <w:rFonts w:ascii="Times New Roman" w:hAnsi="Times New Roman" w:cs="Times New Roman"/>
-          <w:sz w:val="24"/>
-          <w:szCs w:val="24"/>
-        </w:rPr>
-        <w:t>Age_Band</w:t>
-      </w:r>
-      <w:proofErr w:type="spellEnd"/>
-      <w:r>
-        <w:rPr>
-          <w:rFonts w:ascii="Times New Roman" w:hAnsi="Times New Roman" w:cs="Times New Roman"/>
-          <w:sz w:val="24"/>
-          <w:szCs w:val="24"/>
-        </w:rPr>
-        <w:t xml:space="preserve"> × </w:t>
-      </w:r>
-      <w:proofErr w:type="spellStart"/>
-      <w:r>
-        <w:rPr>
-          <w:rFonts w:ascii="Times New Roman" w:hAnsi="Times New Roman" w:cs="Times New Roman"/>
-          <w:sz w:val="24"/>
-          <w:szCs w:val="24"/>
-        </w:rPr>
-        <w:t>Primary_Device</w:t>
-      </w:r>
-      <w:proofErr w:type="spellEnd"/>
-      <w:r>
-        <w:rPr>
-          <w:rFonts w:ascii="Times New Roman" w:hAnsi="Times New Roman" w:cs="Times New Roman"/>
-          <w:sz w:val="24"/>
-          <w:szCs w:val="24"/>
-        </w:rPr>
-        <w:t>).</w:t>
+        <w:t>Identify top user cohorts by combining demographic and device features (e.g., Age_Band × Primary_Device).</w:t>
       </w:r>
     </w:p>
     <w:p>
@@ -314,97 +208,7 @@
           <w:sz w:val="24"/>
           <w:szCs w:val="24"/>
         </w:rPr>
-        <w:t xml:space="preserve">Created cohort label: </w:t>
-      </w:r>
-      <w:proofErr w:type="spellStart"/>
-      <w:r>
-        <w:rPr>
-          <w:rFonts w:ascii="Times New Roman" w:hAnsi="Times New Roman" w:cs="Times New Roman"/>
-          <w:sz w:val="24"/>
-          <w:szCs w:val="24"/>
-        </w:rPr>
-        <w:t>Age_Band</w:t>
-      </w:r>
-      <w:proofErr w:type="spellEnd"/>
-      <w:r>
-        <w:rPr>
-          <w:rFonts w:ascii="Times New Roman" w:hAnsi="Times New Roman" w:cs="Times New Roman"/>
-          <w:sz w:val="24"/>
-          <w:szCs w:val="24"/>
-        </w:rPr>
-        <w:t xml:space="preserve"> | </w:t>
-      </w:r>
-      <w:proofErr w:type="spellStart"/>
-      <w:r>
-        <w:rPr>
-          <w:rFonts w:ascii="Times New Roman" w:hAnsi="Times New Roman" w:cs="Times New Roman"/>
-          <w:sz w:val="24"/>
-          <w:szCs w:val="24"/>
-        </w:rPr>
-        <w:t>Primary_Device</w:t>
-      </w:r>
-      <w:proofErr w:type="spellEnd"/>
-      <w:r>
-        <w:rPr>
-          <w:rFonts w:ascii="Times New Roman" w:hAnsi="Times New Roman" w:cs="Times New Roman"/>
-          <w:sz w:val="24"/>
-          <w:szCs w:val="24"/>
-        </w:rPr>
-        <w:t xml:space="preserve"> | </w:t>
-      </w:r>
-      <w:proofErr w:type="spellStart"/>
-      <w:r>
-        <w:rPr>
-          <w:rFonts w:ascii="Times New Roman" w:hAnsi="Times New Roman" w:cs="Times New Roman"/>
-          <w:sz w:val="24"/>
-          <w:szCs w:val="24"/>
-        </w:rPr>
-        <w:t>Urban_or_Rural</w:t>
-      </w:r>
-      <w:proofErr w:type="spellEnd"/>
-      <w:r>
-        <w:rPr>
-          <w:rFonts w:ascii="Times New Roman" w:hAnsi="Times New Roman" w:cs="Times New Roman"/>
-          <w:sz w:val="24"/>
-          <w:szCs w:val="24"/>
-        </w:rPr>
-        <w:t xml:space="preserve"> | </w:t>
-      </w:r>
-      <w:proofErr w:type="spellStart"/>
-      <w:r>
-        <w:rPr>
-          <w:rFonts w:ascii="Times New Roman" w:hAnsi="Times New Roman" w:cs="Times New Roman"/>
-          <w:sz w:val="24"/>
-          <w:szCs w:val="24"/>
-        </w:rPr>
-        <w:t>High_Screen_Time</w:t>
-      </w:r>
-      <w:proofErr w:type="spellEnd"/>
-      <w:r>
-        <w:rPr>
-          <w:rFonts w:ascii="Times New Roman" w:hAnsi="Times New Roman" w:cs="Times New Roman"/>
-          <w:sz w:val="24"/>
-          <w:szCs w:val="24"/>
-        </w:rPr>
-        <w:t xml:space="preserve"> to capture demographic + </w:t>
-      </w:r>
-      <w:proofErr w:type="spellStart"/>
-      <w:r>
-        <w:rPr>
-          <w:rFonts w:ascii="Times New Roman" w:hAnsi="Times New Roman" w:cs="Times New Roman"/>
-          <w:sz w:val="24"/>
-          <w:szCs w:val="24"/>
-        </w:rPr>
-        <w:t>behavior</w:t>
-      </w:r>
-      <w:proofErr w:type="spellEnd"/>
-      <w:r>
-        <w:rPr>
-          <w:rFonts w:ascii="Times New Roman" w:hAnsi="Times New Roman" w:cs="Times New Roman"/>
-          <w:sz w:val="24"/>
-          <w:szCs w:val="24"/>
-        </w:rPr>
-        <w:t>.</w:t>
+        <w:t>Created cohort label: Age_Band | Primary_Device | Urban_or_Rural | High_Screen_Time to capture demographic + behavior.</w:t>
       </w:r>
     </w:p>
     <w:p>
@@ -449,25 +253,7 @@
           <w:sz w:val="24"/>
           <w:szCs w:val="24"/>
         </w:rPr>
-        <w:t>Visuals: heatmap (</w:t>
-      </w:r>
-      <w:proofErr w:type="spellStart"/>
-      <w:r>
-        <w:rPr>
-          <w:rFonts w:ascii="Times New Roman" w:hAnsi="Times New Roman" w:cs="Times New Roman"/>
-          <w:sz w:val="24"/>
-          <w:szCs w:val="24"/>
-        </w:rPr>
-        <w:t>Avg</w:t>
-      </w:r>
-      <w:proofErr w:type="spellEnd"/>
-      <w:r>
-        <w:rPr>
-          <w:rFonts w:ascii="Times New Roman" w:hAnsi="Times New Roman" w:cs="Times New Roman"/>
-          <w:sz w:val="24"/>
-          <w:szCs w:val="24"/>
-        </w:rPr>
-        <w:t xml:space="preserve"> screen time), stacked bar (device share within age bands), sorted bar chart for top cohorts.</w:t>
+        <w:t>Visuals: heatmap (Avg screen time), stacked bar (device share within age bands), sorted bar chart for top cohorts.</w:t>
       </w:r>
     </w:p>
     <w:p>
@@ -490,18 +276,7 @@
           <w:szCs w:val="28"/>
           <w:u w:val="single"/>
         </w:rPr>
-        <w:t>5.3 Visuals</w:t>
-      </w:r>
-      <w:r>
-        <w:rPr>
-          <w:rFonts w:ascii="Times New Roman" w:hAnsi="Times New Roman" w:cs="Times New Roman"/>
-          <w:b/>
-          <w:bCs/>
-          <w:sz w:val="28"/>
-          <w:szCs w:val="28"/>
-          <w:u w:val="single"/>
-        </w:rPr>
-        <w:t>:</w:t>
+        <w:t>5.3 Visuals:</w:t>
       </w:r>
     </w:p>
     <w:p>
@@ -521,7 +296,7 @@
           <w:szCs w:val="24"/>
         </w:rPr>
         <w:drawing>
-          <wp:inline distT="0" distB="0" distL="0" distR="0" wp14:anchorId="56CB8F47" wp14:editId="2AD1D20B">
+          <wp:inline distT="0" distB="0" distL="0" distR="0">
             <wp:extent cx="4514850" cy="3208020"/>
             <wp:effectExtent l="0" t="0" r="0" b="0"/>
             <wp:docPr id="1429835477" name="Picture 1"/>
@@ -532,11 +307,13 @@
               <a:graphicData uri="http://schemas.openxmlformats.org/drawingml/2006/picture">
                 <pic:pic xmlns:pic="http://schemas.openxmlformats.org/drawingml/2006/picture">
                   <pic:nvPicPr>
-                    <pic:cNvPr id="1429835477" name=""/>
-                    <pic:cNvPicPr/>
+                    <pic:cNvPr id="1429835477" name="Picture 1"/>
+                    <pic:cNvPicPr>
+                      <a:picLocks noChangeAspect="1"/>
+                    </pic:cNvPicPr>
                   </pic:nvPicPr>
                   <pic:blipFill>
-                    <a:blip r:embed="rId5"/>
+                    <a:blip r:embed="rId6"/>
                     <a:stretch>
                       <a:fillRect/>
                     </a:stretch>
@@ -569,7 +346,6 @@
           <w:szCs w:val="24"/>
         </w:rPr>
       </w:pPr>
-      <w:proofErr w:type="gramStart"/>
       <w:r>
         <w:rPr>
           <w:rFonts w:ascii="Times New Roman" w:hAnsi="Times New Roman" w:cs="Times New Roman"/>
@@ -578,25 +354,13 @@
           <w:sz w:val="24"/>
           <w:szCs w:val="24"/>
         </w:rPr>
-        <w:t>Fig :</w:t>
-      </w:r>
-      <w:proofErr w:type="gramEnd"/>
-      <w:r>
-        <w:rPr>
-          <w:rFonts w:ascii="Times New Roman" w:hAnsi="Times New Roman" w:cs="Times New Roman"/>
-          <w:i/>
-          <w:iCs/>
-          <w:sz w:val="24"/>
-          <w:szCs w:val="24"/>
-        </w:rPr>
-        <w:t xml:space="preserve"> Top Cohorts</w:t>
-      </w:r>
-    </w:p>
-    <w:p>
-      <w:r>
-        <w:lastRenderedPageBreak/>
+        <w:t>Fig : Top Cohorts</w:t>
+      </w:r>
+    </w:p>
+    <w:p>
+      <w:r>
         <w:drawing>
-          <wp:inline distT="0" distB="0" distL="0" distR="0" wp14:anchorId="04CE6050" wp14:editId="44F99A34">
+          <wp:inline distT="0" distB="0" distL="0" distR="0">
             <wp:extent cx="5514975" cy="3520440"/>
             <wp:effectExtent l="0" t="0" r="9525" b="3810"/>
             <wp:docPr id="366505727" name="Picture 1"/>
@@ -607,11 +371,13 @@
               <a:graphicData uri="http://schemas.openxmlformats.org/drawingml/2006/picture">
                 <pic:pic xmlns:pic="http://schemas.openxmlformats.org/drawingml/2006/picture">
                   <pic:nvPicPr>
-                    <pic:cNvPr id="366505727" name=""/>
-                    <pic:cNvPicPr/>
+                    <pic:cNvPr id="366505727" name="Picture 1"/>
+                    <pic:cNvPicPr>
+                      <a:picLocks noChangeAspect="1"/>
+                    </pic:cNvPicPr>
                   </pic:nvPicPr>
                   <pic:blipFill>
-                    <a:blip r:embed="rId6"/>
+                    <a:blip r:embed="rId7"/>
                     <a:stretch>
                       <a:fillRect/>
                     </a:stretch>
@@ -640,52 +406,27 @@
           <w:iCs/>
         </w:rPr>
       </w:pPr>
-      <w:proofErr w:type="gramStart"/>
       <w:r>
         <w:rPr>
           <w:i/>
           <w:iCs/>
         </w:rPr>
-        <w:t>Fig :</w:t>
-      </w:r>
-      <w:proofErr w:type="gramEnd"/>
-      <w:r>
+        <w:t>Fig : Primary device used based on gender</w:t>
+      </w:r>
+    </w:p>
+    <w:p>
+      <w:pPr>
+        <w:jc w:val="center"/>
         <w:rPr>
           <w:i/>
           <w:iCs/>
         </w:rPr>
-        <w:t xml:space="preserve"> Primary device used </w:t>
-      </w:r>
-      <w:proofErr w:type="gramStart"/>
-      <w:r>
-        <w:rPr>
-          <w:i/>
-          <w:iCs/>
-        </w:rPr>
-        <w:t>based</w:t>
-      </w:r>
-      <w:proofErr w:type="gramEnd"/>
-      <w:r>
-        <w:rPr>
-          <w:i/>
-          <w:iCs/>
-        </w:rPr>
-        <w:t xml:space="preserve"> on gender</w:t>
-      </w:r>
-    </w:p>
-    <w:p>
-      <w:pPr>
-        <w:jc w:val="center"/>
-        <w:rPr>
-          <w:i/>
-          <w:iCs/>
-        </w:rPr>
       </w:pPr>
     </w:p>
     <w:p>
       <w:r>
         <w:drawing>
-          <wp:inline distT="0" distB="0" distL="0" distR="0" wp14:anchorId="2CC0D1F0" wp14:editId="4D65817F">
+          <wp:inline distT="0" distB="0" distL="0" distR="0">
             <wp:extent cx="5570220" cy="3840480"/>
             <wp:effectExtent l="0" t="0" r="0" b="7620"/>
             <wp:docPr id="1462386280" name="Picture 1"/>
@@ -696,11 +437,13 @@
               <a:graphicData uri="http://schemas.openxmlformats.org/drawingml/2006/picture">
                 <pic:pic xmlns:pic="http://schemas.openxmlformats.org/drawingml/2006/picture">
                   <pic:nvPicPr>
-                    <pic:cNvPr id="1462386280" name=""/>
-                    <pic:cNvPicPr/>
+                    <pic:cNvPr id="1462386280" name="Picture 1"/>
+                    <pic:cNvPicPr>
+                      <a:picLocks noChangeAspect="1"/>
+                    </pic:cNvPicPr>
                   </pic:nvPicPr>
                   <pic:blipFill>
-                    <a:blip r:embed="rId7"/>
+                    <a:blip r:embed="rId8"/>
                     <a:stretch>
                       <a:fillRect/>
                     </a:stretch>
@@ -729,40 +472,30 @@
           <w:iCs/>
         </w:rPr>
       </w:pPr>
-      <w:proofErr w:type="gramStart"/>
       <w:r>
         <w:rPr>
           <w:i/>
           <w:iCs/>
         </w:rPr>
-        <w:t>Fig :</w:t>
-      </w:r>
-      <w:proofErr w:type="gramEnd"/>
-      <w:r>
+        <w:t>Fig : Age band based on locations</w:t>
+      </w:r>
+    </w:p>
+    <w:p>
+      <w:pPr>
+        <w:jc w:val="center"/>
         <w:rPr>
           <w:i/>
           <w:iCs/>
         </w:rPr>
-        <w:t xml:space="preserve"> Age band based on locations</w:t>
-      </w:r>
+      </w:pPr>
     </w:p>
     <w:p>
       <w:pPr>
         <w:jc w:val="center"/>
-        <w:rPr>
-          <w:i/>
-          <w:iCs/>
-        </w:rPr>
-      </w:pPr>
-    </w:p>
-    <w:p>
-      <w:pPr>
-        <w:jc w:val="center"/>
-      </w:pPr>
-      <w:r>
-        <w:lastRenderedPageBreak/>
+      </w:pPr>
+      <w:r>
         <w:drawing>
-          <wp:inline distT="0" distB="0" distL="0" distR="0" wp14:anchorId="79279AC4" wp14:editId="05A1EE5F">
+          <wp:inline distT="0" distB="0" distL="0" distR="0">
             <wp:extent cx="5731510" cy="3726180"/>
             <wp:effectExtent l="0" t="0" r="2540" b="7620"/>
             <wp:docPr id="822062896" name="Picture 1"/>
@@ -773,11 +506,13 @@
               <a:graphicData uri="http://schemas.openxmlformats.org/drawingml/2006/picture">
                 <pic:pic xmlns:pic="http://schemas.openxmlformats.org/drawingml/2006/picture">
                   <pic:nvPicPr>
-                    <pic:cNvPr id="822062896" name=""/>
-                    <pic:cNvPicPr/>
+                    <pic:cNvPr id="822062896" name="Picture 1"/>
+                    <pic:cNvPicPr>
+                      <a:picLocks noChangeAspect="1"/>
+                    </pic:cNvPicPr>
                   </pic:nvPicPr>
                   <pic:blipFill>
-                    <a:blip r:embed="rId8"/>
+                    <a:blip r:embed="rId9"/>
                     <a:stretch>
                       <a:fillRect/>
                     </a:stretch>
@@ -806,21 +541,12 @@
           <w:iCs/>
         </w:rPr>
       </w:pPr>
-      <w:proofErr w:type="gramStart"/>
       <w:r>
         <w:rPr>
           <w:i/>
           <w:iCs/>
         </w:rPr>
-        <w:t>Fig :</w:t>
-      </w:r>
-      <w:proofErr w:type="gramEnd"/>
-      <w:r>
-        <w:rPr>
-          <w:i/>
-          <w:iCs/>
-        </w:rPr>
-        <w:t xml:space="preserve"> High screen time based on age bands</w:t>
+        <w:t>Fig : High screen time based on age bands</w:t>
       </w:r>
     </w:p>
     <w:p>
@@ -862,25 +588,7 @@
           <w:sz w:val="24"/>
           <w:szCs w:val="24"/>
         </w:rPr>
-        <w:t xml:space="preserve">The 11–15 | Smartphone | Urban | </w:t>
-      </w:r>
-      <w:proofErr w:type="spellStart"/>
-      <w:r>
-        <w:rPr>
-          <w:rFonts w:ascii="Times New Roman" w:hAnsi="Times New Roman" w:cs="Times New Roman"/>
-          <w:sz w:val="24"/>
-          <w:szCs w:val="24"/>
-        </w:rPr>
-        <w:t>High_Screen_Time</w:t>
-      </w:r>
-      <w:proofErr w:type="spellEnd"/>
-      <w:r>
-        <w:rPr>
-          <w:rFonts w:ascii="Times New Roman" w:hAnsi="Times New Roman" w:cs="Times New Roman"/>
-          <w:sz w:val="24"/>
-          <w:szCs w:val="24"/>
-        </w:rPr>
-        <w:t xml:space="preserve"> cohort ranks among the highest average screen time — suggesting smartphone access + urban lifestyle raises exposure.</w:t>
+        <w:t>The 11–15 | Smartphone | Urban | High_Screen_Time cohort ranks among the highest average screen time — suggesting smartphone access + urban lifestyle raises exposure.</w:t>
       </w:r>
     </w:p>
     <w:p>
@@ -901,25 +609,7 @@
           <w:sz w:val="24"/>
           <w:szCs w:val="24"/>
         </w:rPr>
-        <w:t xml:space="preserve">Laptops contribute more to education-heavy screen time (higher </w:t>
-      </w:r>
-      <w:proofErr w:type="spellStart"/>
-      <w:r>
-        <w:rPr>
-          <w:rFonts w:ascii="Times New Roman" w:hAnsi="Times New Roman" w:cs="Times New Roman"/>
-          <w:sz w:val="24"/>
-          <w:szCs w:val="24"/>
-        </w:rPr>
-        <w:t>Educational_to_Recreational_Ratio</w:t>
-      </w:r>
-      <w:proofErr w:type="spellEnd"/>
-      <w:r>
-        <w:rPr>
-          <w:rFonts w:ascii="Times New Roman" w:hAnsi="Times New Roman" w:cs="Times New Roman"/>
-          <w:sz w:val="24"/>
-          <w:szCs w:val="24"/>
-        </w:rPr>
-        <w:t>) while smartphones skew recreational.</w:t>
+        <w:t>Laptops contribute more to education-heavy screen time (higher Educational_to_Recreational_Ratio) while smartphones skew recreational.</w:t>
       </w:r>
     </w:p>
     <w:p>
@@ -940,25 +630,7 @@
           <w:sz w:val="24"/>
           <w:szCs w:val="24"/>
         </w:rPr>
-        <w:t xml:space="preserve">Smartphone is the most used device contributing to high </w:t>
-      </w:r>
-      <w:proofErr w:type="spellStart"/>
-      <w:r>
-        <w:rPr>
-          <w:rFonts w:ascii="Times New Roman" w:hAnsi="Times New Roman" w:cs="Times New Roman"/>
-          <w:sz w:val="24"/>
-          <w:szCs w:val="24"/>
-        </w:rPr>
-        <w:t>screentimes</w:t>
-      </w:r>
-      <w:proofErr w:type="spellEnd"/>
-      <w:r>
-        <w:rPr>
-          <w:rFonts w:ascii="Times New Roman" w:hAnsi="Times New Roman" w:cs="Times New Roman"/>
-          <w:sz w:val="24"/>
-          <w:szCs w:val="24"/>
-        </w:rPr>
-        <w:t>.</w:t>
+        <w:t>Smartphone is the most used device contributing to high screentimes.</w:t>
       </w:r>
     </w:p>
     <w:p/>
@@ -986,7 +658,6 @@
           <w:sz w:val="36"/>
           <w:szCs w:val="36"/>
         </w:rPr>
-        <w:lastRenderedPageBreak/>
         <w:t>Week 6: Seasonal/Calendar or Habit Patterns (if applicable)</w:t>
       </w:r>
     </w:p>
@@ -1013,10 +684,10 @@
     </w:p>
     <w:p>
       <w:pPr>
-        <w:pStyle w:val="ListParagraph"/>
+        <w:pStyle w:val="29"/>
         <w:numPr>
           <w:ilvl w:val="0"/>
-          <w:numId w:val="6"/>
+          <w:numId w:val="4"/>
         </w:numPr>
         <w:rPr>
           <w:rFonts w:ascii="Times New Roman" w:hAnsi="Times New Roman" w:cs="Times New Roman"/>
@@ -1035,10 +706,10 @@
     </w:p>
     <w:p>
       <w:pPr>
-        <w:pStyle w:val="ListParagraph"/>
+        <w:pStyle w:val="29"/>
         <w:numPr>
           <w:ilvl w:val="0"/>
-          <w:numId w:val="6"/>
+          <w:numId w:val="4"/>
         </w:numPr>
         <w:rPr>
           <w:rFonts w:ascii="Times New Roman" w:hAnsi="Times New Roman" w:cs="Times New Roman"/>
@@ -1063,7 +734,6 @@
           <w:szCs w:val="24"/>
         </w:rPr>
       </w:pPr>
-      <w:proofErr w:type="gramStart"/>
       <w:r>
         <w:rPr>
           <w:rFonts w:ascii="Times New Roman" w:hAnsi="Times New Roman" w:cs="Times New Roman"/>
@@ -1074,56 +744,13 @@
         </w:rPr>
         <w:t>Imp :</w:t>
       </w:r>
-      <w:proofErr w:type="gramEnd"/>
-      <w:r>
-        <w:rPr>
-          <w:rFonts w:ascii="Times New Roman" w:hAnsi="Times New Roman" w:cs="Times New Roman"/>
-          <w:sz w:val="24"/>
-          <w:szCs w:val="24"/>
-        </w:rPr>
-        <w:t xml:space="preserve"> </w:t>
-      </w:r>
-      <w:r>
-        <w:rPr>
-          <w:rFonts w:ascii="Times New Roman" w:hAnsi="Times New Roman" w:cs="Times New Roman"/>
-          <w:sz w:val="24"/>
-          <w:szCs w:val="24"/>
-        </w:rPr>
-        <w:t>The dataset does not contain a date or time column, so calendar-based seasonality such as monthly or term-time comparisons could not be performed.</w:t>
-      </w:r>
-      <w:r>
-        <w:rPr>
-          <w:rFonts w:ascii="Times New Roman" w:hAnsi="Times New Roman" w:cs="Times New Roman"/>
-          <w:sz w:val="24"/>
-          <w:szCs w:val="24"/>
-        </w:rPr>
-        <w:t xml:space="preserve"> </w:t>
-      </w:r>
-      <w:r>
-        <w:rPr>
-          <w:rFonts w:ascii="Times New Roman" w:hAnsi="Times New Roman" w:cs="Times New Roman"/>
-          <w:sz w:val="24"/>
-          <w:szCs w:val="24"/>
-        </w:rPr>
-        <w:t xml:space="preserve">Instead, we </w:t>
-      </w:r>
-      <w:proofErr w:type="spellStart"/>
-      <w:r>
-        <w:rPr>
-          <w:rFonts w:ascii="Times New Roman" w:hAnsi="Times New Roman" w:cs="Times New Roman"/>
-          <w:sz w:val="24"/>
-          <w:szCs w:val="24"/>
-        </w:rPr>
-        <w:t>analyzed</w:t>
-      </w:r>
-      <w:proofErr w:type="spellEnd"/>
-      <w:r>
-        <w:rPr>
-          <w:rFonts w:ascii="Times New Roman" w:hAnsi="Times New Roman" w:cs="Times New Roman"/>
-          <w:sz w:val="24"/>
-          <w:szCs w:val="24"/>
-        </w:rPr>
-        <w:t xml:space="preserve"> </w:t>
+      <w:r>
+        <w:rPr>
+          <w:rFonts w:ascii="Times New Roman" w:hAnsi="Times New Roman" w:cs="Times New Roman"/>
+          <w:sz w:val="24"/>
+          <w:szCs w:val="24"/>
+        </w:rPr>
+        <w:t xml:space="preserve"> The dataset does not contain a date or time column, so calendar-based seasonality such as monthly or term-time comparisons could not be performed. Instead, we analyzed </w:t>
       </w:r>
       <w:r>
         <w:rPr>
@@ -1141,25 +768,7 @@
           <w:sz w:val="24"/>
           <w:szCs w:val="24"/>
         </w:rPr>
-        <w:t xml:space="preserve">based seasonal patterns by studying repetitive </w:t>
-      </w:r>
-      <w:proofErr w:type="spellStart"/>
-      <w:r>
-        <w:rPr>
-          <w:rFonts w:ascii="Times New Roman" w:hAnsi="Times New Roman" w:cs="Times New Roman"/>
-          <w:sz w:val="24"/>
-          <w:szCs w:val="24"/>
-        </w:rPr>
-        <w:t>behavioral</w:t>
-      </w:r>
-      <w:proofErr w:type="spellEnd"/>
-      <w:r>
-        <w:rPr>
-          <w:rFonts w:ascii="Times New Roman" w:hAnsi="Times New Roman" w:cs="Times New Roman"/>
-          <w:sz w:val="24"/>
-          <w:szCs w:val="24"/>
-        </w:rPr>
-        <w:t xml:space="preserve"> trends across demographic and device-based segments. These patterns reveal how different groups consistently behave, similar to seasonal trends.</w:t>
+        <w:t>based seasonal patterns by studying repetitive behavioral trends across demographic and device-based segments. These patterns reveal how different groups consistently behave, similar to seasonal trends.</w:t>
       </w:r>
     </w:p>
     <w:p>
@@ -1182,57 +791,37 @@
           <w:szCs w:val="28"/>
           <w:u w:val="single"/>
         </w:rPr>
-        <w:t>6.2 Methodology</w:t>
-      </w:r>
-      <w:r>
+        <w:t>6.2 Methodology:</w:t>
+      </w:r>
+    </w:p>
+    <w:p>
+      <w:pPr>
+        <w:rPr>
+          <w:rFonts w:ascii="Times New Roman" w:hAnsi="Times New Roman" w:cs="Times New Roman"/>
+          <w:sz w:val="24"/>
+          <w:szCs w:val="24"/>
+        </w:rPr>
+      </w:pPr>
+      <w:r>
+        <w:rPr>
+          <w:rFonts w:ascii="Times New Roman" w:hAnsi="Times New Roman" w:cs="Times New Roman"/>
+          <w:sz w:val="24"/>
+          <w:szCs w:val="24"/>
+        </w:rPr>
+        <w:t>Since dates are not available, we analyzed seasonal-like patterns using the following recurring segments:</w:t>
+      </w:r>
+    </w:p>
+    <w:p>
+      <w:pPr>
         <w:rPr>
           <w:rFonts w:ascii="Times New Roman" w:hAnsi="Times New Roman" w:cs="Times New Roman"/>
           <w:b/>
           <w:bCs/>
-          <w:sz w:val="28"/>
-          <w:szCs w:val="28"/>
-          <w:u w:val="single"/>
-        </w:rPr>
-        <w:t>:</w:t>
-      </w:r>
-    </w:p>
-    <w:p>
-      <w:pPr>
-        <w:rPr>
-          <w:rFonts w:ascii="Times New Roman" w:hAnsi="Times New Roman" w:cs="Times New Roman"/>
-          <w:sz w:val="24"/>
-          <w:szCs w:val="24"/>
-        </w:rPr>
-      </w:pPr>
-      <w:r>
-        <w:rPr>
-          <w:rFonts w:ascii="Times New Roman" w:hAnsi="Times New Roman" w:cs="Times New Roman"/>
-          <w:sz w:val="24"/>
-          <w:szCs w:val="24"/>
-        </w:rPr>
-        <w:t xml:space="preserve">Since dates are not available, we </w:t>
-      </w:r>
-      <w:proofErr w:type="spellStart"/>
-      <w:r>
-        <w:rPr>
-          <w:rFonts w:ascii="Times New Roman" w:hAnsi="Times New Roman" w:cs="Times New Roman"/>
-          <w:sz w:val="24"/>
-          <w:szCs w:val="24"/>
-        </w:rPr>
-        <w:t>analyzed</w:t>
-      </w:r>
-      <w:proofErr w:type="spellEnd"/>
-      <w:r>
-        <w:rPr>
-          <w:rFonts w:ascii="Times New Roman" w:hAnsi="Times New Roman" w:cs="Times New Roman"/>
-          <w:sz w:val="24"/>
-          <w:szCs w:val="24"/>
-        </w:rPr>
-        <w:t xml:space="preserve"> seasonal-like patterns using the following recurring segments:</w:t>
-      </w:r>
-    </w:p>
-    <w:p>
-      <w:pPr>
+          <w:sz w:val="24"/>
+          <w:szCs w:val="24"/>
+        </w:rPr>
+      </w:pPr>
+      <w:r>
         <w:rPr>
           <w:rFonts w:ascii="Times New Roman" w:hAnsi="Times New Roman" w:cs="Times New Roman"/>
           <w:b/>
@@ -1240,15 +829,6 @@
           <w:sz w:val="24"/>
           <w:szCs w:val="24"/>
         </w:rPr>
-      </w:pPr>
-      <w:r>
-        <w:rPr>
-          <w:rFonts w:ascii="Times New Roman" w:hAnsi="Times New Roman" w:cs="Times New Roman"/>
-          <w:b/>
-          <w:bCs/>
-          <w:sz w:val="24"/>
-          <w:szCs w:val="24"/>
-        </w:rPr>
         <w:t>1. Age-Based Habit Cycles</w:t>
       </w:r>
     </w:p>
@@ -1284,7 +864,7 @@
           <w:szCs w:val="24"/>
         </w:rPr>
         <w:drawing>
-          <wp:inline distT="0" distB="0" distL="0" distR="0" wp14:anchorId="6D8F9448" wp14:editId="79066253">
+          <wp:inline distT="0" distB="0" distL="0" distR="0">
             <wp:extent cx="5731510" cy="3459480"/>
             <wp:effectExtent l="0" t="0" r="2540" b="7620"/>
             <wp:docPr id="509802994" name="Picture 1"/>
@@ -1295,11 +875,13 @@
               <a:graphicData uri="http://schemas.openxmlformats.org/drawingml/2006/picture">
                 <pic:pic xmlns:pic="http://schemas.openxmlformats.org/drawingml/2006/picture">
                   <pic:nvPicPr>
-                    <pic:cNvPr id="509802994" name=""/>
-                    <pic:cNvPicPr/>
+                    <pic:cNvPr id="509802994" name="Picture 1"/>
+                    <pic:cNvPicPr>
+                      <a:picLocks noChangeAspect="1"/>
+                    </pic:cNvPicPr>
                   </pic:nvPicPr>
                   <pic:blipFill>
-                    <a:blip r:embed="rId9"/>
+                    <a:blip r:embed="rId10"/>
                     <a:stretch>
                       <a:fillRect/>
                     </a:stretch>
@@ -1360,10 +942,10 @@
     </w:p>
     <w:p>
       <w:pPr>
-        <w:pStyle w:val="ListParagraph"/>
+        <w:pStyle w:val="29"/>
         <w:numPr>
           <w:ilvl w:val="0"/>
-          <w:numId w:val="9"/>
+          <w:numId w:val="5"/>
         </w:numPr>
         <w:rPr>
           <w:rFonts w:ascii="Times New Roman" w:hAnsi="Times New Roman" w:cs="Times New Roman"/>
@@ -1382,10 +964,10 @@
     </w:p>
     <w:p>
       <w:pPr>
-        <w:pStyle w:val="ListParagraph"/>
+        <w:pStyle w:val="29"/>
         <w:numPr>
           <w:ilvl w:val="0"/>
-          <w:numId w:val="9"/>
+          <w:numId w:val="5"/>
         </w:numPr>
         <w:rPr>
           <w:rFonts w:ascii="Times New Roman" w:hAnsi="Times New Roman" w:cs="Times New Roman"/>
@@ -1417,10 +999,9 @@
           <w:sz w:val="24"/>
           <w:szCs w:val="24"/>
         </w:rPr>
-        <w:lastRenderedPageBreak/>
         <w:drawing>
-          <wp:inline distT="0" distB="0" distL="0" distR="0" wp14:anchorId="28C397F2" wp14:editId="72A8F8FA">
-            <wp:extent cx="5144218" cy="1981477"/>
+          <wp:inline distT="0" distB="0" distL="0" distR="0">
+            <wp:extent cx="5144135" cy="1981200"/>
             <wp:effectExtent l="0" t="0" r="0" b="0"/>
             <wp:docPr id="2052603710" name="Picture 1"/>
             <wp:cNvGraphicFramePr>
@@ -1430,11 +1011,13 @@
               <a:graphicData uri="http://schemas.openxmlformats.org/drawingml/2006/picture">
                 <pic:pic xmlns:pic="http://schemas.openxmlformats.org/drawingml/2006/picture">
                   <pic:nvPicPr>
-                    <pic:cNvPr id="2052603710" name=""/>
-                    <pic:cNvPicPr/>
+                    <pic:cNvPr id="2052603710" name="Picture 1"/>
+                    <pic:cNvPicPr>
+                      <a:picLocks noChangeAspect="1"/>
+                    </pic:cNvPicPr>
                   </pic:nvPicPr>
                   <pic:blipFill>
-                    <a:blip r:embed="rId10"/>
+                    <a:blip r:embed="rId11"/>
                     <a:stretch>
                       <a:fillRect/>
                     </a:stretch>
@@ -1473,35 +1056,13 @@
           <w:sz w:val="24"/>
           <w:szCs w:val="24"/>
         </w:rPr>
-        <w:t xml:space="preserve">3. Gender-Based </w:t>
-      </w:r>
-      <w:proofErr w:type="spellStart"/>
-      <w:r>
-        <w:rPr>
-          <w:rFonts w:ascii="Times New Roman" w:hAnsi="Times New Roman" w:cs="Times New Roman"/>
-          <w:b/>
-          <w:bCs/>
-          <w:sz w:val="24"/>
-          <w:szCs w:val="24"/>
-        </w:rPr>
-        <w:t>Behavioral</w:t>
-      </w:r>
-      <w:proofErr w:type="spellEnd"/>
-      <w:r>
-        <w:rPr>
-          <w:rFonts w:ascii="Times New Roman" w:hAnsi="Times New Roman" w:cs="Times New Roman"/>
-          <w:b/>
-          <w:bCs/>
-          <w:sz w:val="24"/>
-          <w:szCs w:val="24"/>
-        </w:rPr>
-        <w:t xml:space="preserve"> Differences</w:t>
-      </w:r>
-    </w:p>
-    <w:p>
-      <w:pPr>
-        <w:rPr>
-          <w:rFonts w:ascii="Times New Roman" w:eastAsia="Times New Roman" w:hAnsi="Times New Roman" w:cs="Times New Roman"/>
+        <w:t>3. Gender-Based Behavioral Differences</w:t>
+      </w:r>
+    </w:p>
+    <w:p>
+      <w:pPr>
+        <w:rPr>
+          <w:rFonts w:ascii="Times New Roman" w:hAnsi="Times New Roman" w:eastAsia="Times New Roman" w:cs="Times New Roman"/>
           <w:kern w:val="0"/>
           <w:sz w:val="24"/>
           <w:szCs w:val="24"/>
@@ -1519,7 +1080,7 @@
       </w:r>
       <w:r>
         <w:rPr>
-          <w:rFonts w:ascii="Times New Roman" w:eastAsia="Times New Roman" w:hAnsi="Times New Roman" w:cs="Times New Roman"/>
+          <w:rFonts w:ascii="Times New Roman" w:hAnsi="Times New Roman" w:eastAsia="Times New Roman" w:cs="Times New Roman"/>
           <w:kern w:val="0"/>
           <w:sz w:val="24"/>
           <w:szCs w:val="24"/>
@@ -1531,10 +1092,10 @@
     </w:p>
     <w:p>
       <w:pPr>
-        <w:pStyle w:val="ListParagraph"/>
+        <w:pStyle w:val="29"/>
         <w:numPr>
           <w:ilvl w:val="0"/>
-          <w:numId w:val="8"/>
+          <w:numId w:val="6"/>
         </w:numPr>
         <w:rPr>
           <w:rFonts w:ascii="Times New Roman" w:hAnsi="Times New Roman" w:cs="Times New Roman"/>
@@ -1548,23 +1109,15 @@
           <w:sz w:val="24"/>
           <w:szCs w:val="24"/>
         </w:rPr>
-        <w:t>Females may show higher communication-based screen time.</w:t>
-      </w:r>
-      <w:r>
-        <w:rPr>
-          <w:rFonts w:ascii="Times New Roman" w:hAnsi="Times New Roman" w:cs="Times New Roman"/>
-          <w:sz w:val="24"/>
-          <w:szCs w:val="24"/>
-        </w:rPr>
-        <w:t xml:space="preserve"> </w:t>
-      </w:r>
-    </w:p>
-    <w:p>
-      <w:pPr>
-        <w:pStyle w:val="ListParagraph"/>
+        <w:t xml:space="preserve">Females may show higher communication-based screen time. </w:t>
+      </w:r>
+    </w:p>
+    <w:p>
+      <w:pPr>
+        <w:pStyle w:val="29"/>
         <w:numPr>
           <w:ilvl w:val="0"/>
-          <w:numId w:val="8"/>
+          <w:numId w:val="6"/>
         </w:numPr>
         <w:rPr>
           <w:rFonts w:ascii="Times New Roman" w:hAnsi="Times New Roman" w:cs="Times New Roman"/>
@@ -1578,23 +1131,7 @@
           <w:sz w:val="24"/>
           <w:szCs w:val="24"/>
         </w:rPr>
-        <w:t>Males show higher recreational/gaming hours.</w:t>
-      </w:r>
-      <w:r>
-        <w:rPr>
-          <w:rFonts w:ascii="Times New Roman" w:hAnsi="Times New Roman" w:cs="Times New Roman"/>
-          <w:sz w:val="24"/>
-          <w:szCs w:val="24"/>
-        </w:rPr>
-        <w:t xml:space="preserve"> </w:t>
-      </w:r>
-      <w:r>
-        <w:rPr>
-          <w:rFonts w:ascii="Times New Roman" w:hAnsi="Times New Roman" w:cs="Times New Roman"/>
-          <w:sz w:val="24"/>
-          <w:szCs w:val="24"/>
-        </w:rPr>
-        <w:t>These differences appear consistently across most segments.</w:t>
+        <w:t>Males show higher recreational/gaming hours. These differences appear consistently across most segments.</w:t>
       </w:r>
     </w:p>
     <w:p>
@@ -1612,8 +1149,8 @@
           <w:szCs w:val="24"/>
         </w:rPr>
         <w:drawing>
-          <wp:inline distT="0" distB="0" distL="0" distR="0" wp14:anchorId="798572C3" wp14:editId="0F9091BD">
-            <wp:extent cx="5649113" cy="1343212"/>
+          <wp:inline distT="0" distB="0" distL="0" distR="0">
+            <wp:extent cx="5648960" cy="1343025"/>
             <wp:effectExtent l="0" t="0" r="8890" b="9525"/>
             <wp:docPr id="541118887" name="Picture 1"/>
             <wp:cNvGraphicFramePr>
@@ -1623,11 +1160,13 @@
               <a:graphicData uri="http://schemas.openxmlformats.org/drawingml/2006/picture">
                 <pic:pic xmlns:pic="http://schemas.openxmlformats.org/drawingml/2006/picture">
                   <pic:nvPicPr>
-                    <pic:cNvPr id="541118887" name=""/>
-                    <pic:cNvPicPr/>
+                    <pic:cNvPr id="541118887" name="Picture 1"/>
+                    <pic:cNvPicPr>
+                      <a:picLocks noChangeAspect="1"/>
+                    </pic:cNvPicPr>
                   </pic:nvPicPr>
                   <pic:blipFill>
-                    <a:blip r:embed="rId11"/>
+                    <a:blip r:embed="rId12"/>
                     <a:stretch>
                       <a:fillRect/>
                     </a:stretch>
@@ -1692,20 +1231,12 @@
           <w:sz w:val="24"/>
           <w:szCs w:val="24"/>
         </w:rPr>
-        <w:t>Urban users consistently exhibit higher screen usage due to device availability and network access.</w:t>
-      </w:r>
-      <w:r>
-        <w:rPr>
-          <w:rFonts w:ascii="Times New Roman" w:hAnsi="Times New Roman" w:cs="Times New Roman"/>
-          <w:sz w:val="24"/>
-          <w:szCs w:val="24"/>
-        </w:rPr>
-        <w:t xml:space="preserve"> </w:t>
-      </w:r>
-    </w:p>
-    <w:p>
-      <w:pPr>
-        <w:pStyle w:val="ListParagraph"/>
+        <w:t xml:space="preserve">Urban users consistently exhibit higher screen usage due to device availability and network access. </w:t>
+      </w:r>
+    </w:p>
+    <w:p>
+      <w:pPr>
+        <w:pStyle w:val="29"/>
         <w:numPr>
           <w:ilvl w:val="0"/>
           <w:numId w:val="7"/>
@@ -1728,7 +1259,7 @@
     </w:p>
     <w:p>
       <w:pPr>
-        <w:pStyle w:val="ListParagraph"/>
+        <w:pStyle w:val="29"/>
         <w:numPr>
           <w:ilvl w:val="0"/>
           <w:numId w:val="7"/>
@@ -1761,13 +1292,12 @@
       <w:r>
         <w:rPr>
           <w:rFonts w:ascii="Times New Roman" w:hAnsi="Times New Roman" w:cs="Times New Roman"/>
-          <w:noProof/>
           <w:sz w:val="24"/>
           <w:szCs w:val="24"/>
         </w:rPr>
         <w:drawing>
-          <wp:inline distT="0" distB="0" distL="0" distR="0" wp14:anchorId="0F30E19A" wp14:editId="4F5A5312">
-            <wp:extent cx="2905530" cy="1991003"/>
+          <wp:inline distT="0" distB="0" distL="0" distR="0">
+            <wp:extent cx="2905125" cy="1990725"/>
             <wp:effectExtent l="0" t="0" r="0" b="9525"/>
             <wp:docPr id="1577740670" name="Picture 2"/>
             <wp:cNvGraphicFramePr>
@@ -1777,11 +1307,13 @@
               <a:graphicData uri="http://schemas.openxmlformats.org/drawingml/2006/picture">
                 <pic:pic xmlns:pic="http://schemas.openxmlformats.org/drawingml/2006/picture">
                   <pic:nvPicPr>
-                    <pic:cNvPr id="1577740670" name="Picture 1577740670"/>
-                    <pic:cNvPicPr/>
+                    <pic:cNvPr id="1577740670" name="Picture 2"/>
+                    <pic:cNvPicPr>
+                      <a:picLocks noChangeAspect="1"/>
+                    </pic:cNvPicPr>
                   </pic:nvPicPr>
                   <pic:blipFill>
-                    <a:blip r:embed="rId12">
+                    <a:blip r:embed="rId13">
                       <a:extLst>
                         <a:ext uri="{28A0092B-C50C-407E-A947-70E740481C1C}">
                           <a14:useLocalDpi xmlns:a14="http://schemas.microsoft.com/office/drawing/2010/main" val="0"/>
@@ -1835,7 +1367,6 @@
           <w:sz w:val="24"/>
           <w:szCs w:val="24"/>
         </w:rPr>
-        <w:lastRenderedPageBreak/>
         <w:t>5. Cohort-Level Heatmap Patterns</w:t>
       </w:r>
     </w:p>
@@ -1867,12 +1398,11 @@
       <w:r>
         <w:rPr>
           <w:rFonts w:ascii="Times New Roman" w:hAnsi="Times New Roman" w:cs="Times New Roman"/>
-          <w:noProof/>
           <w:sz w:val="24"/>
           <w:szCs w:val="24"/>
         </w:rPr>
         <w:drawing>
-          <wp:inline distT="0" distB="0" distL="0" distR="0" wp14:anchorId="6458F880" wp14:editId="1E8C149A">
+          <wp:inline distT="0" distB="0" distL="0" distR="0">
             <wp:extent cx="5731510" cy="3807460"/>
             <wp:effectExtent l="0" t="0" r="2540" b="2540"/>
             <wp:docPr id="1642051161" name="Picture 3"/>
@@ -1883,11 +1413,13 @@
               <a:graphicData uri="http://schemas.openxmlformats.org/drawingml/2006/picture">
                 <pic:pic xmlns:pic="http://schemas.openxmlformats.org/drawingml/2006/picture">
                   <pic:nvPicPr>
-                    <pic:cNvPr id="1642051161" name="Picture 1642051161"/>
-                    <pic:cNvPicPr/>
+                    <pic:cNvPr id="1642051161" name="Picture 3"/>
+                    <pic:cNvPicPr>
+                      <a:picLocks noChangeAspect="1"/>
+                    </pic:cNvPicPr>
                   </pic:nvPicPr>
                   <pic:blipFill>
-                    <a:blip r:embed="rId13">
+                    <a:blip r:embed="rId14">
                       <a:extLst>
                         <a:ext uri="{28A0092B-C50C-407E-A947-70E740481C1C}">
                           <a14:useLocalDpi xmlns:a14="http://schemas.microsoft.com/office/drawing/2010/main" val="0"/>
@@ -1939,7 +1471,7 @@
     </w:p>
     <w:p>
       <w:pPr>
-        <w:pStyle w:val="ListParagraph"/>
+        <w:pStyle w:val="29"/>
         <w:numPr>
           <w:ilvl w:val="0"/>
           <w:numId w:val="7"/>
@@ -1961,7 +1493,7 @@
     </w:p>
     <w:p>
       <w:pPr>
-        <w:pStyle w:val="ListParagraph"/>
+        <w:pStyle w:val="29"/>
         <w:numPr>
           <w:ilvl w:val="0"/>
           <w:numId w:val="7"/>
@@ -1983,7 +1515,7 @@
     </w:p>
     <w:p>
       <w:pPr>
-        <w:pStyle w:val="ListParagraph"/>
+        <w:pStyle w:val="29"/>
         <w:numPr>
           <w:ilvl w:val="0"/>
           <w:numId w:val="7"/>
@@ -2005,7 +1537,7 @@
     </w:p>
     <w:p>
       <w:pPr>
-        <w:pStyle w:val="ListParagraph"/>
+        <w:pStyle w:val="29"/>
         <w:numPr>
           <w:ilvl w:val="0"/>
           <w:numId w:val="7"/>
@@ -2027,7 +1559,7 @@
     </w:p>
     <w:p>
       <w:pPr>
-        <w:pStyle w:val="ListParagraph"/>
+        <w:pStyle w:val="29"/>
         <w:numPr>
           <w:ilvl w:val="0"/>
           <w:numId w:val="7"/>
@@ -2049,7 +1581,7 @@
     </w:p>
     <w:p>
       <w:pPr>
-        <w:pStyle w:val="ListParagraph"/>
+        <w:pStyle w:val="29"/>
         <w:numPr>
           <w:ilvl w:val="0"/>
           <w:numId w:val="7"/>
@@ -2071,7 +1603,7 @@
     </w:p>
     <w:p>
       <w:pPr>
-        <w:pStyle w:val="ListParagraph"/>
+        <w:pStyle w:val="29"/>
         <w:numPr>
           <w:ilvl w:val="0"/>
           <w:numId w:val="7"/>
@@ -2093,7 +1625,7 @@
     </w:p>
     <w:p>
       <w:pPr>
-        <w:pStyle w:val="ListParagraph"/>
+        <w:pStyle w:val="29"/>
         <w:numPr>
           <w:ilvl w:val="0"/>
           <w:numId w:val="7"/>
@@ -2160,77 +1692,35 @@
           <w:szCs w:val="28"/>
           <w:u w:val="single"/>
         </w:rPr>
-        <w:lastRenderedPageBreak/>
-        <w:t>6.7 Conclusion</w:t>
+        <w:t>6.7 Conclusion:</w:t>
+      </w:r>
+    </w:p>
+    <w:p>
+      <w:pPr>
+        <w:rPr>
+          <w:rFonts w:ascii="Times New Roman" w:hAnsi="Times New Roman" w:cs="Times New Roman"/>
+          <w:sz w:val="24"/>
+          <w:szCs w:val="24"/>
+        </w:rPr>
+      </w:pPr>
+      <w:r>
+        <w:rPr>
+          <w:rFonts w:ascii="Times New Roman" w:hAnsi="Times New Roman" w:cs="Times New Roman"/>
+          <w:sz w:val="24"/>
+          <w:szCs w:val="24"/>
+        </w:rPr>
+        <w:t xml:space="preserve">Although the dataset lacked date or calendar fields, meaningful habit-based seasonal patterns were identified by analyzing </w:t>
       </w:r>
       <w:r>
         <w:rPr>
           <w:rFonts w:ascii="Times New Roman" w:hAnsi="Times New Roman" w:cs="Times New Roman"/>
           <w:b/>
           <w:bCs/>
-          <w:sz w:val="28"/>
-          <w:szCs w:val="28"/>
-          <w:u w:val="single"/>
-        </w:rPr>
-        <w:t>:</w:t>
-      </w:r>
-    </w:p>
-    <w:p>
-      <w:pPr>
-        <w:rPr>
-          <w:rFonts w:ascii="Times New Roman" w:hAnsi="Times New Roman" w:cs="Times New Roman"/>
-          <w:sz w:val="24"/>
-          <w:szCs w:val="24"/>
-        </w:rPr>
-      </w:pPr>
-      <w:r>
-        <w:rPr>
-          <w:rFonts w:ascii="Times New Roman" w:hAnsi="Times New Roman" w:cs="Times New Roman"/>
-          <w:sz w:val="24"/>
-          <w:szCs w:val="24"/>
-        </w:rPr>
-        <w:t xml:space="preserve">Although the dataset lacked date or calendar fields, meaningful habit-based seasonal patterns were identified by </w:t>
-      </w:r>
-      <w:proofErr w:type="spellStart"/>
-      <w:r>
-        <w:rPr>
-          <w:rFonts w:ascii="Times New Roman" w:hAnsi="Times New Roman" w:cs="Times New Roman"/>
-          <w:sz w:val="24"/>
-          <w:szCs w:val="24"/>
-        </w:rPr>
-        <w:t>analyzing</w:t>
-      </w:r>
-      <w:proofErr w:type="spellEnd"/>
-      <w:r>
-        <w:rPr>
-          <w:rFonts w:ascii="Times New Roman" w:hAnsi="Times New Roman" w:cs="Times New Roman"/>
-          <w:sz w:val="24"/>
-          <w:szCs w:val="24"/>
-        </w:rPr>
-        <w:t xml:space="preserve"> </w:t>
-      </w:r>
-      <w:r>
-        <w:rPr>
-          <w:rFonts w:ascii="Times New Roman" w:hAnsi="Times New Roman" w:cs="Times New Roman"/>
-          <w:b/>
-          <w:bCs/>
-          <w:sz w:val="24"/>
-          <w:szCs w:val="24"/>
-        </w:rPr>
-        <w:t xml:space="preserve">recurring demographic and device-related </w:t>
-      </w:r>
-      <w:proofErr w:type="spellStart"/>
-      <w:r>
-        <w:rPr>
-          <w:rFonts w:ascii="Times New Roman" w:hAnsi="Times New Roman" w:cs="Times New Roman"/>
-          <w:b/>
-          <w:bCs/>
-          <w:sz w:val="24"/>
-          <w:szCs w:val="24"/>
-        </w:rPr>
-        <w:t>behaviors</w:t>
-      </w:r>
-      <w:proofErr w:type="spellEnd"/>
+          <w:sz w:val="24"/>
+          <w:szCs w:val="24"/>
+        </w:rPr>
+        <w:t>recurring demographic and device-related behaviors</w:t>
+      </w:r>
       <w:r>
         <w:rPr>
           <w:rFonts w:ascii="Times New Roman" w:hAnsi="Times New Roman" w:cs="Times New Roman"/>
@@ -2245,7 +1735,14 @@
           <w:sz w:val="24"/>
           <w:szCs w:val="24"/>
         </w:rPr>
-        <w:br/>
+        <w:br w:type="textWrapping"/>
+      </w:r>
+      <w:r>
+        <w:rPr>
+          <w:rFonts w:ascii="Times New Roman" w:hAnsi="Times New Roman" w:cs="Times New Roman"/>
+          <w:sz w:val="24"/>
+          <w:szCs w:val="24"/>
+        </w:rPr>
         <w:t>This approach serves as an effective alternative to classical seasonal analysis and provides deep insights into how children’s screen-time habits evolve across age, device preference, gender, and location.</w:t>
       </w:r>
     </w:p>
@@ -2263,378 +1760,259 @@
           <w:sz w:val="24"/>
           <w:szCs w:val="24"/>
         </w:rPr>
-        <w:t xml:space="preserve">Done </w:t>
-      </w:r>
-      <w:proofErr w:type="gramStart"/>
-      <w:r>
-        <w:rPr>
-          <w:rFonts w:ascii="Times New Roman" w:hAnsi="Times New Roman" w:cs="Times New Roman"/>
-          <w:sz w:val="24"/>
-          <w:szCs w:val="24"/>
-        </w:rPr>
-        <w:t>by :</w:t>
-      </w:r>
-      <w:proofErr w:type="gramEnd"/>
-    </w:p>
-    <w:p>
-      <w:pPr>
-        <w:rPr>
-          <w:rFonts w:ascii="Times New Roman" w:hAnsi="Times New Roman" w:cs="Times New Roman"/>
-          <w:sz w:val="24"/>
-          <w:szCs w:val="24"/>
-        </w:rPr>
-      </w:pPr>
-      <w:proofErr w:type="gramStart"/>
-      <w:r>
-        <w:rPr>
-          <w:rFonts w:ascii="Times New Roman" w:hAnsi="Times New Roman" w:cs="Times New Roman"/>
-          <w:sz w:val="24"/>
-          <w:szCs w:val="24"/>
-        </w:rPr>
-        <w:t>Name :</w:t>
-      </w:r>
-      <w:proofErr w:type="gramEnd"/>
-      <w:r>
-        <w:rPr>
-          <w:rFonts w:ascii="Times New Roman" w:hAnsi="Times New Roman" w:cs="Times New Roman"/>
-          <w:sz w:val="24"/>
-          <w:szCs w:val="24"/>
-        </w:rPr>
-        <w:t xml:space="preserve"> </w:t>
-      </w:r>
-      <w:proofErr w:type="spellStart"/>
-      <w:r>
-        <w:rPr>
-          <w:rFonts w:ascii="Times New Roman" w:hAnsi="Times New Roman" w:cs="Times New Roman"/>
-          <w:sz w:val="24"/>
-          <w:szCs w:val="24"/>
-        </w:rPr>
-        <w:t>Devarasi</w:t>
-      </w:r>
-      <w:proofErr w:type="spellEnd"/>
-      <w:r>
-        <w:rPr>
-          <w:rFonts w:ascii="Times New Roman" w:hAnsi="Times New Roman" w:cs="Times New Roman"/>
-          <w:sz w:val="24"/>
-          <w:szCs w:val="24"/>
-        </w:rPr>
-        <w:t xml:space="preserve"> Bhavani</w:t>
-      </w:r>
-    </w:p>
-    <w:p>
-      <w:pPr>
-        <w:rPr>
-          <w:rFonts w:ascii="Times New Roman" w:hAnsi="Times New Roman" w:cs="Times New Roman"/>
-          <w:sz w:val="24"/>
-          <w:szCs w:val="24"/>
-        </w:rPr>
-      </w:pPr>
-      <w:r>
-        <w:rPr>
-          <w:rFonts w:ascii="Times New Roman" w:hAnsi="Times New Roman" w:cs="Times New Roman"/>
-          <w:sz w:val="24"/>
-          <w:szCs w:val="24"/>
-        </w:rPr>
-        <w:t xml:space="preserve">Email </w:t>
-      </w:r>
-      <w:proofErr w:type="gramStart"/>
-      <w:r>
-        <w:rPr>
-          <w:rFonts w:ascii="Times New Roman" w:hAnsi="Times New Roman" w:cs="Times New Roman"/>
-          <w:sz w:val="24"/>
-          <w:szCs w:val="24"/>
-        </w:rPr>
-        <w:t>Id :</w:t>
-      </w:r>
-      <w:proofErr w:type="gramEnd"/>
-      <w:r>
-        <w:rPr>
-          <w:rFonts w:ascii="Times New Roman" w:hAnsi="Times New Roman" w:cs="Times New Roman"/>
-          <w:sz w:val="24"/>
-          <w:szCs w:val="24"/>
-        </w:rPr>
-        <w:t xml:space="preserve"> devarasibhavani@gmail.com</w:t>
+        <w:t>Done by :</w:t>
+      </w:r>
+    </w:p>
+    <w:p>
+      <w:pPr>
+        <w:rPr>
+          <w:rFonts w:ascii="Times New Roman" w:hAnsi="Times New Roman" w:cs="Times New Roman"/>
+          <w:sz w:val="24"/>
+          <w:szCs w:val="24"/>
+        </w:rPr>
+      </w:pPr>
+      <w:r>
+        <w:rPr>
+          <w:rFonts w:ascii="Times New Roman" w:hAnsi="Times New Roman" w:cs="Times New Roman"/>
+          <w:sz w:val="24"/>
+          <w:szCs w:val="24"/>
+        </w:rPr>
+        <w:t>Name : Devarasi Bhavani</w:t>
+      </w:r>
+    </w:p>
+    <w:p>
+      <w:pPr>
+        <w:rPr>
+          <w:rFonts w:ascii="Times New Roman" w:hAnsi="Times New Roman" w:cs="Times New Roman"/>
+          <w:sz w:val="24"/>
+          <w:szCs w:val="24"/>
+        </w:rPr>
+      </w:pPr>
+      <w:r>
+        <w:rPr>
+          <w:rFonts w:ascii="Times New Roman" w:hAnsi="Times New Roman" w:cs="Times New Roman"/>
+          <w:sz w:val="24"/>
+          <w:szCs w:val="24"/>
+        </w:rPr>
+        <w:t>Email Id : devarasibhavani@gmail.com</w:t>
       </w:r>
     </w:p>
     <w:sectPr>
       <w:pgSz w:w="11906" w:h="16838"/>
       <w:pgMar w:top="1440" w:right="1440" w:bottom="1440" w:left="1440" w:header="708" w:footer="708" w:gutter="0"/>
-      <w:cols w:space="708"/>
-      <w:docGrid w:linePitch="360"/>
+      <w:cols w:space="708" w:num="1"/>
+      <w:docGrid w:linePitch="360" w:charSpace="0"/>
     </w:sectPr>
   </w:body>
 </w:document>
 </file>
 
+<file path=word/endnotes.xml><?xml version="1.0" encoding="utf-8"?>
+<w:endnotes xmlns:wpc="http://schemas.microsoft.com/office/word/2010/wordprocessingCanvas" xmlns:mc="http://schemas.openxmlformats.org/markup-compatibility/2006" xmlns:o="urn:schemas-microsoft-com:office:office" xmlns:r="http://schemas.openxmlformats.org/officeDocument/2006/relationships" xmlns:m="http://schemas.openxmlformats.org/officeDocument/2006/math" xmlns:v="urn:schemas-microsoft-com:vml" xmlns:wp14="http://schemas.microsoft.com/office/word/2010/wordprocessingDrawing" xmlns:wp="http://schemas.openxmlformats.org/drawingml/2006/wordprocessingDrawing" xmlns:w="http://schemas.openxmlformats.org/wordprocessingml/2006/main" xmlns:w14="http://schemas.microsoft.com/office/word/2010/wordml" xmlns:w15="http://schemas.microsoft.com/office/word/2012/wordml" xmlns:w10="urn:schemas-microsoft-com:office:word" xmlns:wpg="http://schemas.microsoft.com/office/word/2010/wordprocessingGroup" xmlns:wpi="http://schemas.microsoft.com/office/word/2010/wordprocessingInk" xmlns:wne="http://schemas.microsoft.com/office/word/2006/wordml" xmlns:wps="http://schemas.microsoft.com/office/word/2010/wordprocessingShape" xmlns:wpsCustomData="http://www.wps.cn/officeDocument/2013/wpsCustomData" mc:Ignorable="w14 w15 wp14">
+  <w:endnote w:type="separator" w:id="0">
+    <w:p>
+      <w:pPr>
+        <w:spacing w:line="240" w:lineRule="auto"/>
+      </w:pPr>
+      <w:r>
+        <w:separator/>
+      </w:r>
+    </w:p>
+  </w:endnote>
+  <w:endnote w:type="continuationSeparator" w:id="1">
+    <w:p>
+      <w:pPr>
+        <w:spacing w:line="240" w:lineRule="auto"/>
+      </w:pPr>
+      <w:r>
+        <w:continuationSeparator/>
+      </w:r>
+    </w:p>
+  </w:endnote>
+</w:endnotes>
+</file>
+
+<file path=word/footnotes.xml><?xml version="1.0" encoding="utf-8"?>
+<w:footnotes xmlns:wpc="http://schemas.microsoft.com/office/word/2010/wordprocessingCanvas" xmlns:mc="http://schemas.openxmlformats.org/markup-compatibility/2006" xmlns:o="urn:schemas-microsoft-com:office:office" xmlns:r="http://schemas.openxmlformats.org/officeDocument/2006/relationships" xmlns:m="http://schemas.openxmlformats.org/officeDocument/2006/math" xmlns:v="urn:schemas-microsoft-com:vml" xmlns:wp14="http://schemas.microsoft.com/office/word/2010/wordprocessingDrawing" xmlns:wp="http://schemas.openxmlformats.org/drawingml/2006/wordprocessingDrawing" xmlns:w="http://schemas.openxmlformats.org/wordprocessingml/2006/main" xmlns:w14="http://schemas.microsoft.com/office/word/2010/wordml" xmlns:w15="http://schemas.microsoft.com/office/word/2012/wordml" xmlns:w10="urn:schemas-microsoft-com:office:word" xmlns:wpg="http://schemas.microsoft.com/office/word/2010/wordprocessingGroup" xmlns:wpi="http://schemas.microsoft.com/office/word/2010/wordprocessingInk" xmlns:wne="http://schemas.microsoft.com/office/word/2006/wordml" xmlns:wps="http://schemas.microsoft.com/office/word/2010/wordprocessingShape" xmlns:wpsCustomData="http://www.wps.cn/officeDocument/2013/wpsCustomData" mc:Ignorable="w14 w15 wp14">
+  <w:footnote w:type="separator" w:id="0">
+    <w:p>
+      <w:pPr>
+        <w:spacing w:before="0" w:after="0" w:line="259" w:lineRule="auto"/>
+      </w:pPr>
+      <w:r>
+        <w:separator/>
+      </w:r>
+    </w:p>
+  </w:footnote>
+  <w:footnote w:type="continuationSeparator" w:id="1">
+    <w:p>
+      <w:pPr>
+        <w:spacing w:before="0" w:after="0" w:line="259" w:lineRule="auto"/>
+      </w:pPr>
+      <w:r>
+        <w:continuationSeparator/>
+      </w:r>
+    </w:p>
+  </w:footnote>
+</w:footnotes>
+</file>
+
 <file path=word/numbering.xml><?xml version="1.0" encoding="utf-8"?>
-<w:numbering xmlns:wpc="http://schemas.microsoft.com/office/word/2010/wordprocessingCanvas" xmlns:cx="http://schemas.microsoft.com/office/drawing/2014/chartex" xmlns:cx1="http://schemas.microsoft.com/office/drawing/2015/9/8/chartex" xmlns:cx2="http://schemas.microsoft.com/office/drawing/2015/10/21/chartex" xmlns:cx3="http://schemas.microsoft.com/office/drawing/2016/5/9/chartex" xmlns:cx4="http://schemas.microsoft.com/office/drawing/2016/5/10/chartex" xmlns:cx5="http://schemas.microsoft.com/office/drawing/2016/5/11/chartex" xmlns:cx6="http://schemas.microsoft.com/office/drawing/2016/5/12/chartex" xmlns:cx7="http://schemas.microsoft.com/office/drawing/2016/5/13/chartex" xmlns:cx8="http://schemas.microsoft.com/office/drawing/2016/5/14/chartex" xmlns:mc="http://schemas.openxmlformats.org/markup-compatibility/2006" xmlns:aink="http://schemas.microsoft.com/office/drawing/2016/ink" xmlns:am3d="http://schemas.microsoft.com/office/drawing/2017/model3d" xmlns:o="urn:schemas-microsoft-com:office:office" xmlns:oel="http://schemas.microsoft.com/office/2019/extlst" xmlns:r="http://schemas.openxmlformats.org/officeDocument/2006/relationships" xmlns:m="http://schemas.openxmlformats.org/officeDocument/2006/math" xmlns:v="urn:schemas-microsoft-com:vml" xmlns:wp14="http://schemas.microsoft.com/office/word/2010/wordprocessingDrawing" xmlns:wp="http://schemas.openxmlformats.org/drawingml/2006/wordprocessingDrawing" xmlns:w10="urn:schemas-microsoft-com:office:word" xmlns:w="http://schemas.openxmlformats.org/wordprocessingml/2006/main" xmlns:w14="http://schemas.microsoft.com/office/word/2010/wordml" xmlns:w15="http://schemas.microsoft.com/office/word/2012/wordml" xmlns:w16cex="http://schemas.microsoft.com/office/word/2018/wordml/cex" xmlns:w16cid="http://schemas.microsoft.com/office/word/2016/wordml/cid" xmlns:w16="http://schemas.microsoft.com/office/word/2018/wordml" xmlns:w16du="http://schemas.microsoft.com/office/word/2023/wordml/word16du" xmlns:w16sdtdh="http://schemas.microsoft.com/office/word/2020/wordml/sdtdatahash" xmlns:w16sdtfl="http://schemas.microsoft.com/office/word/2024/wordml/sdtformatlock" xmlns:w16se="http://schemas.microsoft.com/office/word/2015/wordml/symex" xmlns:wpg="http://schemas.microsoft.com/office/word/2010/wordprocessingGroup" xmlns:wpi="http://schemas.microsoft.com/office/word/2010/wordprocessingInk" xmlns:wne="http://schemas.microsoft.com/office/word/2006/wordml" xmlns:wps="http://schemas.microsoft.com/office/word/2010/wordprocessingShape" mc:Ignorable="w14 w15 w16se w16cid w16 w16cex w16sdtdh w16sdtfl w16du wp14">
-  <w:abstractNum w:abstractNumId="0" w15:restartNumberingAfterBreak="0">
-    <w:nsid w:val="10BE02DC"/>
-    <w:multiLevelType w:val="hybridMultilevel"/>
-    <w:tmpl w:val="E572C6F2"/>
-    <w:lvl w:ilvl="0" w:tplc="40090001">
+<w:numbering xmlns:wpc="http://schemas.microsoft.com/office/word/2010/wordprocessingCanvas" xmlns:mc="http://schemas.openxmlformats.org/markup-compatibility/2006" xmlns:o="urn:schemas-microsoft-com:office:office" xmlns:r="http://schemas.openxmlformats.org/officeDocument/2006/relationships" xmlns:m="http://schemas.openxmlformats.org/officeDocument/2006/math" xmlns:v="urn:schemas-microsoft-com:vml" xmlns:wp14="http://schemas.microsoft.com/office/word/2010/wordprocessingDrawing" xmlns:wp="http://schemas.openxmlformats.org/drawingml/2006/wordprocessingDrawing" xmlns:w10="urn:schemas-microsoft-com:office:word" xmlns:w="http://schemas.openxmlformats.org/wordprocessingml/2006/main" xmlns:w14="http://schemas.microsoft.com/office/word/2010/wordml" xmlns:wpg="http://schemas.microsoft.com/office/word/2010/wordprocessingGroup" xmlns:wpi="http://schemas.microsoft.com/office/word/2010/wordprocessingInk" xmlns:wne="http://schemas.microsoft.com/office/word/2006/wordml" xmlns:wps="http://schemas.microsoft.com/office/word/2010/wordprocessingShape" xmlns:wpsCustomData="http://www.wps.cn/officeDocument/2013/wpsCustomData" mc:Ignorable="w14 wp14">
+  <w:abstractNum w:abstractNumId="0">
+    <w:nsid w:val="420D38E1"/>
+    <w:multiLevelType w:val="multilevel"/>
+    <w:tmpl w:val="420D38E1"/>
+    <w:lvl w:ilvl="0" w:tentative="0">
       <w:start w:val="1"/>
       <w:numFmt w:val="bullet"/>
       <w:lvlText w:val=""/>
       <w:lvlJc w:val="left"/>
       <w:pPr>
-        <w:ind w:left="720" w:hanging="360"/>
-      </w:pPr>
-      <w:rPr>
-        <w:rFonts w:ascii="Symbol" w:hAnsi="Symbol" w:hint="default"/>
-      </w:rPr>
-    </w:lvl>
-    <w:lvl w:ilvl="1" w:tplc="40090003" w:tentative="1">
-      <w:start w:val="1"/>
-      <w:numFmt w:val="bullet"/>
-      <w:lvlText w:val="o"/>
-      <w:lvlJc w:val="left"/>
-      <w:pPr>
-        <w:ind w:left="1440" w:hanging="360"/>
-      </w:pPr>
-      <w:rPr>
-        <w:rFonts w:ascii="Courier New" w:hAnsi="Courier New" w:cs="Courier New" w:hint="default"/>
-      </w:rPr>
-    </w:lvl>
-    <w:lvl w:ilvl="2" w:tplc="40090005" w:tentative="1">
-      <w:start w:val="1"/>
-      <w:numFmt w:val="bullet"/>
-      <w:lvlText w:val=""/>
-      <w:lvlJc w:val="left"/>
-      <w:pPr>
-        <w:ind w:left="2160" w:hanging="360"/>
-      </w:pPr>
-      <w:rPr>
-        <w:rFonts w:ascii="Wingdings" w:hAnsi="Wingdings" w:hint="default"/>
-      </w:rPr>
-    </w:lvl>
-    <w:lvl w:ilvl="3" w:tplc="40090001" w:tentative="1">
-      <w:start w:val="1"/>
-      <w:numFmt w:val="bullet"/>
-      <w:lvlText w:val=""/>
-      <w:lvlJc w:val="left"/>
-      <w:pPr>
-        <w:ind w:left="2880" w:hanging="360"/>
-      </w:pPr>
-      <w:rPr>
-        <w:rFonts w:ascii="Symbol" w:hAnsi="Symbol" w:hint="default"/>
-      </w:rPr>
-    </w:lvl>
-    <w:lvl w:ilvl="4" w:tplc="40090003" w:tentative="1">
-      <w:start w:val="1"/>
-      <w:numFmt w:val="bullet"/>
-      <w:lvlText w:val="o"/>
-      <w:lvlJc w:val="left"/>
-      <w:pPr>
-        <w:ind w:left="3600" w:hanging="360"/>
-      </w:pPr>
-      <w:rPr>
-        <w:rFonts w:ascii="Courier New" w:hAnsi="Courier New" w:cs="Courier New" w:hint="default"/>
-      </w:rPr>
-    </w:lvl>
-    <w:lvl w:ilvl="5" w:tplc="40090005" w:tentative="1">
-      <w:start w:val="1"/>
-      <w:numFmt w:val="bullet"/>
-      <w:lvlText w:val=""/>
-      <w:lvlJc w:val="left"/>
-      <w:pPr>
-        <w:ind w:left="4320" w:hanging="360"/>
-      </w:pPr>
-      <w:rPr>
-        <w:rFonts w:ascii="Wingdings" w:hAnsi="Wingdings" w:hint="default"/>
-      </w:rPr>
-    </w:lvl>
-    <w:lvl w:ilvl="6" w:tplc="40090001" w:tentative="1">
-      <w:start w:val="1"/>
-      <w:numFmt w:val="bullet"/>
-      <w:lvlText w:val=""/>
-      <w:lvlJc w:val="left"/>
-      <w:pPr>
-        <w:ind w:left="5040" w:hanging="360"/>
-      </w:pPr>
-      <w:rPr>
-        <w:rFonts w:ascii="Symbol" w:hAnsi="Symbol" w:hint="default"/>
-      </w:rPr>
-    </w:lvl>
-    <w:lvl w:ilvl="7" w:tplc="40090003" w:tentative="1">
-      <w:start w:val="1"/>
-      <w:numFmt w:val="bullet"/>
-      <w:lvlText w:val="o"/>
-      <w:lvlJc w:val="left"/>
-      <w:pPr>
-        <w:ind w:left="5760" w:hanging="360"/>
-      </w:pPr>
-      <w:rPr>
-        <w:rFonts w:ascii="Courier New" w:hAnsi="Courier New" w:cs="Courier New" w:hint="default"/>
-      </w:rPr>
-    </w:lvl>
-    <w:lvl w:ilvl="8" w:tplc="40090005" w:tentative="1">
-      <w:start w:val="1"/>
-      <w:numFmt w:val="bullet"/>
-      <w:lvlText w:val=""/>
-      <w:lvlJc w:val="left"/>
-      <w:pPr>
-        <w:ind w:left="6480" w:hanging="360"/>
-      </w:pPr>
-      <w:rPr>
-        <w:rFonts w:ascii="Wingdings" w:hAnsi="Wingdings" w:hint="default"/>
-      </w:rPr>
-    </w:lvl>
-  </w:abstractNum>
-  <w:abstractNum w:abstractNumId="1" w15:restartNumberingAfterBreak="0">
-    <w:nsid w:val="1FAD6679"/>
-    <w:multiLevelType w:val="multilevel"/>
-    <w:tmpl w:val="E0665CDC"/>
-    <w:lvl w:ilvl="0">
-      <w:start w:val="1"/>
-      <w:numFmt w:val="bullet"/>
-      <w:lvlText w:val=""/>
-      <w:lvlJc w:val="left"/>
-      <w:pPr>
         <w:tabs>
-          <w:tab w:val="num" w:pos="720"/>
+          <w:tab w:val="left" w:pos="720"/>
         </w:tabs>
         <w:ind w:left="720" w:hanging="360"/>
       </w:pPr>
       <w:rPr>
-        <w:rFonts w:ascii="Symbol" w:hAnsi="Symbol" w:hint="default"/>
+        <w:rFonts w:hint="default" w:ascii="Symbol" w:hAnsi="Symbol"/>
         <w:sz w:val="20"/>
       </w:rPr>
     </w:lvl>
-    <w:lvl w:ilvl="1" w:tentative="1">
+    <w:lvl w:ilvl="1" w:tentative="0">
       <w:start w:val="1"/>
       <w:numFmt w:val="bullet"/>
       <w:lvlText w:val="o"/>
       <w:lvlJc w:val="left"/>
       <w:pPr>
         <w:tabs>
-          <w:tab w:val="num" w:pos="1440"/>
+          <w:tab w:val="left" w:pos="1440"/>
         </w:tabs>
         <w:ind w:left="1440" w:hanging="360"/>
       </w:pPr>
       <w:rPr>
-        <w:rFonts w:ascii="Courier New" w:hAnsi="Courier New" w:hint="default"/>
+        <w:rFonts w:hint="default" w:ascii="Courier New" w:hAnsi="Courier New"/>
         <w:sz w:val="20"/>
       </w:rPr>
     </w:lvl>
-    <w:lvl w:ilvl="2" w:tentative="1">
+    <w:lvl w:ilvl="2" w:tentative="0">
       <w:start w:val="1"/>
       <w:numFmt w:val="bullet"/>
       <w:lvlText w:val=""/>
       <w:lvlJc w:val="left"/>
       <w:pPr>
         <w:tabs>
-          <w:tab w:val="num" w:pos="2160"/>
+          <w:tab w:val="left" w:pos="2160"/>
         </w:tabs>
         <w:ind w:left="2160" w:hanging="360"/>
       </w:pPr>
       <w:rPr>
-        <w:rFonts w:ascii="Wingdings" w:hAnsi="Wingdings" w:hint="default"/>
+        <w:rFonts w:hint="default" w:ascii="Wingdings" w:hAnsi="Wingdings"/>
         <w:sz w:val="20"/>
       </w:rPr>
     </w:lvl>
-    <w:lvl w:ilvl="3" w:tentative="1">
+    <w:lvl w:ilvl="3" w:tentative="0">
       <w:start w:val="1"/>
       <w:numFmt w:val="bullet"/>
       <w:lvlText w:val=""/>
       <w:lvlJc w:val="left"/>
       <w:pPr>
         <w:tabs>
-          <w:tab w:val="num" w:pos="2880"/>
+          <w:tab w:val="left" w:pos="2880"/>
         </w:tabs>
         <w:ind w:left="2880" w:hanging="360"/>
       </w:pPr>
       <w:rPr>
-        <w:rFonts w:ascii="Wingdings" w:hAnsi="Wingdings" w:hint="default"/>
+        <w:rFonts w:hint="default" w:ascii="Wingdings" w:hAnsi="Wingdings"/>
         <w:sz w:val="20"/>
       </w:rPr>
     </w:lvl>
-    <w:lvl w:ilvl="4" w:tentative="1">
+    <w:lvl w:ilvl="4" w:tentative="0">
       <w:start w:val="1"/>
       <w:numFmt w:val="bullet"/>
       <w:lvlText w:val=""/>
       <w:lvlJc w:val="left"/>
       <w:pPr>
         <w:tabs>
-          <w:tab w:val="num" w:pos="3600"/>
+          <w:tab w:val="left" w:pos="3600"/>
         </w:tabs>
         <w:ind w:left="3600" w:hanging="360"/>
       </w:pPr>
       <w:rPr>
-        <w:rFonts w:ascii="Wingdings" w:hAnsi="Wingdings" w:hint="default"/>
+        <w:rFonts w:hint="default" w:ascii="Wingdings" w:hAnsi="Wingdings"/>
         <w:sz w:val="20"/>
       </w:rPr>
     </w:lvl>
-    <w:lvl w:ilvl="5" w:tentative="1">
+    <w:lvl w:ilvl="5" w:tentative="0">
       <w:start w:val="1"/>
       <w:numFmt w:val="bullet"/>
       <w:lvlText w:val=""/>
       <w:lvlJc w:val="left"/>
       <w:pPr>
         <w:tabs>
-          <w:tab w:val="num" w:pos="4320"/>
+          <w:tab w:val="left" w:pos="4320"/>
         </w:tabs>
         <w:ind w:left="4320" w:hanging="360"/>
       </w:pPr>
       <w:rPr>
-        <w:rFonts w:ascii="Wingdings" w:hAnsi="Wingdings" w:hint="default"/>
+        <w:rFonts w:hint="default" w:ascii="Wingdings" w:hAnsi="Wingdings"/>
         <w:sz w:val="20"/>
       </w:rPr>
     </w:lvl>
-    <w:lvl w:ilvl="6" w:tentative="1">
+    <w:lvl w:ilvl="6" w:tentative="0">
       <w:start w:val="1"/>
       <w:numFmt w:val="bullet"/>
       <w:lvlText w:val=""/>
       <w:lvlJc w:val="left"/>
       <w:pPr>
         <w:tabs>
-          <w:tab w:val="num" w:pos="5040"/>
+          <w:tab w:val="left" w:pos="5040"/>
         </w:tabs>
         <w:ind w:left="5040" w:hanging="360"/>
       </w:pPr>
       <w:rPr>
-        <w:rFonts w:ascii="Wingdings" w:hAnsi="Wingdings" w:hint="default"/>
+        <w:rFonts w:hint="default" w:ascii="Wingdings" w:hAnsi="Wingdings"/>
         <w:sz w:val="20"/>
       </w:rPr>
     </w:lvl>
-    <w:lvl w:ilvl="7" w:tentative="1">
+    <w:lvl w:ilvl="7" w:tentative="0">
       <w:start w:val="1"/>
       <w:numFmt w:val="bullet"/>
       <w:lvlText w:val=""/>
       <w:lvlJc w:val="left"/>
       <w:pPr>
         <w:tabs>
-          <w:tab w:val="num" w:pos="5760"/>
+          <w:tab w:val="left" w:pos="5760"/>
         </w:tabs>
         <w:ind w:left="5760" w:hanging="360"/>
       </w:pPr>
       <w:rPr>
-        <w:rFonts w:ascii="Wingdings" w:hAnsi="Wingdings" w:hint="default"/>
+        <w:rFonts w:hint="default" w:ascii="Wingdings" w:hAnsi="Wingdings"/>
         <w:sz w:val="20"/>
       </w:rPr>
     </w:lvl>
-    <w:lvl w:ilvl="8" w:tentative="1">
+    <w:lvl w:ilvl="8" w:tentative="0">
       <w:start w:val="1"/>
       <w:numFmt w:val="bullet"/>
       <w:lvlText w:val=""/>
       <w:lvlJc w:val="left"/>
       <w:pPr>
         <w:tabs>
-          <w:tab w:val="num" w:pos="6480"/>
+          <w:tab w:val="left" w:pos="6480"/>
         </w:tabs>
         <w:ind w:left="6480" w:hanging="360"/>
       </w:pPr>
       <w:rPr>
-        <w:rFonts w:ascii="Wingdings" w:hAnsi="Wingdings" w:hint="default"/>
+        <w:rFonts w:hint="default" w:ascii="Wingdings" w:hAnsi="Wingdings"/>
         <w:sz w:val="20"/>
       </w:rPr>
     </w:lvl>
   </w:abstractNum>
-  <w:abstractNum w:abstractNumId="2" w15:restartNumberingAfterBreak="0">
-    <w:nsid w:val="2A3E4224"/>
-    <w:multiLevelType w:val="hybridMultilevel"/>
-    <w:tmpl w:val="1C44B6C2"/>
-    <w:lvl w:ilvl="0" w:tplc="40090001">
+  <w:abstractNum w:abstractNumId="1">
+    <w:nsid w:val="43572AD7"/>
+    <w:multiLevelType w:val="multilevel"/>
+    <w:tmpl w:val="43572AD7"/>
+    <w:lvl w:ilvl="0" w:tentative="0">
       <w:start w:val="1"/>
       <w:numFmt w:val="bullet"/>
       <w:lvlText w:val=""/>
@@ -2643,10 +2021,10 @@
         <w:ind w:left="720" w:hanging="360"/>
       </w:pPr>
       <w:rPr>
-        <w:rFonts w:ascii="Symbol" w:hAnsi="Symbol" w:hint="default"/>
-      </w:rPr>
-    </w:lvl>
-    <w:lvl w:ilvl="1" w:tplc="40090003" w:tentative="1">
+        <w:rFonts w:hint="default" w:ascii="Symbol" w:hAnsi="Symbol"/>
+      </w:rPr>
+    </w:lvl>
+    <w:lvl w:ilvl="1" w:tentative="0">
       <w:start w:val="1"/>
       <w:numFmt w:val="bullet"/>
       <w:lvlText w:val="o"/>
@@ -2655,10 +2033,10 @@
         <w:ind w:left="1440" w:hanging="360"/>
       </w:pPr>
       <w:rPr>
-        <w:rFonts w:ascii="Courier New" w:hAnsi="Courier New" w:cs="Courier New" w:hint="default"/>
-      </w:rPr>
-    </w:lvl>
-    <w:lvl w:ilvl="2" w:tplc="40090005" w:tentative="1">
+        <w:rFonts w:hint="default" w:ascii="Courier New" w:hAnsi="Courier New" w:cs="Courier New"/>
+      </w:rPr>
+    </w:lvl>
+    <w:lvl w:ilvl="2" w:tentative="0">
       <w:start w:val="1"/>
       <w:numFmt w:val="bullet"/>
       <w:lvlText w:val=""/>
@@ -2667,10 +2045,10 @@
         <w:ind w:left="2160" w:hanging="360"/>
       </w:pPr>
       <w:rPr>
-        <w:rFonts w:ascii="Wingdings" w:hAnsi="Wingdings" w:hint="default"/>
-      </w:rPr>
-    </w:lvl>
-    <w:lvl w:ilvl="3" w:tplc="40090001" w:tentative="1">
+        <w:rFonts w:hint="default" w:ascii="Wingdings" w:hAnsi="Wingdings"/>
+      </w:rPr>
+    </w:lvl>
+    <w:lvl w:ilvl="3" w:tentative="0">
       <w:start w:val="1"/>
       <w:numFmt w:val="bullet"/>
       <w:lvlText w:val=""/>
@@ -2679,10 +2057,10 @@
         <w:ind w:left="2880" w:hanging="360"/>
       </w:pPr>
       <w:rPr>
-        <w:rFonts w:ascii="Symbol" w:hAnsi="Symbol" w:hint="default"/>
-      </w:rPr>
-    </w:lvl>
-    <w:lvl w:ilvl="4" w:tplc="40090003" w:tentative="1">
+        <w:rFonts w:hint="default" w:ascii="Symbol" w:hAnsi="Symbol"/>
+      </w:rPr>
+    </w:lvl>
+    <w:lvl w:ilvl="4" w:tentative="0">
       <w:start w:val="1"/>
       <w:numFmt w:val="bullet"/>
       <w:lvlText w:val="o"/>
@@ -2691,10 +2069,10 @@
         <w:ind w:left="3600" w:hanging="360"/>
       </w:pPr>
       <w:rPr>
-        <w:rFonts w:ascii="Courier New" w:hAnsi="Courier New" w:cs="Courier New" w:hint="default"/>
-      </w:rPr>
-    </w:lvl>
-    <w:lvl w:ilvl="5" w:tplc="40090005" w:tentative="1">
+        <w:rFonts w:hint="default" w:ascii="Courier New" w:hAnsi="Courier New" w:cs="Courier New"/>
+      </w:rPr>
+    </w:lvl>
+    <w:lvl w:ilvl="5" w:tentative="0">
       <w:start w:val="1"/>
       <w:numFmt w:val="bullet"/>
       <w:lvlText w:val=""/>
@@ -2703,10 +2081,10 @@
         <w:ind w:left="4320" w:hanging="360"/>
       </w:pPr>
       <w:rPr>
-        <w:rFonts w:ascii="Wingdings" w:hAnsi="Wingdings" w:hint="default"/>
-      </w:rPr>
-    </w:lvl>
-    <w:lvl w:ilvl="6" w:tplc="40090001" w:tentative="1">
+        <w:rFonts w:hint="default" w:ascii="Wingdings" w:hAnsi="Wingdings"/>
+      </w:rPr>
+    </w:lvl>
+    <w:lvl w:ilvl="6" w:tentative="0">
       <w:start w:val="1"/>
       <w:numFmt w:val="bullet"/>
       <w:lvlText w:val=""/>
@@ -2715,10 +2093,10 @@
         <w:ind w:left="5040" w:hanging="360"/>
       </w:pPr>
       <w:rPr>
-        <w:rFonts w:ascii="Symbol" w:hAnsi="Symbol" w:hint="default"/>
-      </w:rPr>
-    </w:lvl>
-    <w:lvl w:ilvl="7" w:tplc="40090003" w:tentative="1">
+        <w:rFonts w:hint="default" w:ascii="Symbol" w:hAnsi="Symbol"/>
+      </w:rPr>
+    </w:lvl>
+    <w:lvl w:ilvl="7" w:tentative="0">
       <w:start w:val="1"/>
       <w:numFmt w:val="bullet"/>
       <w:lvlText w:val="o"/>
@@ -2727,10 +2105,10 @@
         <w:ind w:left="5760" w:hanging="360"/>
       </w:pPr>
       <w:rPr>
-        <w:rFonts w:ascii="Courier New" w:hAnsi="Courier New" w:cs="Courier New" w:hint="default"/>
-      </w:rPr>
-    </w:lvl>
-    <w:lvl w:ilvl="8" w:tplc="40090005" w:tentative="1">
+        <w:rFonts w:hint="default" w:ascii="Courier New" w:hAnsi="Courier New" w:cs="Courier New"/>
+      </w:rPr>
+    </w:lvl>
+    <w:lvl w:ilvl="8" w:tentative="0">
       <w:start w:val="1"/>
       <w:numFmt w:val="bullet"/>
       <w:lvlText w:val=""/>
@@ -2739,176 +2117,289 @@
         <w:ind w:left="6480" w:hanging="360"/>
       </w:pPr>
       <w:rPr>
-        <w:rFonts w:ascii="Wingdings" w:hAnsi="Wingdings" w:hint="default"/>
+        <w:rFonts w:hint="default" w:ascii="Wingdings" w:hAnsi="Wingdings"/>
       </w:rPr>
     </w:lvl>
   </w:abstractNum>
-  <w:abstractNum w:abstractNumId="3" w15:restartNumberingAfterBreak="0">
-    <w:nsid w:val="420D38E1"/>
+  <w:abstractNum w:abstractNumId="2">
+    <w:nsid w:val="4394422D"/>
     <w:multiLevelType w:val="multilevel"/>
-    <w:tmpl w:val="9CD87BD6"/>
-    <w:lvl w:ilvl="0">
+    <w:tmpl w:val="4394422D"/>
+    <w:lvl w:ilvl="0" w:tentative="0">
       <w:start w:val="1"/>
       <w:numFmt w:val="bullet"/>
       <w:lvlText w:val=""/>
       <w:lvlJc w:val="left"/>
       <w:pPr>
         <w:tabs>
-          <w:tab w:val="num" w:pos="720"/>
+          <w:tab w:val="left" w:pos="720"/>
         </w:tabs>
         <w:ind w:left="720" w:hanging="360"/>
       </w:pPr>
       <w:rPr>
-        <w:rFonts w:ascii="Symbol" w:hAnsi="Symbol" w:hint="default"/>
+        <w:rFonts w:hint="default" w:ascii="Symbol" w:hAnsi="Symbol"/>
         <w:sz w:val="20"/>
       </w:rPr>
     </w:lvl>
-    <w:lvl w:ilvl="1" w:tentative="1">
+    <w:lvl w:ilvl="1" w:tentative="0">
       <w:start w:val="1"/>
       <w:numFmt w:val="bullet"/>
       <w:lvlText w:val="o"/>
       <w:lvlJc w:val="left"/>
       <w:pPr>
         <w:tabs>
-          <w:tab w:val="num" w:pos="1440"/>
+          <w:tab w:val="left" w:pos="1440"/>
         </w:tabs>
         <w:ind w:left="1440" w:hanging="360"/>
       </w:pPr>
       <w:rPr>
-        <w:rFonts w:ascii="Courier New" w:hAnsi="Courier New" w:hint="default"/>
+        <w:rFonts w:hint="default" w:ascii="Courier New" w:hAnsi="Courier New"/>
         <w:sz w:val="20"/>
       </w:rPr>
     </w:lvl>
-    <w:lvl w:ilvl="2" w:tentative="1">
+    <w:lvl w:ilvl="2" w:tentative="0">
       <w:start w:val="1"/>
       <w:numFmt w:val="bullet"/>
       <w:lvlText w:val=""/>
       <w:lvlJc w:val="left"/>
       <w:pPr>
         <w:tabs>
-          <w:tab w:val="num" w:pos="2160"/>
+          <w:tab w:val="left" w:pos="2160"/>
         </w:tabs>
         <w:ind w:left="2160" w:hanging="360"/>
       </w:pPr>
       <w:rPr>
-        <w:rFonts w:ascii="Wingdings" w:hAnsi="Wingdings" w:hint="default"/>
+        <w:rFonts w:hint="default" w:ascii="Wingdings" w:hAnsi="Wingdings"/>
         <w:sz w:val="20"/>
       </w:rPr>
     </w:lvl>
-    <w:lvl w:ilvl="3" w:tentative="1">
+    <w:lvl w:ilvl="3" w:tentative="0">
       <w:start w:val="1"/>
       <w:numFmt w:val="bullet"/>
       <w:lvlText w:val=""/>
       <w:lvlJc w:val="left"/>
       <w:pPr>
         <w:tabs>
-          <w:tab w:val="num" w:pos="2880"/>
+          <w:tab w:val="left" w:pos="2880"/>
         </w:tabs>
         <w:ind w:left="2880" w:hanging="360"/>
       </w:pPr>
       <w:rPr>
-        <w:rFonts w:ascii="Wingdings" w:hAnsi="Wingdings" w:hint="default"/>
+        <w:rFonts w:hint="default" w:ascii="Wingdings" w:hAnsi="Wingdings"/>
         <w:sz w:val="20"/>
       </w:rPr>
     </w:lvl>
-    <w:lvl w:ilvl="4" w:tentative="1">
+    <w:lvl w:ilvl="4" w:tentative="0">
       <w:start w:val="1"/>
       <w:numFmt w:val="bullet"/>
       <w:lvlText w:val=""/>
       <w:lvlJc w:val="left"/>
       <w:pPr>
         <w:tabs>
-          <w:tab w:val="num" w:pos="3600"/>
+          <w:tab w:val="left" w:pos="3600"/>
         </w:tabs>
         <w:ind w:left="3600" w:hanging="360"/>
       </w:pPr>
       <w:rPr>
-        <w:rFonts w:ascii="Wingdings" w:hAnsi="Wingdings" w:hint="default"/>
+        <w:rFonts w:hint="default" w:ascii="Wingdings" w:hAnsi="Wingdings"/>
         <w:sz w:val="20"/>
       </w:rPr>
     </w:lvl>
-    <w:lvl w:ilvl="5" w:tentative="1">
+    <w:lvl w:ilvl="5" w:tentative="0">
       <w:start w:val="1"/>
       <w:numFmt w:val="bullet"/>
       <w:lvlText w:val=""/>
       <w:lvlJc w:val="left"/>
       <w:pPr>
         <w:tabs>
-          <w:tab w:val="num" w:pos="4320"/>
+          <w:tab w:val="left" w:pos="4320"/>
         </w:tabs>
         <w:ind w:left="4320" w:hanging="360"/>
       </w:pPr>
       <w:rPr>
-        <w:rFonts w:ascii="Wingdings" w:hAnsi="Wingdings" w:hint="default"/>
+        <w:rFonts w:hint="default" w:ascii="Wingdings" w:hAnsi="Wingdings"/>
         <w:sz w:val="20"/>
       </w:rPr>
     </w:lvl>
-    <w:lvl w:ilvl="6" w:tentative="1">
+    <w:lvl w:ilvl="6" w:tentative="0">
       <w:start w:val="1"/>
       <w:numFmt w:val="bullet"/>
       <w:lvlText w:val=""/>
       <w:lvlJc w:val="left"/>
       <w:pPr>
         <w:tabs>
-          <w:tab w:val="num" w:pos="5040"/>
+          <w:tab w:val="left" w:pos="5040"/>
         </w:tabs>
         <w:ind w:left="5040" w:hanging="360"/>
       </w:pPr>
       <w:rPr>
-        <w:rFonts w:ascii="Wingdings" w:hAnsi="Wingdings" w:hint="default"/>
+        <w:rFonts w:hint="default" w:ascii="Wingdings" w:hAnsi="Wingdings"/>
         <w:sz w:val="20"/>
       </w:rPr>
     </w:lvl>
-    <w:lvl w:ilvl="7" w:tentative="1">
+    <w:lvl w:ilvl="7" w:tentative="0">
       <w:start w:val="1"/>
       <w:numFmt w:val="bullet"/>
       <w:lvlText w:val=""/>
       <w:lvlJc w:val="left"/>
       <w:pPr>
         <w:tabs>
-          <w:tab w:val="num" w:pos="5760"/>
+          <w:tab w:val="left" w:pos="5760"/>
         </w:tabs>
         <w:ind w:left="5760" w:hanging="360"/>
       </w:pPr>
       <w:rPr>
-        <w:rFonts w:ascii="Wingdings" w:hAnsi="Wingdings" w:hint="default"/>
+        <w:rFonts w:hint="default" w:ascii="Wingdings" w:hAnsi="Wingdings"/>
         <w:sz w:val="20"/>
       </w:rPr>
     </w:lvl>
-    <w:lvl w:ilvl="8" w:tentative="1">
+    <w:lvl w:ilvl="8" w:tentative="0">
       <w:start w:val="1"/>
       <w:numFmt w:val="bullet"/>
       <w:lvlText w:val=""/>
       <w:lvlJc w:val="left"/>
       <w:pPr>
         <w:tabs>
-          <w:tab w:val="num" w:pos="6480"/>
+          <w:tab w:val="left" w:pos="6480"/>
         </w:tabs>
         <w:ind w:left="6480" w:hanging="360"/>
       </w:pPr>
       <w:rPr>
-        <w:rFonts w:ascii="Wingdings" w:hAnsi="Wingdings" w:hint="default"/>
+        <w:rFonts w:hint="default" w:ascii="Wingdings" w:hAnsi="Wingdings"/>
         <w:sz w:val="20"/>
       </w:rPr>
     </w:lvl>
   </w:abstractNum>
-  <w:abstractNum w:abstractNumId="4" w15:restartNumberingAfterBreak="0">
-    <w:nsid w:val="43572AD7"/>
-    <w:multiLevelType w:val="hybridMultilevel"/>
-    <w:tmpl w:val="7EECBC92"/>
-    <w:lvl w:ilvl="0" w:tplc="40090001">
+  <w:abstractNum w:abstractNumId="3">
+    <w:nsid w:val="5411515C"/>
+    <w:multiLevelType w:val="multilevel"/>
+    <w:tmpl w:val="5411515C"/>
+    <w:lvl w:ilvl="0" w:tentative="0">
       <w:start w:val="1"/>
       <w:numFmt w:val="bullet"/>
       <w:lvlText w:val=""/>
       <w:lvlJc w:val="left"/>
       <w:pPr>
+        <w:ind w:left="1440" w:hanging="360"/>
+      </w:pPr>
+      <w:rPr>
+        <w:rFonts w:hint="default" w:ascii="Symbol" w:hAnsi="Symbol"/>
+      </w:rPr>
+    </w:lvl>
+    <w:lvl w:ilvl="1" w:tentative="0">
+      <w:start w:val="1"/>
+      <w:numFmt w:val="bullet"/>
+      <w:lvlText w:val="o"/>
+      <w:lvlJc w:val="left"/>
+      <w:pPr>
+        <w:ind w:left="2160" w:hanging="360"/>
+      </w:pPr>
+      <w:rPr>
+        <w:rFonts w:hint="default" w:ascii="Courier New" w:hAnsi="Courier New" w:cs="Courier New"/>
+      </w:rPr>
+    </w:lvl>
+    <w:lvl w:ilvl="2" w:tentative="0">
+      <w:start w:val="1"/>
+      <w:numFmt w:val="bullet"/>
+      <w:lvlText w:val=""/>
+      <w:lvlJc w:val="left"/>
+      <w:pPr>
+        <w:ind w:left="2880" w:hanging="360"/>
+      </w:pPr>
+      <w:rPr>
+        <w:rFonts w:hint="default" w:ascii="Wingdings" w:hAnsi="Wingdings"/>
+      </w:rPr>
+    </w:lvl>
+    <w:lvl w:ilvl="3" w:tentative="0">
+      <w:start w:val="1"/>
+      <w:numFmt w:val="bullet"/>
+      <w:lvlText w:val=""/>
+      <w:lvlJc w:val="left"/>
+      <w:pPr>
+        <w:ind w:left="3600" w:hanging="360"/>
+      </w:pPr>
+      <w:rPr>
+        <w:rFonts w:hint="default" w:ascii="Symbol" w:hAnsi="Symbol"/>
+      </w:rPr>
+    </w:lvl>
+    <w:lvl w:ilvl="4" w:tentative="0">
+      <w:start w:val="1"/>
+      <w:numFmt w:val="bullet"/>
+      <w:lvlText w:val="o"/>
+      <w:lvlJc w:val="left"/>
+      <w:pPr>
+        <w:ind w:left="4320" w:hanging="360"/>
+      </w:pPr>
+      <w:rPr>
+        <w:rFonts w:hint="default" w:ascii="Courier New" w:hAnsi="Courier New" w:cs="Courier New"/>
+      </w:rPr>
+    </w:lvl>
+    <w:lvl w:ilvl="5" w:tentative="0">
+      <w:start w:val="1"/>
+      <w:numFmt w:val="bullet"/>
+      <w:lvlText w:val=""/>
+      <w:lvlJc w:val="left"/>
+      <w:pPr>
+        <w:ind w:left="5040" w:hanging="360"/>
+      </w:pPr>
+      <w:rPr>
+        <w:rFonts w:hint="default" w:ascii="Wingdings" w:hAnsi="Wingdings"/>
+      </w:rPr>
+    </w:lvl>
+    <w:lvl w:ilvl="6" w:tentative="0">
+      <w:start w:val="1"/>
+      <w:numFmt w:val="bullet"/>
+      <w:lvlText w:val=""/>
+      <w:lvlJc w:val="left"/>
+      <w:pPr>
+        <w:ind w:left="5760" w:hanging="360"/>
+      </w:pPr>
+      <w:rPr>
+        <w:rFonts w:hint="default" w:ascii="Symbol" w:hAnsi="Symbol"/>
+      </w:rPr>
+    </w:lvl>
+    <w:lvl w:ilvl="7" w:tentative="0">
+      <w:start w:val="1"/>
+      <w:numFmt w:val="bullet"/>
+      <w:lvlText w:val="o"/>
+      <w:lvlJc w:val="left"/>
+      <w:pPr>
+        <w:ind w:left="6480" w:hanging="360"/>
+      </w:pPr>
+      <w:rPr>
+        <w:rFonts w:hint="default" w:ascii="Courier New" w:hAnsi="Courier New" w:cs="Courier New"/>
+      </w:rPr>
+    </w:lvl>
+    <w:lvl w:ilvl="8" w:tentative="0">
+      <w:start w:val="1"/>
+      <w:numFmt w:val="bullet"/>
+      <w:lvlText w:val=""/>
+      <w:lvlJc w:val="left"/>
+      <w:pPr>
+        <w:ind w:left="7200" w:hanging="360"/>
+      </w:pPr>
+      <w:rPr>
+        <w:rFonts w:hint="default" w:ascii="Wingdings" w:hAnsi="Wingdings"/>
+      </w:rPr>
+    </w:lvl>
+  </w:abstractNum>
+  <w:abstractNum w:abstractNumId="4">
+    <w:nsid w:val="5F4A6B5F"/>
+    <w:multiLevelType w:val="multilevel"/>
+    <w:tmpl w:val="5F4A6B5F"/>
+    <w:lvl w:ilvl="0" w:tentative="0">
+      <w:start w:val="1"/>
+      <w:numFmt w:val="bullet"/>
+      <w:lvlText w:val=""/>
+      <w:lvlJc w:val="left"/>
+      <w:pPr>
         <w:ind w:left="720" w:hanging="360"/>
       </w:pPr>
       <w:rPr>
-        <w:rFonts w:ascii="Symbol" w:hAnsi="Symbol" w:hint="default"/>
-      </w:rPr>
-    </w:lvl>
-    <w:lvl w:ilvl="1" w:tplc="40090003" w:tentative="1">
+        <w:rFonts w:hint="default" w:ascii="Symbol" w:hAnsi="Symbol"/>
+      </w:rPr>
+    </w:lvl>
+    <w:lvl w:ilvl="1" w:tentative="0">
       <w:start w:val="1"/>
       <w:numFmt w:val="bullet"/>
       <w:lvlText w:val="o"/>
@@ -2917,10 +2408,10 @@
         <w:ind w:left="1440" w:hanging="360"/>
       </w:pPr>
       <w:rPr>
-        <w:rFonts w:ascii="Courier New" w:hAnsi="Courier New" w:cs="Courier New" w:hint="default"/>
-      </w:rPr>
-    </w:lvl>
-    <w:lvl w:ilvl="2" w:tplc="40090005" w:tentative="1">
+        <w:rFonts w:hint="default" w:ascii="Courier New" w:hAnsi="Courier New" w:cs="Courier New"/>
+      </w:rPr>
+    </w:lvl>
+    <w:lvl w:ilvl="2" w:tentative="0">
       <w:start w:val="1"/>
       <w:numFmt w:val="bullet"/>
       <w:lvlText w:val=""/>
@@ -2929,10 +2420,10 @@
         <w:ind w:left="2160" w:hanging="360"/>
       </w:pPr>
       <w:rPr>
-        <w:rFonts w:ascii="Wingdings" w:hAnsi="Wingdings" w:hint="default"/>
-      </w:rPr>
-    </w:lvl>
-    <w:lvl w:ilvl="3" w:tplc="40090001" w:tentative="1">
+        <w:rFonts w:hint="default" w:ascii="Wingdings" w:hAnsi="Wingdings"/>
+      </w:rPr>
+    </w:lvl>
+    <w:lvl w:ilvl="3" w:tentative="0">
       <w:start w:val="1"/>
       <w:numFmt w:val="bullet"/>
       <w:lvlText w:val=""/>
@@ -2941,10 +2432,10 @@
         <w:ind w:left="2880" w:hanging="360"/>
       </w:pPr>
       <w:rPr>
-        <w:rFonts w:ascii="Symbol" w:hAnsi="Symbol" w:hint="default"/>
-      </w:rPr>
-    </w:lvl>
-    <w:lvl w:ilvl="4" w:tplc="40090003" w:tentative="1">
+        <w:rFonts w:hint="default" w:ascii="Symbol" w:hAnsi="Symbol"/>
+      </w:rPr>
+    </w:lvl>
+    <w:lvl w:ilvl="4" w:tentative="0">
       <w:start w:val="1"/>
       <w:numFmt w:val="bullet"/>
       <w:lvlText w:val="o"/>
@@ -2953,10 +2444,10 @@
         <w:ind w:left="3600" w:hanging="360"/>
       </w:pPr>
       <w:rPr>
-        <w:rFonts w:ascii="Courier New" w:hAnsi="Courier New" w:cs="Courier New" w:hint="default"/>
-      </w:rPr>
-    </w:lvl>
-    <w:lvl w:ilvl="5" w:tplc="40090005" w:tentative="1">
+        <w:rFonts w:hint="default" w:ascii="Courier New" w:hAnsi="Courier New" w:cs="Courier New"/>
+      </w:rPr>
+    </w:lvl>
+    <w:lvl w:ilvl="5" w:tentative="0">
       <w:start w:val="1"/>
       <w:numFmt w:val="bullet"/>
       <w:lvlText w:val=""/>
@@ -2965,10 +2456,10 @@
         <w:ind w:left="4320" w:hanging="360"/>
       </w:pPr>
       <w:rPr>
-        <w:rFonts w:ascii="Wingdings" w:hAnsi="Wingdings" w:hint="default"/>
-      </w:rPr>
-    </w:lvl>
-    <w:lvl w:ilvl="6" w:tplc="40090001" w:tentative="1">
+        <w:rFonts w:hint="default" w:ascii="Wingdings" w:hAnsi="Wingdings"/>
+      </w:rPr>
+    </w:lvl>
+    <w:lvl w:ilvl="6" w:tentative="0">
       <w:start w:val="1"/>
       <w:numFmt w:val="bullet"/>
       <w:lvlText w:val=""/>
@@ -2977,10 +2468,10 @@
         <w:ind w:left="5040" w:hanging="360"/>
       </w:pPr>
       <w:rPr>
-        <w:rFonts w:ascii="Symbol" w:hAnsi="Symbol" w:hint="default"/>
-      </w:rPr>
-    </w:lvl>
-    <w:lvl w:ilvl="7" w:tplc="40090003" w:tentative="1">
+        <w:rFonts w:hint="default" w:ascii="Symbol" w:hAnsi="Symbol"/>
+      </w:rPr>
+    </w:lvl>
+    <w:lvl w:ilvl="7" w:tentative="0">
       <w:start w:val="1"/>
       <w:numFmt w:val="bullet"/>
       <w:lvlText w:val="o"/>
@@ -2989,10 +2480,10 @@
         <w:ind w:left="5760" w:hanging="360"/>
       </w:pPr>
       <w:rPr>
-        <w:rFonts w:ascii="Courier New" w:hAnsi="Courier New" w:cs="Courier New" w:hint="default"/>
-      </w:rPr>
-    </w:lvl>
-    <w:lvl w:ilvl="8" w:tplc="40090005" w:tentative="1">
+        <w:rFonts w:hint="default" w:ascii="Courier New" w:hAnsi="Courier New" w:cs="Courier New"/>
+      </w:rPr>
+    </w:lvl>
+    <w:lvl w:ilvl="8" w:tentative="0">
       <w:start w:val="1"/>
       <w:numFmt w:val="bullet"/>
       <w:lvlText w:val=""/>
@@ -3001,1089 +2492,582 @@
         <w:ind w:left="6480" w:hanging="360"/>
       </w:pPr>
       <w:rPr>
-        <w:rFonts w:ascii="Wingdings" w:hAnsi="Wingdings" w:hint="default"/>
+        <w:rFonts w:hint="default" w:ascii="Wingdings" w:hAnsi="Wingdings"/>
       </w:rPr>
     </w:lvl>
   </w:abstractNum>
-  <w:abstractNum w:abstractNumId="5" w15:restartNumberingAfterBreak="0">
-    <w:nsid w:val="4394422D"/>
+  <w:abstractNum w:abstractNumId="5">
+    <w:nsid w:val="617D49D6"/>
     <w:multiLevelType w:val="multilevel"/>
-    <w:tmpl w:val="FA4E18AC"/>
-    <w:lvl w:ilvl="0">
+    <w:tmpl w:val="617D49D6"/>
+    <w:lvl w:ilvl="0" w:tentative="0">
       <w:start w:val="1"/>
       <w:numFmt w:val="bullet"/>
       <w:lvlText w:val=""/>
       <w:lvlJc w:val="left"/>
       <w:pPr>
         <w:tabs>
-          <w:tab w:val="num" w:pos="720"/>
+          <w:tab w:val="left" w:pos="720"/>
         </w:tabs>
         <w:ind w:left="720" w:hanging="360"/>
       </w:pPr>
       <w:rPr>
-        <w:rFonts w:ascii="Symbol" w:hAnsi="Symbol" w:hint="default"/>
+        <w:rFonts w:hint="default" w:ascii="Symbol" w:hAnsi="Symbol"/>
         <w:sz w:val="20"/>
       </w:rPr>
     </w:lvl>
-    <w:lvl w:ilvl="1" w:tentative="1">
+    <w:lvl w:ilvl="1" w:tentative="0">
       <w:start w:val="1"/>
       <w:numFmt w:val="bullet"/>
       <w:lvlText w:val="o"/>
       <w:lvlJc w:val="left"/>
       <w:pPr>
         <w:tabs>
-          <w:tab w:val="num" w:pos="1440"/>
+          <w:tab w:val="left" w:pos="1440"/>
         </w:tabs>
         <w:ind w:left="1440" w:hanging="360"/>
       </w:pPr>
       <w:rPr>
-        <w:rFonts w:ascii="Courier New" w:hAnsi="Courier New" w:hint="default"/>
+        <w:rFonts w:hint="default" w:ascii="Courier New" w:hAnsi="Courier New"/>
         <w:sz w:val="20"/>
       </w:rPr>
     </w:lvl>
-    <w:lvl w:ilvl="2" w:tentative="1">
+    <w:lvl w:ilvl="2" w:tentative="0">
       <w:start w:val="1"/>
       <w:numFmt w:val="bullet"/>
       <w:lvlText w:val=""/>
       <w:lvlJc w:val="left"/>
       <w:pPr>
         <w:tabs>
-          <w:tab w:val="num" w:pos="2160"/>
+          <w:tab w:val="left" w:pos="2160"/>
         </w:tabs>
         <w:ind w:left="2160" w:hanging="360"/>
       </w:pPr>
       <w:rPr>
-        <w:rFonts w:ascii="Wingdings" w:hAnsi="Wingdings" w:hint="default"/>
+        <w:rFonts w:hint="default" w:ascii="Wingdings" w:hAnsi="Wingdings"/>
         <w:sz w:val="20"/>
       </w:rPr>
     </w:lvl>
-    <w:lvl w:ilvl="3" w:tentative="1">
+    <w:lvl w:ilvl="3" w:tentative="0">
       <w:start w:val="1"/>
       <w:numFmt w:val="bullet"/>
       <w:lvlText w:val=""/>
       <w:lvlJc w:val="left"/>
       <w:pPr>
         <w:tabs>
-          <w:tab w:val="num" w:pos="2880"/>
+          <w:tab w:val="left" w:pos="2880"/>
         </w:tabs>
         <w:ind w:left="2880" w:hanging="360"/>
       </w:pPr>
       <w:rPr>
-        <w:rFonts w:ascii="Wingdings" w:hAnsi="Wingdings" w:hint="default"/>
+        <w:rFonts w:hint="default" w:ascii="Wingdings" w:hAnsi="Wingdings"/>
         <w:sz w:val="20"/>
       </w:rPr>
     </w:lvl>
-    <w:lvl w:ilvl="4" w:tentative="1">
+    <w:lvl w:ilvl="4" w:tentative="0">
       <w:start w:val="1"/>
       <w:numFmt w:val="bullet"/>
       <w:lvlText w:val=""/>
       <w:lvlJc w:val="left"/>
       <w:pPr>
         <w:tabs>
-          <w:tab w:val="num" w:pos="3600"/>
+          <w:tab w:val="left" w:pos="3600"/>
         </w:tabs>
         <w:ind w:left="3600" w:hanging="360"/>
       </w:pPr>
       <w:rPr>
-        <w:rFonts w:ascii="Wingdings" w:hAnsi="Wingdings" w:hint="default"/>
+        <w:rFonts w:hint="default" w:ascii="Wingdings" w:hAnsi="Wingdings"/>
         <w:sz w:val="20"/>
       </w:rPr>
     </w:lvl>
-    <w:lvl w:ilvl="5" w:tentative="1">
+    <w:lvl w:ilvl="5" w:tentative="0">
       <w:start w:val="1"/>
       <w:numFmt w:val="bullet"/>
       <w:lvlText w:val=""/>
       <w:lvlJc w:val="left"/>
       <w:pPr>
         <w:tabs>
-          <w:tab w:val="num" w:pos="4320"/>
+          <w:tab w:val="left" w:pos="4320"/>
         </w:tabs>
         <w:ind w:left="4320" w:hanging="360"/>
       </w:pPr>
       <w:rPr>
-        <w:rFonts w:ascii="Wingdings" w:hAnsi="Wingdings" w:hint="default"/>
+        <w:rFonts w:hint="default" w:ascii="Wingdings" w:hAnsi="Wingdings"/>
         <w:sz w:val="20"/>
       </w:rPr>
     </w:lvl>
-    <w:lvl w:ilvl="6" w:tentative="1">
+    <w:lvl w:ilvl="6" w:tentative="0">
       <w:start w:val="1"/>
       <w:numFmt w:val="bullet"/>
       <w:lvlText w:val=""/>
       <w:lvlJc w:val="left"/>
       <w:pPr>
         <w:tabs>
-          <w:tab w:val="num" w:pos="5040"/>
+          <w:tab w:val="left" w:pos="5040"/>
         </w:tabs>
         <w:ind w:left="5040" w:hanging="360"/>
       </w:pPr>
       <w:rPr>
-        <w:rFonts w:ascii="Wingdings" w:hAnsi="Wingdings" w:hint="default"/>
+        <w:rFonts w:hint="default" w:ascii="Wingdings" w:hAnsi="Wingdings"/>
         <w:sz w:val="20"/>
       </w:rPr>
     </w:lvl>
-    <w:lvl w:ilvl="7" w:tentative="1">
+    <w:lvl w:ilvl="7" w:tentative="0">
       <w:start w:val="1"/>
       <w:numFmt w:val="bullet"/>
       <w:lvlText w:val=""/>
       <w:lvlJc w:val="left"/>
       <w:pPr>
         <w:tabs>
-          <w:tab w:val="num" w:pos="5760"/>
+          <w:tab w:val="left" w:pos="5760"/>
         </w:tabs>
         <w:ind w:left="5760" w:hanging="360"/>
       </w:pPr>
       <w:rPr>
-        <w:rFonts w:ascii="Wingdings" w:hAnsi="Wingdings" w:hint="default"/>
+        <w:rFonts w:hint="default" w:ascii="Wingdings" w:hAnsi="Wingdings"/>
         <w:sz w:val="20"/>
       </w:rPr>
     </w:lvl>
-    <w:lvl w:ilvl="8" w:tentative="1">
+    <w:lvl w:ilvl="8" w:tentative="0">
       <w:start w:val="1"/>
       <w:numFmt w:val="bullet"/>
       <w:lvlText w:val=""/>
       <w:lvlJc w:val="left"/>
       <w:pPr>
         <w:tabs>
-          <w:tab w:val="num" w:pos="6480"/>
+          <w:tab w:val="left" w:pos="6480"/>
         </w:tabs>
         <w:ind w:left="6480" w:hanging="360"/>
       </w:pPr>
       <w:rPr>
-        <w:rFonts w:ascii="Wingdings" w:hAnsi="Wingdings" w:hint="default"/>
+        <w:rFonts w:hint="default" w:ascii="Wingdings" w:hAnsi="Wingdings"/>
         <w:sz w:val="20"/>
       </w:rPr>
     </w:lvl>
   </w:abstractNum>
-  <w:abstractNum w:abstractNumId="6" w15:restartNumberingAfterBreak="0">
-    <w:nsid w:val="5411515C"/>
-    <w:multiLevelType w:val="hybridMultilevel"/>
-    <w:tmpl w:val="08A05DFA"/>
-    <w:lvl w:ilvl="0" w:tplc="40090001">
+  <w:abstractNum w:abstractNumId="6">
+    <w:nsid w:val="764C2162"/>
+    <w:multiLevelType w:val="multilevel"/>
+    <w:tmpl w:val="764C2162"/>
+    <w:lvl w:ilvl="0" w:tentative="0">
       <w:start w:val="1"/>
       <w:numFmt w:val="bullet"/>
       <w:lvlText w:val=""/>
       <w:lvlJc w:val="left"/>
       <w:pPr>
+        <w:ind w:left="720" w:hanging="360"/>
+      </w:pPr>
+      <w:rPr>
+        <w:rFonts w:hint="default" w:ascii="Symbol" w:hAnsi="Symbol"/>
+      </w:rPr>
+    </w:lvl>
+    <w:lvl w:ilvl="1" w:tentative="0">
+      <w:start w:val="1"/>
+      <w:numFmt w:val="bullet"/>
+      <w:lvlText w:val="o"/>
+      <w:lvlJc w:val="left"/>
+      <w:pPr>
         <w:ind w:left="1440" w:hanging="360"/>
       </w:pPr>
       <w:rPr>
-        <w:rFonts w:ascii="Symbol" w:hAnsi="Symbol" w:hint="default"/>
-      </w:rPr>
-    </w:lvl>
-    <w:lvl w:ilvl="1" w:tplc="40090003" w:tentative="1">
+        <w:rFonts w:hint="default" w:ascii="Courier New" w:hAnsi="Courier New" w:cs="Courier New"/>
+      </w:rPr>
+    </w:lvl>
+    <w:lvl w:ilvl="2" w:tentative="0">
+      <w:start w:val="1"/>
+      <w:numFmt w:val="bullet"/>
+      <w:lvlText w:val=""/>
+      <w:lvlJc w:val="left"/>
+      <w:pPr>
+        <w:ind w:left="2160" w:hanging="360"/>
+      </w:pPr>
+      <w:rPr>
+        <w:rFonts w:hint="default" w:ascii="Wingdings" w:hAnsi="Wingdings"/>
+      </w:rPr>
+    </w:lvl>
+    <w:lvl w:ilvl="3" w:tentative="0">
+      <w:start w:val="1"/>
+      <w:numFmt w:val="bullet"/>
+      <w:lvlText w:val=""/>
+      <w:lvlJc w:val="left"/>
+      <w:pPr>
+        <w:ind w:left="2880" w:hanging="360"/>
+      </w:pPr>
+      <w:rPr>
+        <w:rFonts w:hint="default" w:ascii="Symbol" w:hAnsi="Symbol"/>
+      </w:rPr>
+    </w:lvl>
+    <w:lvl w:ilvl="4" w:tentative="0">
       <w:start w:val="1"/>
       <w:numFmt w:val="bullet"/>
       <w:lvlText w:val="o"/>
       <w:lvlJc w:val="left"/>
       <w:pPr>
-        <w:ind w:left="2160" w:hanging="360"/>
-      </w:pPr>
-      <w:rPr>
-        <w:rFonts w:ascii="Courier New" w:hAnsi="Courier New" w:cs="Courier New" w:hint="default"/>
-      </w:rPr>
-    </w:lvl>
-    <w:lvl w:ilvl="2" w:tplc="40090005" w:tentative="1">
+        <w:ind w:left="3600" w:hanging="360"/>
+      </w:pPr>
+      <w:rPr>
+        <w:rFonts w:hint="default" w:ascii="Courier New" w:hAnsi="Courier New" w:cs="Courier New"/>
+      </w:rPr>
+    </w:lvl>
+    <w:lvl w:ilvl="5" w:tentative="0">
       <w:start w:val="1"/>
       <w:numFmt w:val="bullet"/>
       <w:lvlText w:val=""/>
       <w:lvlJc w:val="left"/>
       <w:pPr>
-        <w:ind w:left="2880" w:hanging="360"/>
-      </w:pPr>
-      <w:rPr>
-        <w:rFonts w:ascii="Wingdings" w:hAnsi="Wingdings" w:hint="default"/>
-      </w:rPr>
-    </w:lvl>
-    <w:lvl w:ilvl="3" w:tplc="40090001" w:tentative="1">
+        <w:ind w:left="4320" w:hanging="360"/>
+      </w:pPr>
+      <w:rPr>
+        <w:rFonts w:hint="default" w:ascii="Wingdings" w:hAnsi="Wingdings"/>
+      </w:rPr>
+    </w:lvl>
+    <w:lvl w:ilvl="6" w:tentative="0">
       <w:start w:val="1"/>
       <w:numFmt w:val="bullet"/>
       <w:lvlText w:val=""/>
       <w:lvlJc w:val="left"/>
       <w:pPr>
-        <w:ind w:left="3600" w:hanging="360"/>
-      </w:pPr>
-      <w:rPr>
-        <w:rFonts w:ascii="Symbol" w:hAnsi="Symbol" w:hint="default"/>
-      </w:rPr>
-    </w:lvl>
-    <w:lvl w:ilvl="4" w:tplc="40090003" w:tentative="1">
+        <w:ind w:left="5040" w:hanging="360"/>
+      </w:pPr>
+      <w:rPr>
+        <w:rFonts w:hint="default" w:ascii="Symbol" w:hAnsi="Symbol"/>
+      </w:rPr>
+    </w:lvl>
+    <w:lvl w:ilvl="7" w:tentative="0">
       <w:start w:val="1"/>
       <w:numFmt w:val="bullet"/>
       <w:lvlText w:val="o"/>
       <w:lvlJc w:val="left"/>
       <w:pPr>
-        <w:ind w:left="4320" w:hanging="360"/>
-      </w:pPr>
-      <w:rPr>
-        <w:rFonts w:ascii="Courier New" w:hAnsi="Courier New" w:cs="Courier New" w:hint="default"/>
-      </w:rPr>
-    </w:lvl>
-    <w:lvl w:ilvl="5" w:tplc="40090005" w:tentative="1">
+        <w:ind w:left="5760" w:hanging="360"/>
+      </w:pPr>
+      <w:rPr>
+        <w:rFonts w:hint="default" w:ascii="Courier New" w:hAnsi="Courier New" w:cs="Courier New"/>
+      </w:rPr>
+    </w:lvl>
+    <w:lvl w:ilvl="8" w:tentative="0">
       <w:start w:val="1"/>
       <w:numFmt w:val="bullet"/>
       <w:lvlText w:val=""/>
       <w:lvlJc w:val="left"/>
       <w:pPr>
-        <w:ind w:left="5040" w:hanging="360"/>
-      </w:pPr>
-      <w:rPr>
-        <w:rFonts w:ascii="Wingdings" w:hAnsi="Wingdings" w:hint="default"/>
-      </w:rPr>
-    </w:lvl>
-    <w:lvl w:ilvl="6" w:tplc="40090001" w:tentative="1">
-      <w:start w:val="1"/>
-      <w:numFmt w:val="bullet"/>
-      <w:lvlText w:val=""/>
-      <w:lvlJc w:val="left"/>
-      <w:pPr>
-        <w:ind w:left="5760" w:hanging="360"/>
-      </w:pPr>
-      <w:rPr>
-        <w:rFonts w:ascii="Symbol" w:hAnsi="Symbol" w:hint="default"/>
-      </w:rPr>
-    </w:lvl>
-    <w:lvl w:ilvl="7" w:tplc="40090003" w:tentative="1">
-      <w:start w:val="1"/>
-      <w:numFmt w:val="bullet"/>
-      <w:lvlText w:val="o"/>
-      <w:lvlJc w:val="left"/>
-      <w:pPr>
         <w:ind w:left="6480" w:hanging="360"/>
       </w:pPr>
       <w:rPr>
-        <w:rFonts w:ascii="Courier New" w:hAnsi="Courier New" w:cs="Courier New" w:hint="default"/>
-      </w:rPr>
-    </w:lvl>
-    <w:lvl w:ilvl="8" w:tplc="40090005" w:tentative="1">
-      <w:start w:val="1"/>
-      <w:numFmt w:val="bullet"/>
-      <w:lvlText w:val=""/>
-      <w:lvlJc w:val="left"/>
-      <w:pPr>
-        <w:ind w:left="7200" w:hanging="360"/>
-      </w:pPr>
-      <w:rPr>
-        <w:rFonts w:ascii="Wingdings" w:hAnsi="Wingdings" w:hint="default"/>
+        <w:rFonts w:hint="default" w:ascii="Wingdings" w:hAnsi="Wingdings"/>
       </w:rPr>
     </w:lvl>
   </w:abstractNum>
-  <w:abstractNum w:abstractNumId="7" w15:restartNumberingAfterBreak="0">
-    <w:nsid w:val="5F4A6B5F"/>
-    <w:multiLevelType w:val="hybridMultilevel"/>
-    <w:tmpl w:val="C1BC04CA"/>
-    <w:lvl w:ilvl="0" w:tplc="40090001">
-      <w:start w:val="1"/>
-      <w:numFmt w:val="bullet"/>
-      <w:lvlText w:val=""/>
-      <w:lvlJc w:val="left"/>
-      <w:pPr>
-        <w:ind w:left="720" w:hanging="360"/>
-      </w:pPr>
-      <w:rPr>
-        <w:rFonts w:ascii="Symbol" w:hAnsi="Symbol" w:hint="default"/>
-      </w:rPr>
-    </w:lvl>
-    <w:lvl w:ilvl="1" w:tplc="40090003" w:tentative="1">
-      <w:start w:val="1"/>
-      <w:numFmt w:val="bullet"/>
-      <w:lvlText w:val="o"/>
-      <w:lvlJc w:val="left"/>
-      <w:pPr>
-        <w:ind w:left="1440" w:hanging="360"/>
-      </w:pPr>
-      <w:rPr>
-        <w:rFonts w:ascii="Courier New" w:hAnsi="Courier New" w:cs="Courier New" w:hint="default"/>
-      </w:rPr>
-    </w:lvl>
-    <w:lvl w:ilvl="2" w:tplc="40090005" w:tentative="1">
-      <w:start w:val="1"/>
-      <w:numFmt w:val="bullet"/>
-      <w:lvlText w:val=""/>
-      <w:lvlJc w:val="left"/>
-      <w:pPr>
-        <w:ind w:left="2160" w:hanging="360"/>
-      </w:pPr>
-      <w:rPr>
-        <w:rFonts w:ascii="Wingdings" w:hAnsi="Wingdings" w:hint="default"/>
-      </w:rPr>
-    </w:lvl>
-    <w:lvl w:ilvl="3" w:tplc="40090001" w:tentative="1">
-      <w:start w:val="1"/>
-      <w:numFmt w:val="bullet"/>
-      <w:lvlText w:val=""/>
-      <w:lvlJc w:val="left"/>
-      <w:pPr>
-        <w:ind w:left="2880" w:hanging="360"/>
-      </w:pPr>
-      <w:rPr>
-        <w:rFonts w:ascii="Symbol" w:hAnsi="Symbol" w:hint="default"/>
-      </w:rPr>
-    </w:lvl>
-    <w:lvl w:ilvl="4" w:tplc="40090003" w:tentative="1">
-      <w:start w:val="1"/>
-      <w:numFmt w:val="bullet"/>
-      <w:lvlText w:val="o"/>
-      <w:lvlJc w:val="left"/>
-      <w:pPr>
-        <w:ind w:left="3600" w:hanging="360"/>
-      </w:pPr>
-      <w:rPr>
-        <w:rFonts w:ascii="Courier New" w:hAnsi="Courier New" w:cs="Courier New" w:hint="default"/>
-      </w:rPr>
-    </w:lvl>
-    <w:lvl w:ilvl="5" w:tplc="40090005" w:tentative="1">
-      <w:start w:val="1"/>
-      <w:numFmt w:val="bullet"/>
-      <w:lvlText w:val=""/>
-      <w:lvlJc w:val="left"/>
-      <w:pPr>
-        <w:ind w:left="4320" w:hanging="360"/>
-      </w:pPr>
-      <w:rPr>
-        <w:rFonts w:ascii="Wingdings" w:hAnsi="Wingdings" w:hint="default"/>
-      </w:rPr>
-    </w:lvl>
-    <w:lvl w:ilvl="6" w:tplc="40090001" w:tentative="1">
-      <w:start w:val="1"/>
-      <w:numFmt w:val="bullet"/>
-      <w:lvlText w:val=""/>
-      <w:lvlJc w:val="left"/>
-      <w:pPr>
-        <w:ind w:left="5040" w:hanging="360"/>
-      </w:pPr>
-      <w:rPr>
-        <w:rFonts w:ascii="Symbol" w:hAnsi="Symbol" w:hint="default"/>
-      </w:rPr>
-    </w:lvl>
-    <w:lvl w:ilvl="7" w:tplc="40090003" w:tentative="1">
-      <w:start w:val="1"/>
-      <w:numFmt w:val="bullet"/>
-      <w:lvlText w:val="o"/>
-      <w:lvlJc w:val="left"/>
-      <w:pPr>
-        <w:ind w:left="5760" w:hanging="360"/>
-      </w:pPr>
-      <w:rPr>
-        <w:rFonts w:ascii="Courier New" w:hAnsi="Courier New" w:cs="Courier New" w:hint="default"/>
-      </w:rPr>
-    </w:lvl>
-    <w:lvl w:ilvl="8" w:tplc="40090005" w:tentative="1">
-      <w:start w:val="1"/>
-      <w:numFmt w:val="bullet"/>
-      <w:lvlText w:val=""/>
-      <w:lvlJc w:val="left"/>
-      <w:pPr>
-        <w:ind w:left="6480" w:hanging="360"/>
-      </w:pPr>
-      <w:rPr>
-        <w:rFonts w:ascii="Wingdings" w:hAnsi="Wingdings" w:hint="default"/>
-      </w:rPr>
-    </w:lvl>
-  </w:abstractNum>
-  <w:abstractNum w:abstractNumId="8" w15:restartNumberingAfterBreak="0">
-    <w:nsid w:val="617D49D6"/>
-    <w:multiLevelType w:val="multilevel"/>
-    <w:tmpl w:val="A822BD52"/>
-    <w:lvl w:ilvl="0">
-      <w:start w:val="1"/>
-      <w:numFmt w:val="bullet"/>
-      <w:lvlText w:val=""/>
-      <w:lvlJc w:val="left"/>
-      <w:pPr>
-        <w:tabs>
-          <w:tab w:val="num" w:pos="720"/>
-        </w:tabs>
-        <w:ind w:left="720" w:hanging="360"/>
-      </w:pPr>
-      <w:rPr>
-        <w:rFonts w:ascii="Symbol" w:hAnsi="Symbol" w:hint="default"/>
-        <w:sz w:val="20"/>
-      </w:rPr>
-    </w:lvl>
-    <w:lvl w:ilvl="1" w:tentative="1">
-      <w:start w:val="1"/>
-      <w:numFmt w:val="bullet"/>
-      <w:lvlText w:val="o"/>
-      <w:lvlJc w:val="left"/>
-      <w:pPr>
-        <w:tabs>
-          <w:tab w:val="num" w:pos="1440"/>
-        </w:tabs>
-        <w:ind w:left="1440" w:hanging="360"/>
-      </w:pPr>
-      <w:rPr>
-        <w:rFonts w:ascii="Courier New" w:hAnsi="Courier New" w:hint="default"/>
-        <w:sz w:val="20"/>
-      </w:rPr>
-    </w:lvl>
-    <w:lvl w:ilvl="2" w:tentative="1">
-      <w:start w:val="1"/>
-      <w:numFmt w:val="bullet"/>
-      <w:lvlText w:val=""/>
-      <w:lvlJc w:val="left"/>
-      <w:pPr>
-        <w:tabs>
-          <w:tab w:val="num" w:pos="2160"/>
-        </w:tabs>
-        <w:ind w:left="2160" w:hanging="360"/>
-      </w:pPr>
-      <w:rPr>
-        <w:rFonts w:ascii="Wingdings" w:hAnsi="Wingdings" w:hint="default"/>
-        <w:sz w:val="20"/>
-      </w:rPr>
-    </w:lvl>
-    <w:lvl w:ilvl="3" w:tentative="1">
-      <w:start w:val="1"/>
-      <w:numFmt w:val="bullet"/>
-      <w:lvlText w:val=""/>
-      <w:lvlJc w:val="left"/>
-      <w:pPr>
-        <w:tabs>
-          <w:tab w:val="num" w:pos="2880"/>
-        </w:tabs>
-        <w:ind w:left="2880" w:hanging="360"/>
-      </w:pPr>
-      <w:rPr>
-        <w:rFonts w:ascii="Wingdings" w:hAnsi="Wingdings" w:hint="default"/>
-        <w:sz w:val="20"/>
-      </w:rPr>
-    </w:lvl>
-    <w:lvl w:ilvl="4" w:tentative="1">
-      <w:start w:val="1"/>
-      <w:numFmt w:val="bullet"/>
-      <w:lvlText w:val=""/>
-      <w:lvlJc w:val="left"/>
-      <w:pPr>
-        <w:tabs>
-          <w:tab w:val="num" w:pos="3600"/>
-        </w:tabs>
-        <w:ind w:left="3600" w:hanging="360"/>
-      </w:pPr>
-      <w:rPr>
-        <w:rFonts w:ascii="Wingdings" w:hAnsi="Wingdings" w:hint="default"/>
-        <w:sz w:val="20"/>
-      </w:rPr>
-    </w:lvl>
-    <w:lvl w:ilvl="5" w:tentative="1">
-      <w:start w:val="1"/>
-      <w:numFmt w:val="bullet"/>
-      <w:lvlText w:val=""/>
-      <w:lvlJc w:val="left"/>
-      <w:pPr>
-        <w:tabs>
-          <w:tab w:val="num" w:pos="4320"/>
-        </w:tabs>
-        <w:ind w:left="4320" w:hanging="360"/>
-      </w:pPr>
-      <w:rPr>
-        <w:rFonts w:ascii="Wingdings" w:hAnsi="Wingdings" w:hint="default"/>
-        <w:sz w:val="20"/>
-      </w:rPr>
-    </w:lvl>
-    <w:lvl w:ilvl="6" w:tentative="1">
-      <w:start w:val="1"/>
-      <w:numFmt w:val="bullet"/>
-      <w:lvlText w:val=""/>
-      <w:lvlJc w:val="left"/>
-      <w:pPr>
-        <w:tabs>
-          <w:tab w:val="num" w:pos="5040"/>
-        </w:tabs>
-        <w:ind w:left="5040" w:hanging="360"/>
-      </w:pPr>
-      <w:rPr>
-        <w:rFonts w:ascii="Wingdings" w:hAnsi="Wingdings" w:hint="default"/>
-        <w:sz w:val="20"/>
-      </w:rPr>
-    </w:lvl>
-    <w:lvl w:ilvl="7" w:tentative="1">
-      <w:start w:val="1"/>
-      <w:numFmt w:val="bullet"/>
-      <w:lvlText w:val=""/>
-      <w:lvlJc w:val="left"/>
-      <w:pPr>
-        <w:tabs>
-          <w:tab w:val="num" w:pos="5760"/>
-        </w:tabs>
-        <w:ind w:left="5760" w:hanging="360"/>
-      </w:pPr>
-      <w:rPr>
-        <w:rFonts w:ascii="Wingdings" w:hAnsi="Wingdings" w:hint="default"/>
-        <w:sz w:val="20"/>
-      </w:rPr>
-    </w:lvl>
-    <w:lvl w:ilvl="8" w:tentative="1">
-      <w:start w:val="1"/>
-      <w:numFmt w:val="bullet"/>
-      <w:lvlText w:val=""/>
-      <w:lvlJc w:val="left"/>
-      <w:pPr>
-        <w:tabs>
-          <w:tab w:val="num" w:pos="6480"/>
-        </w:tabs>
-        <w:ind w:left="6480" w:hanging="360"/>
-      </w:pPr>
-      <w:rPr>
-        <w:rFonts w:ascii="Wingdings" w:hAnsi="Wingdings" w:hint="default"/>
-        <w:sz w:val="20"/>
-      </w:rPr>
-    </w:lvl>
-  </w:abstractNum>
-  <w:abstractNum w:abstractNumId="9" w15:restartNumberingAfterBreak="0">
-    <w:nsid w:val="764C2162"/>
-    <w:multiLevelType w:val="hybridMultilevel"/>
-    <w:tmpl w:val="BA284A16"/>
-    <w:lvl w:ilvl="0" w:tplc="40090001">
-      <w:start w:val="1"/>
-      <w:numFmt w:val="bullet"/>
-      <w:lvlText w:val=""/>
-      <w:lvlJc w:val="left"/>
-      <w:pPr>
-        <w:ind w:left="720" w:hanging="360"/>
-      </w:pPr>
-      <w:rPr>
-        <w:rFonts w:ascii="Symbol" w:hAnsi="Symbol" w:hint="default"/>
-      </w:rPr>
-    </w:lvl>
-    <w:lvl w:ilvl="1" w:tplc="40090003" w:tentative="1">
-      <w:start w:val="1"/>
-      <w:numFmt w:val="bullet"/>
-      <w:lvlText w:val="o"/>
-      <w:lvlJc w:val="left"/>
-      <w:pPr>
-        <w:ind w:left="1440" w:hanging="360"/>
-      </w:pPr>
-      <w:rPr>
-        <w:rFonts w:ascii="Courier New" w:hAnsi="Courier New" w:cs="Courier New" w:hint="default"/>
-      </w:rPr>
-    </w:lvl>
-    <w:lvl w:ilvl="2" w:tplc="40090005" w:tentative="1">
-      <w:start w:val="1"/>
-      <w:numFmt w:val="bullet"/>
-      <w:lvlText w:val=""/>
-      <w:lvlJc w:val="left"/>
-      <w:pPr>
-        <w:ind w:left="2160" w:hanging="360"/>
-      </w:pPr>
-      <w:rPr>
-        <w:rFonts w:ascii="Wingdings" w:hAnsi="Wingdings" w:hint="default"/>
-      </w:rPr>
-    </w:lvl>
-    <w:lvl w:ilvl="3" w:tplc="40090001" w:tentative="1">
-      <w:start w:val="1"/>
-      <w:numFmt w:val="bullet"/>
-      <w:lvlText w:val=""/>
-      <w:lvlJc w:val="left"/>
-      <w:pPr>
-        <w:ind w:left="2880" w:hanging="360"/>
-      </w:pPr>
-      <w:rPr>
-        <w:rFonts w:ascii="Symbol" w:hAnsi="Symbol" w:hint="default"/>
-      </w:rPr>
-    </w:lvl>
-    <w:lvl w:ilvl="4" w:tplc="40090003" w:tentative="1">
-      <w:start w:val="1"/>
-      <w:numFmt w:val="bullet"/>
-      <w:lvlText w:val="o"/>
-      <w:lvlJc w:val="left"/>
-      <w:pPr>
-        <w:ind w:left="3600" w:hanging="360"/>
-      </w:pPr>
-      <w:rPr>
-        <w:rFonts w:ascii="Courier New" w:hAnsi="Courier New" w:cs="Courier New" w:hint="default"/>
-      </w:rPr>
-    </w:lvl>
-    <w:lvl w:ilvl="5" w:tplc="40090005" w:tentative="1">
-      <w:start w:val="1"/>
-      <w:numFmt w:val="bullet"/>
-      <w:lvlText w:val=""/>
-      <w:lvlJc w:val="left"/>
-      <w:pPr>
-        <w:ind w:left="4320" w:hanging="360"/>
-      </w:pPr>
-      <w:rPr>
-        <w:rFonts w:ascii="Wingdings" w:hAnsi="Wingdings" w:hint="default"/>
-      </w:rPr>
-    </w:lvl>
-    <w:lvl w:ilvl="6" w:tplc="40090001" w:tentative="1">
-      <w:start w:val="1"/>
-      <w:numFmt w:val="bullet"/>
-      <w:lvlText w:val=""/>
-      <w:lvlJc w:val="left"/>
-      <w:pPr>
-        <w:ind w:left="5040" w:hanging="360"/>
-      </w:pPr>
-      <w:rPr>
-        <w:rFonts w:ascii="Symbol" w:hAnsi="Symbol" w:hint="default"/>
-      </w:rPr>
-    </w:lvl>
-    <w:lvl w:ilvl="7" w:tplc="40090003" w:tentative="1">
-      <w:start w:val="1"/>
-      <w:numFmt w:val="bullet"/>
-      <w:lvlText w:val="o"/>
-      <w:lvlJc w:val="left"/>
-      <w:pPr>
-        <w:ind w:left="5760" w:hanging="360"/>
-      </w:pPr>
-      <w:rPr>
-        <w:rFonts w:ascii="Courier New" w:hAnsi="Courier New" w:cs="Courier New" w:hint="default"/>
-      </w:rPr>
-    </w:lvl>
-    <w:lvl w:ilvl="8" w:tplc="40090005" w:tentative="1">
-      <w:start w:val="1"/>
-      <w:numFmt w:val="bullet"/>
-      <w:lvlText w:val=""/>
-      <w:lvlJc w:val="left"/>
-      <w:pPr>
-        <w:ind w:left="6480" w:hanging="360"/>
-      </w:pPr>
-      <w:rPr>
-        <w:rFonts w:ascii="Wingdings" w:hAnsi="Wingdings" w:hint="default"/>
-      </w:rPr>
-    </w:lvl>
-  </w:abstractNum>
-  <w:num w:numId="1" w16cid:durableId="2019385153">
+  <w:num w:numId="1">
+    <w:abstractNumId w:val="2"/>
+  </w:num>
+  <w:num w:numId="2">
+    <w:abstractNumId w:val="0"/>
+  </w:num>
+  <w:num w:numId="3">
     <w:abstractNumId w:val="5"/>
   </w:num>
-  <w:num w:numId="2" w16cid:durableId="325600077">
+  <w:num w:numId="4">
     <w:abstractNumId w:val="3"/>
   </w:num>
-  <w:num w:numId="3" w16cid:durableId="1415012253">
-    <w:abstractNumId w:val="8"/>
+  <w:num w:numId="5">
+    <w:abstractNumId w:val="4"/>
   </w:num>
-  <w:num w:numId="4" w16cid:durableId="1748070301">
-    <w:abstractNumId w:val="1"/>
-  </w:num>
-  <w:num w:numId="5" w16cid:durableId="1674793882">
-    <w:abstractNumId w:val="0"/>
-  </w:num>
-  <w:num w:numId="6" w16cid:durableId="1207570374">
+  <w:num w:numId="6">
     <w:abstractNumId w:val="6"/>
   </w:num>
-  <w:num w:numId="7" w16cid:durableId="1600412219">
-    <w:abstractNumId w:val="4"/>
-  </w:num>
-  <w:num w:numId="8" w16cid:durableId="630595715">
-    <w:abstractNumId w:val="9"/>
-  </w:num>
-  <w:num w:numId="9" w16cid:durableId="848640652">
-    <w:abstractNumId w:val="7"/>
-  </w:num>
-  <w:num w:numId="10" w16cid:durableId="1632781971">
-    <w:abstractNumId w:val="2"/>
+  <w:num w:numId="7">
+    <w:abstractNumId w:val="1"/>
   </w:num>
 </w:numbering>
 </file>
 
 <file path=word/styles.xml><?xml version="1.0" encoding="utf-8"?>
-<w:styles xmlns:mc="http://schemas.openxmlformats.org/markup-compatibility/2006" xmlns:r="http://schemas.openxmlformats.org/officeDocument/2006/relationships" xmlns:w="http://schemas.openxmlformats.org/wordprocessingml/2006/main" xmlns:w14="http://schemas.microsoft.com/office/word/2010/wordml" xmlns:w15="http://schemas.microsoft.com/office/word/2012/wordml" xmlns:w16cex="http://schemas.microsoft.com/office/word/2018/wordml/cex" xmlns:w16cid="http://schemas.microsoft.com/office/word/2016/wordml/cid" xmlns:w16="http://schemas.microsoft.com/office/word/2018/wordml" xmlns:w16du="http://schemas.microsoft.com/office/word/2023/wordml/word16du" xmlns:w16sdtdh="http://schemas.microsoft.com/office/word/2020/wordml/sdtdatahash" xmlns:w16sdtfl="http://schemas.microsoft.com/office/word/2024/wordml/sdtformatlock" xmlns:w16se="http://schemas.microsoft.com/office/word/2015/wordml/symex" mc:Ignorable="w14 w15 w16se w16cid w16 w16cex w16sdtdh w16sdtfl w16du">
+<w:styles xmlns:mc="http://schemas.openxmlformats.org/markup-compatibility/2006" xmlns:o="urn:schemas-microsoft-com:office:office" xmlns:r="http://schemas.openxmlformats.org/officeDocument/2006/relationships" xmlns:m="http://schemas.openxmlformats.org/officeDocument/2006/math" xmlns:v="urn:schemas-microsoft-com:vml" xmlns:w="http://schemas.openxmlformats.org/wordprocessingml/2006/main" xmlns:w14="http://schemas.microsoft.com/office/word/2010/wordml" xmlns:w10="urn:schemas-microsoft-com:office:word" xmlns:sl="http://schemas.openxmlformats.org/schemaLibrary/2006/main" xmlns:wpsCustomData="http://www.wps.cn/officeDocument/2013/wpsCustomData" mc:Ignorable="w14">
   <w:docDefaults>
     <w:rPrDefault>
       <w:rPr>
-        <w:rFonts w:asciiTheme="minorHAnsi" w:eastAsiaTheme="minorHAnsi" w:hAnsiTheme="minorHAnsi" w:cstheme="minorBidi"/>
-        <w:kern w:val="2"/>
-        <w:sz w:val="22"/>
-        <w:szCs w:val="22"/>
-        <w:lang w:val="en-IN" w:eastAsia="en-US" w:bidi="ar-SA"/>
-        <w14:ligatures w14:val="standardContextual"/>
+        <w:rFonts w:asciiTheme="minorHAnsi" w:hAnsiTheme="minorHAnsi" w:eastAsiaTheme="minorHAnsi" w:cstheme="minorBidi"/>
       </w:rPr>
     </w:rPrDefault>
-    <w:pPrDefault>
-      <w:pPr>
-        <w:spacing w:after="160" w:line="259" w:lineRule="auto"/>
-      </w:pPr>
-    </w:pPrDefault>
+    <w:pPrDefault/>
   </w:docDefaults>
-  <w:latentStyles w:defLockedState="0" w:defUIPriority="99" w:defSemiHidden="0" w:defUnhideWhenUsed="0" w:defQFormat="0" w:count="376">
-    <w:lsdException w:name="Normal" w:uiPriority="0" w:qFormat="1"/>
-    <w:lsdException w:name="heading 1" w:uiPriority="9" w:qFormat="1"/>
-    <w:lsdException w:name="heading 2" w:semiHidden="1" w:uiPriority="9" w:unhideWhenUsed="1" w:qFormat="1"/>
-    <w:lsdException w:name="heading 3" w:semiHidden="1" w:uiPriority="9" w:unhideWhenUsed="1" w:qFormat="1"/>
-    <w:lsdException w:name="heading 4" w:semiHidden="1" w:uiPriority="9" w:unhideWhenUsed="1" w:qFormat="1"/>
-    <w:lsdException w:name="heading 5" w:semiHidden="1" w:uiPriority="9" w:unhideWhenUsed="1" w:qFormat="1"/>
-    <w:lsdException w:name="heading 6" w:semiHidden="1" w:uiPriority="9" w:unhideWhenUsed="1" w:qFormat="1"/>
-    <w:lsdException w:name="heading 7" w:semiHidden="1" w:uiPriority="9" w:unhideWhenUsed="1" w:qFormat="1"/>
-    <w:lsdException w:name="heading 8" w:semiHidden="1" w:uiPriority="9" w:unhideWhenUsed="1" w:qFormat="1"/>
-    <w:lsdException w:name="heading 9" w:semiHidden="1" w:uiPriority="9" w:unhideWhenUsed="1" w:qFormat="1"/>
-    <w:lsdException w:name="index 1" w:semiHidden="1" w:unhideWhenUsed="1"/>
-    <w:lsdException w:name="index 2" w:semiHidden="1" w:unhideWhenUsed="1"/>
-    <w:lsdException w:name="index 3" w:semiHidden="1" w:unhideWhenUsed="1"/>
-    <w:lsdException w:name="index 4" w:semiHidden="1" w:unhideWhenUsed="1"/>
-    <w:lsdException w:name="index 5" w:semiHidden="1" w:unhideWhenUsed="1"/>
-    <w:lsdException w:name="index 6" w:semiHidden="1" w:unhideWhenUsed="1"/>
-    <w:lsdException w:name="index 7" w:semiHidden="1" w:unhideWhenUsed="1"/>
-    <w:lsdException w:name="index 8" w:semiHidden="1" w:unhideWhenUsed="1"/>
-    <w:lsdException w:name="index 9" w:semiHidden="1" w:unhideWhenUsed="1"/>
-    <w:lsdException w:name="toc 1" w:semiHidden="1" w:uiPriority="39" w:unhideWhenUsed="1"/>
-    <w:lsdException w:name="toc 2" w:semiHidden="1" w:uiPriority="39" w:unhideWhenUsed="1"/>
-    <w:lsdException w:name="toc 3" w:semiHidden="1" w:uiPriority="39" w:unhideWhenUsed="1"/>
-    <w:lsdException w:name="toc 4" w:semiHidden="1" w:uiPriority="39" w:unhideWhenUsed="1"/>
-    <w:lsdException w:name="toc 5" w:semiHidden="1" w:uiPriority="39" w:unhideWhenUsed="1"/>
-    <w:lsdException w:name="toc 6" w:semiHidden="1" w:uiPriority="39" w:unhideWhenUsed="1"/>
-    <w:lsdException w:name="toc 7" w:semiHidden="1" w:uiPriority="39" w:unhideWhenUsed="1"/>
-    <w:lsdException w:name="toc 8" w:semiHidden="1" w:uiPriority="39" w:unhideWhenUsed="1"/>
-    <w:lsdException w:name="toc 9" w:semiHidden="1" w:uiPriority="39" w:unhideWhenUsed="1"/>
-    <w:lsdException w:name="Normal Indent" w:semiHidden="1" w:unhideWhenUsed="1"/>
-    <w:lsdException w:name="footnote text" w:semiHidden="1" w:unhideWhenUsed="1"/>
-    <w:lsdException w:name="annotation text" w:semiHidden="1" w:unhideWhenUsed="1"/>
-    <w:lsdException w:name="header" w:semiHidden="1" w:unhideWhenUsed="1"/>
-    <w:lsdException w:name="footer" w:semiHidden="1" w:unhideWhenUsed="1"/>
-    <w:lsdException w:name="index heading" w:semiHidden="1" w:unhideWhenUsed="1"/>
-    <w:lsdException w:name="caption" w:semiHidden="1" w:uiPriority="35" w:unhideWhenUsed="1" w:qFormat="1"/>
-    <w:lsdException w:name="table of figures" w:semiHidden="1" w:unhideWhenUsed="1"/>
-    <w:lsdException w:name="envelope address" w:semiHidden="1" w:unhideWhenUsed="1"/>
-    <w:lsdException w:name="envelope return" w:semiHidden="1" w:unhideWhenUsed="1"/>
-    <w:lsdException w:name="footnote reference" w:semiHidden="1" w:unhideWhenUsed="1"/>
-    <w:lsdException w:name="annotation reference" w:semiHidden="1" w:unhideWhenUsed="1"/>
-    <w:lsdException w:name="line number" w:semiHidden="1" w:unhideWhenUsed="1"/>
-    <w:lsdException w:name="page number" w:semiHidden="1" w:unhideWhenUsed="1"/>
-    <w:lsdException w:name="endnote reference" w:semiHidden="1" w:unhideWhenUsed="1"/>
-    <w:lsdException w:name="endnote text" w:semiHidden="1" w:unhideWhenUsed="1"/>
-    <w:lsdException w:name="table of authorities" w:semiHidden="1" w:unhideWhenUsed="1"/>
-    <w:lsdException w:name="macro" w:semiHidden="1" w:unhideWhenUsed="1"/>
-    <w:lsdException w:name="toa heading" w:semiHidden="1" w:unhideWhenUsed="1"/>
-    <w:lsdException w:name="List" w:semiHidden="1" w:unhideWhenUsed="1"/>
-    <w:lsdException w:name="List Bullet" w:semiHidden="1" w:unhideWhenUsed="1"/>
-    <w:lsdException w:name="List Number" w:semiHidden="1" w:unhideWhenUsed="1"/>
-    <w:lsdException w:name="List 2" w:semiHidden="1" w:unhideWhenUsed="1"/>
-    <w:lsdException w:name="List 3" w:semiHidden="1" w:unhideWhenUsed="1"/>
-    <w:lsdException w:name="List 4" w:semiHidden="1" w:unhideWhenUsed="1"/>
-    <w:lsdException w:name="List 5" w:semiHidden="1" w:unhideWhenUsed="1"/>
-    <w:lsdException w:name="List Bullet 2" w:semiHidden="1" w:unhideWhenUsed="1"/>
-    <w:lsdException w:name="List Bullet 3" w:semiHidden="1" w:unhideWhenUsed="1"/>
-    <w:lsdException w:name="List Bullet 4" w:semiHidden="1" w:unhideWhenUsed="1"/>
-    <w:lsdException w:name="List Bullet 5" w:semiHidden="1" w:unhideWhenUsed="1"/>
-    <w:lsdException w:name="List Number 2" w:semiHidden="1" w:unhideWhenUsed="1"/>
-    <w:lsdException w:name="List Number 3" w:semiHidden="1" w:unhideWhenUsed="1"/>
-    <w:lsdException w:name="List Number 4" w:semiHidden="1" w:unhideWhenUsed="1"/>
-    <w:lsdException w:name="List Number 5" w:semiHidden="1" w:unhideWhenUsed="1"/>
-    <w:lsdException w:name="Title" w:uiPriority="10" w:qFormat="1"/>
-    <w:lsdException w:name="Closing" w:semiHidden="1" w:unhideWhenUsed="1"/>
-    <w:lsdException w:name="Signature" w:semiHidden="1" w:unhideWhenUsed="1"/>
-    <w:lsdException w:name="Default Paragraph Font" w:semiHidden="1" w:uiPriority="1" w:unhideWhenUsed="1"/>
-    <w:lsdException w:name="Body Text" w:semiHidden="1" w:unhideWhenUsed="1"/>
-    <w:lsdException w:name="Body Text Indent" w:semiHidden="1" w:unhideWhenUsed="1"/>
-    <w:lsdException w:name="List Continue" w:semiHidden="1" w:unhideWhenUsed="1"/>
-    <w:lsdException w:name="List Continue 2" w:semiHidden="1" w:unhideWhenUsed="1"/>
-    <w:lsdException w:name="List Continue 3" w:semiHidden="1" w:unhideWhenUsed="1"/>
-    <w:lsdException w:name="List Continue 4" w:semiHidden="1" w:unhideWhenUsed="1"/>
-    <w:lsdException w:name="List Continue 5" w:semiHidden="1" w:unhideWhenUsed="1"/>
-    <w:lsdException w:name="Message Header" w:semiHidden="1" w:unhideWhenUsed="1"/>
-    <w:lsdException w:name="Subtitle" w:uiPriority="11" w:qFormat="1"/>
-    <w:lsdException w:name="Salutation" w:semiHidden="1" w:unhideWhenUsed="1"/>
-    <w:lsdException w:name="Date" w:semiHidden="1" w:unhideWhenUsed="1"/>
-    <w:lsdException w:name="Body Text First Indent" w:semiHidden="1" w:unhideWhenUsed="1"/>
-    <w:lsdException w:name="Body Text First Indent 2" w:semiHidden="1" w:unhideWhenUsed="1"/>
-    <w:lsdException w:name="Note Heading" w:semiHidden="1" w:unhideWhenUsed="1"/>
-    <w:lsdException w:name="Body Text 2" w:semiHidden="1" w:unhideWhenUsed="1"/>
-    <w:lsdException w:name="Body Text 3" w:semiHidden="1" w:unhideWhenUsed="1"/>
-    <w:lsdException w:name="Body Text Indent 2" w:semiHidden="1" w:unhideWhenUsed="1"/>
-    <w:lsdException w:name="Body Text Indent 3" w:semiHidden="1" w:unhideWhenUsed="1"/>
-    <w:lsdException w:name="Block Text" w:semiHidden="1" w:unhideWhenUsed="1"/>
-    <w:lsdException w:name="Hyperlink" w:semiHidden="1" w:unhideWhenUsed="1"/>
-    <w:lsdException w:name="FollowedHyperlink" w:semiHidden="1" w:unhideWhenUsed="1"/>
-    <w:lsdException w:name="Strong" w:uiPriority="22" w:qFormat="1"/>
-    <w:lsdException w:name="Emphasis" w:uiPriority="20" w:qFormat="1"/>
-    <w:lsdException w:name="Document Map" w:semiHidden="1" w:unhideWhenUsed="1"/>
-    <w:lsdException w:name="Plain Text" w:semiHidden="1" w:unhideWhenUsed="1"/>
-    <w:lsdException w:name="E-mail Signature" w:semiHidden="1" w:unhideWhenUsed="1"/>
-    <w:lsdException w:name="HTML Top of Form" w:semiHidden="1" w:unhideWhenUsed="1"/>
-    <w:lsdException w:name="HTML Bottom of Form" w:semiHidden="1" w:unhideWhenUsed="1"/>
-    <w:lsdException w:name="Normal (Web)" w:semiHidden="1" w:unhideWhenUsed="1"/>
-    <w:lsdException w:name="HTML Acronym" w:semiHidden="1" w:unhideWhenUsed="1"/>
-    <w:lsdException w:name="HTML Address" w:semiHidden="1" w:unhideWhenUsed="1"/>
-    <w:lsdException w:name="HTML Cite" w:semiHidden="1" w:unhideWhenUsed="1"/>
-    <w:lsdException w:name="HTML Code" w:semiHidden="1" w:unhideWhenUsed="1"/>
-    <w:lsdException w:name="HTML Definition" w:semiHidden="1" w:unhideWhenUsed="1"/>
-    <w:lsdException w:name="HTML Keyboard" w:semiHidden="1" w:unhideWhenUsed="1"/>
-    <w:lsdException w:name="HTML Preformatted" w:semiHidden="1" w:unhideWhenUsed="1"/>
-    <w:lsdException w:name="HTML Sample" w:semiHidden="1" w:unhideWhenUsed="1"/>
-    <w:lsdException w:name="HTML Typewriter" w:semiHidden="1" w:unhideWhenUsed="1"/>
-    <w:lsdException w:name="HTML Variable" w:semiHidden="1" w:unhideWhenUsed="1"/>
-    <w:lsdException w:name="Normal Table" w:semiHidden="1" w:unhideWhenUsed="1"/>
-    <w:lsdException w:name="annotation subject" w:semiHidden="1" w:unhideWhenUsed="1"/>
-    <w:lsdException w:name="No List" w:semiHidden="1" w:unhideWhenUsed="1"/>
-    <w:lsdException w:name="Outline List 1" w:semiHidden="1" w:unhideWhenUsed="1"/>
-    <w:lsdException w:name="Outline List 2" w:semiHidden="1" w:unhideWhenUsed="1"/>
-    <w:lsdException w:name="Outline List 3" w:semiHidden="1" w:unhideWhenUsed="1"/>
-    <w:lsdException w:name="Table Simple 1" w:semiHidden="1" w:unhideWhenUsed="1"/>
-    <w:lsdException w:name="Table Simple 2" w:semiHidden="1" w:unhideWhenUsed="1"/>
-    <w:lsdException w:name="Table Simple 3" w:semiHidden="1" w:unhideWhenUsed="1"/>
-    <w:lsdException w:name="Table Classic 1" w:semiHidden="1" w:unhideWhenUsed="1"/>
-    <w:lsdException w:name="Table Classic 2" w:semiHidden="1" w:unhideWhenUsed="1"/>
-    <w:lsdException w:name="Table Classic 3" w:semiHidden="1" w:unhideWhenUsed="1"/>
-    <w:lsdException w:name="Table Classic 4" w:semiHidden="1" w:unhideWhenUsed="1"/>
-    <w:lsdException w:name="Table Colorful 1" w:semiHidden="1" w:unhideWhenUsed="1"/>
-    <w:lsdException w:name="Table Colorful 2" w:semiHidden="1" w:unhideWhenUsed="1"/>
-    <w:lsdException w:name="Table Colorful 3" w:semiHidden="1" w:unhideWhenUsed="1"/>
-    <w:lsdException w:name="Table Columns 1" w:semiHidden="1" w:unhideWhenUsed="1"/>
-    <w:lsdException w:name="Table Columns 2" w:semiHidden="1" w:unhideWhenUsed="1"/>
-    <w:lsdException w:name="Table Columns 3" w:semiHidden="1" w:unhideWhenUsed="1"/>
-    <w:lsdException w:name="Table Columns 4" w:semiHidden="1" w:unhideWhenUsed="1"/>
-    <w:lsdException w:name="Table Columns 5" w:semiHidden="1" w:unhideWhenUsed="1"/>
-    <w:lsdException w:name="Table Grid 1" w:semiHidden="1" w:unhideWhenUsed="1"/>
-    <w:lsdException w:name="Table Grid 2" w:semiHidden="1" w:unhideWhenUsed="1"/>
-    <w:lsdException w:name="Table Grid 3" w:semiHidden="1" w:unhideWhenUsed="1"/>
-    <w:lsdException w:name="Table Grid 4" w:semiHidden="1" w:unhideWhenUsed="1"/>
-    <w:lsdException w:name="Table Grid 5" w:semiHidden="1" w:unhideWhenUsed="1"/>
-    <w:lsdException w:name="Table Grid 6" w:semiHidden="1" w:unhideWhenUsed="1"/>
-    <w:lsdException w:name="Table Grid 7" w:semiHidden="1" w:unhideWhenUsed="1"/>
-    <w:lsdException w:name="Table Grid 8" w:semiHidden="1" w:unhideWhenUsed="1"/>
-    <w:lsdException w:name="Table List 1" w:semiHidden="1" w:unhideWhenUsed="1"/>
-    <w:lsdException w:name="Table List 2" w:semiHidden="1" w:unhideWhenUsed="1"/>
-    <w:lsdException w:name="Table List 3" w:semiHidden="1" w:unhideWhenUsed="1"/>
-    <w:lsdException w:name="Table List 4" w:semiHidden="1" w:unhideWhenUsed="1"/>
-    <w:lsdException w:name="Table List 5" w:semiHidden="1" w:unhideWhenUsed="1"/>
-    <w:lsdException w:name="Table List 6" w:semiHidden="1" w:unhideWhenUsed="1"/>
-    <w:lsdException w:name="Table List 7" w:semiHidden="1" w:unhideWhenUsed="1"/>
-    <w:lsdException w:name="Table List 8" w:semiHidden="1" w:unhideWhenUsed="1"/>
-    <w:lsdException w:name="Table 3D effects 1" w:semiHidden="1" w:unhideWhenUsed="1"/>
-    <w:lsdException w:name="Table 3D effects 2" w:semiHidden="1" w:unhideWhenUsed="1"/>
-    <w:lsdException w:name="Table 3D effects 3" w:semiHidden="1" w:unhideWhenUsed="1"/>
-    <w:lsdException w:name="Table Contemporary" w:semiHidden="1" w:unhideWhenUsed="1"/>
-    <w:lsdException w:name="Table Elegant" w:semiHidden="1" w:unhideWhenUsed="1"/>
-    <w:lsdException w:name="Table Professional" w:semiHidden="1" w:unhideWhenUsed="1"/>
-    <w:lsdException w:name="Table Subtle 1" w:semiHidden="1" w:unhideWhenUsed="1"/>
-    <w:lsdException w:name="Table Subtle 2" w:semiHidden="1" w:unhideWhenUsed="1"/>
-    <w:lsdException w:name="Table Web 1" w:semiHidden="1" w:unhideWhenUsed="1"/>
-    <w:lsdException w:name="Table Web 2" w:semiHidden="1" w:unhideWhenUsed="1"/>
-    <w:lsdException w:name="Table Web 3" w:semiHidden="1" w:unhideWhenUsed="1"/>
-    <w:lsdException w:name="Balloon Text" w:semiHidden="1" w:unhideWhenUsed="1"/>
-    <w:lsdException w:name="Table Grid" w:uiPriority="39"/>
-    <w:lsdException w:name="Table Theme" w:semiHidden="1" w:unhideWhenUsed="1"/>
-    <w:lsdException w:name="Placeholder Text" w:semiHidden="1"/>
-    <w:lsdException w:name="No Spacing" w:uiPriority="1" w:qFormat="1"/>
-    <w:lsdException w:name="Light Shading" w:uiPriority="60"/>
-    <w:lsdException w:name="Light List" w:uiPriority="61"/>
-    <w:lsdException w:name="Light Grid" w:uiPriority="62"/>
-    <w:lsdException w:name="Medium Shading 1" w:uiPriority="63"/>
-    <w:lsdException w:name="Medium Shading 2" w:uiPriority="64"/>
-    <w:lsdException w:name="Medium List 1" w:uiPriority="65"/>
-    <w:lsdException w:name="Medium List 2" w:uiPriority="66"/>
-    <w:lsdException w:name="Medium Grid 1" w:uiPriority="67"/>
-    <w:lsdException w:name="Medium Grid 2" w:uiPriority="68"/>
-    <w:lsdException w:name="Medium Grid 3" w:uiPriority="69"/>
-    <w:lsdException w:name="Dark List" w:uiPriority="70"/>
-    <w:lsdException w:name="Colorful Shading" w:uiPriority="71"/>
-    <w:lsdException w:name="Colorful List" w:uiPriority="72"/>
-    <w:lsdException w:name="Colorful Grid" w:uiPriority="73"/>
-    <w:lsdException w:name="Light Shading Accent 1" w:uiPriority="60"/>
-    <w:lsdException w:name="Light List Accent 1" w:uiPriority="61"/>
-    <w:lsdException w:name="Light Grid Accent 1" w:uiPriority="62"/>
-    <w:lsdException w:name="Medium Shading 1 Accent 1" w:uiPriority="63"/>
-    <w:lsdException w:name="Medium Shading 2 Accent 1" w:uiPriority="64"/>
-    <w:lsdException w:name="Medium List 1 Accent 1" w:uiPriority="65"/>
-    <w:lsdException w:name="Revision" w:semiHidden="1"/>
-    <w:lsdException w:name="List Paragraph" w:uiPriority="34" w:qFormat="1"/>
-    <w:lsdException w:name="Quote" w:uiPriority="29" w:qFormat="1"/>
-    <w:lsdException w:name="Intense Quote" w:uiPriority="30" w:qFormat="1"/>
-    <w:lsdException w:name="Medium List 2 Accent 1" w:uiPriority="66"/>
-    <w:lsdException w:name="Medium Grid 1 Accent 1" w:uiPriority="67"/>
-    <w:lsdException w:name="Medium Grid 2 Accent 1" w:uiPriority="68"/>
-    <w:lsdException w:name="Medium Grid 3 Accent 1" w:uiPriority="69"/>
-    <w:lsdException w:name="Dark List Accent 1" w:uiPriority="70"/>
-    <w:lsdException w:name="Colorful Shading Accent 1" w:uiPriority="71"/>
-    <w:lsdException w:name="Colorful List Accent 1" w:uiPriority="72"/>
-    <w:lsdException w:name="Colorful Grid Accent 1" w:uiPriority="73"/>
-    <w:lsdException w:name="Light Shading Accent 2" w:uiPriority="60"/>
-    <w:lsdException w:name="Light List Accent 2" w:uiPriority="61"/>
-    <w:lsdException w:name="Light Grid Accent 2" w:uiPriority="62"/>
-    <w:lsdException w:name="Medium Shading 1 Accent 2" w:uiPriority="63"/>
-    <w:lsdException w:name="Medium Shading 2 Accent 2" w:uiPriority="64"/>
-    <w:lsdException w:name="Medium List 1 Accent 2" w:uiPriority="65"/>
-    <w:lsdException w:name="Medium List 2 Accent 2" w:uiPriority="66"/>
-    <w:lsdException w:name="Medium Grid 1 Accent 2" w:uiPriority="67"/>
-    <w:lsdException w:name="Medium Grid 2 Accent 2" w:uiPriority="68"/>
-    <w:lsdException w:name="Medium Grid 3 Accent 2" w:uiPriority="69"/>
-    <w:lsdException w:name="Dark List Accent 2" w:uiPriority="70"/>
-    <w:lsdException w:name="Colorful Shading Accent 2" w:uiPriority="71"/>
-    <w:lsdException w:name="Colorful List Accent 2" w:uiPriority="72"/>
-    <w:lsdException w:name="Colorful Grid Accent 2" w:uiPriority="73"/>
-    <w:lsdException w:name="Light Shading Accent 3" w:uiPriority="60"/>
-    <w:lsdException w:name="Light List Accent 3" w:uiPriority="61"/>
-    <w:lsdException w:name="Light Grid Accent 3" w:uiPriority="62"/>
-    <w:lsdException w:name="Medium Shading 1 Accent 3" w:uiPriority="63"/>
-    <w:lsdException w:name="Medium Shading 2 Accent 3" w:uiPriority="64"/>
-    <w:lsdException w:name="Medium List 1 Accent 3" w:uiPriority="65"/>
-    <w:lsdException w:name="Medium List 2 Accent 3" w:uiPriority="66"/>
-    <w:lsdException w:name="Medium Grid 1 Accent 3" w:uiPriority="67"/>
-    <w:lsdException w:name="Medium Grid 2 Accent 3" w:uiPriority="68"/>
-    <w:lsdException w:name="Medium Grid 3 Accent 3" w:uiPriority="69"/>
-    <w:lsdException w:name="Dark List Accent 3" w:uiPriority="70"/>
-    <w:lsdException w:name="Colorful Shading Accent 3" w:uiPriority="71"/>
-    <w:lsdException w:name="Colorful List Accent 3" w:uiPriority="72"/>
-    <w:lsdException w:name="Colorful Grid Accent 3" w:uiPriority="73"/>
-    <w:lsdException w:name="Light Shading Accent 4" w:uiPriority="60"/>
-    <w:lsdException w:name="Light List Accent 4" w:uiPriority="61"/>
-    <w:lsdException w:name="Light Grid Accent 4" w:uiPriority="62"/>
-    <w:lsdException w:name="Medium Shading 1 Accent 4" w:uiPriority="63"/>
-    <w:lsdException w:name="Medium Shading 2 Accent 4" w:uiPriority="64"/>
-    <w:lsdException w:name="Medium List 1 Accent 4" w:uiPriority="65"/>
-    <w:lsdException w:name="Medium List 2 Accent 4" w:uiPriority="66"/>
-    <w:lsdException w:name="Medium Grid 1 Accent 4" w:uiPriority="67"/>
-    <w:lsdException w:name="Medium Grid 2 Accent 4" w:uiPriority="68"/>
-    <w:lsdException w:name="Medium Grid 3 Accent 4" w:uiPriority="69"/>
-    <w:lsdException w:name="Dark List Accent 4" w:uiPriority="70"/>
-    <w:lsdException w:name="Colorful Shading Accent 4" w:uiPriority="71"/>
-    <w:lsdException w:name="Colorful List Accent 4" w:uiPriority="72"/>
-    <w:lsdException w:name="Colorful Grid Accent 4" w:uiPriority="73"/>
-    <w:lsdException w:name="Light Shading Accent 5" w:uiPriority="60"/>
-    <w:lsdException w:name="Light List Accent 5" w:uiPriority="61"/>
-    <w:lsdException w:name="Light Grid Accent 5" w:uiPriority="62"/>
-    <w:lsdException w:name="Medium Shading 1 Accent 5" w:uiPriority="63"/>
-    <w:lsdException w:name="Medium Shading 2 Accent 5" w:uiPriority="64"/>
-    <w:lsdException w:name="Medium List 1 Accent 5" w:uiPriority="65"/>
-    <w:lsdException w:name="Medium List 2 Accent 5" w:uiPriority="66"/>
-    <w:lsdException w:name="Medium Grid 1 Accent 5" w:uiPriority="67"/>
-    <w:lsdException w:name="Medium Grid 2 Accent 5" w:uiPriority="68"/>
-    <w:lsdException w:name="Medium Grid 3 Accent 5" w:uiPriority="69"/>
-    <w:lsdException w:name="Dark List Accent 5" w:uiPriority="70"/>
-    <w:lsdException w:name="Colorful Shading Accent 5" w:uiPriority="71"/>
-    <w:lsdException w:name="Colorful List Accent 5" w:uiPriority="72"/>
-    <w:lsdException w:name="Colorful Grid Accent 5" w:uiPriority="73"/>
-    <w:lsdException w:name="Light Shading Accent 6" w:uiPriority="60"/>
-    <w:lsdException w:name="Light List Accent 6" w:uiPriority="61"/>
-    <w:lsdException w:name="Light Grid Accent 6" w:uiPriority="62"/>
-    <w:lsdException w:name="Medium Shading 1 Accent 6" w:uiPriority="63"/>
-    <w:lsdException w:name="Medium Shading 2 Accent 6" w:uiPriority="64"/>
-    <w:lsdException w:name="Medium List 1 Accent 6" w:uiPriority="65"/>
-    <w:lsdException w:name="Medium List 2 Accent 6" w:uiPriority="66"/>
-    <w:lsdException w:name="Medium Grid 1 Accent 6" w:uiPriority="67"/>
-    <w:lsdException w:name="Medium Grid 2 Accent 6" w:uiPriority="68"/>
-    <w:lsdException w:name="Medium Grid 3 Accent 6" w:uiPriority="69"/>
-    <w:lsdException w:name="Dark List Accent 6" w:uiPriority="70"/>
-    <w:lsdException w:name="Colorful Shading Accent 6" w:uiPriority="71"/>
-    <w:lsdException w:name="Colorful List Accent 6" w:uiPriority="72"/>
-    <w:lsdException w:name="Colorful Grid Accent 6" w:uiPriority="73"/>
-    <w:lsdException w:name="Subtle Emphasis" w:uiPriority="19" w:qFormat="1"/>
-    <w:lsdException w:name="Intense Emphasis" w:uiPriority="21" w:qFormat="1"/>
-    <w:lsdException w:name="Subtle Reference" w:uiPriority="31" w:qFormat="1"/>
-    <w:lsdException w:name="Intense Reference" w:uiPriority="32" w:qFormat="1"/>
-    <w:lsdException w:name="Book Title" w:uiPriority="33" w:qFormat="1"/>
-    <w:lsdException w:name="Bibliography" w:semiHidden="1" w:uiPriority="37" w:unhideWhenUsed="1"/>
-    <w:lsdException w:name="TOC Heading" w:semiHidden="1" w:uiPriority="39" w:unhideWhenUsed="1" w:qFormat="1"/>
-    <w:lsdException w:name="Plain Table 1" w:uiPriority="41"/>
-    <w:lsdException w:name="Plain Table 2" w:uiPriority="42"/>
-    <w:lsdException w:name="Plain Table 3" w:uiPriority="43"/>
-    <w:lsdException w:name="Plain Table 4" w:uiPriority="44"/>
-    <w:lsdException w:name="Plain Table 5" w:uiPriority="45"/>
-    <w:lsdException w:name="Grid Table Light" w:uiPriority="40"/>
-    <w:lsdException w:name="Grid Table 1 Light" w:uiPriority="46"/>
-    <w:lsdException w:name="Grid Table 2" w:uiPriority="47"/>
-    <w:lsdException w:name="Grid Table 3" w:uiPriority="48"/>
-    <w:lsdException w:name="Grid Table 4" w:uiPriority="49"/>
-    <w:lsdException w:name="Grid Table 5 Dark" w:uiPriority="50"/>
-    <w:lsdException w:name="Grid Table 6 Colorful" w:uiPriority="51"/>
-    <w:lsdException w:name="Grid Table 7 Colorful" w:uiPriority="52"/>
-    <w:lsdException w:name="Grid Table 1 Light Accent 1" w:uiPriority="46"/>
-    <w:lsdException w:name="Grid Table 2 Accent 1" w:uiPriority="47"/>
-    <w:lsdException w:name="Grid Table 3 Accent 1" w:uiPriority="48"/>
-    <w:lsdException w:name="Grid Table 4 Accent 1" w:uiPriority="49"/>
-    <w:lsdException w:name="Grid Table 5 Dark Accent 1" w:uiPriority="50"/>
-    <w:lsdException w:name="Grid Table 6 Colorful Accent 1" w:uiPriority="51"/>
-    <w:lsdException w:name="Grid Table 7 Colorful Accent 1" w:uiPriority="52"/>
-    <w:lsdException w:name="Grid Table 1 Light Accent 2" w:uiPriority="46"/>
-    <w:lsdException w:name="Grid Table 2 Accent 2" w:uiPriority="47"/>
-    <w:lsdException w:name="Grid Table 3 Accent 2" w:uiPriority="48"/>
-    <w:lsdException w:name="Grid Table 4 Accent 2" w:uiPriority="49"/>
-    <w:lsdException w:name="Grid Table 5 Dark Accent 2" w:uiPriority="50"/>
-    <w:lsdException w:name="Grid Table 6 Colorful Accent 2" w:uiPriority="51"/>
-    <w:lsdException w:name="Grid Table 7 Colorful Accent 2" w:uiPriority="52"/>
-    <w:lsdException w:name="Grid Table 1 Light Accent 3" w:uiPriority="46"/>
-    <w:lsdException w:name="Grid Table 2 Accent 3" w:uiPriority="47"/>
-    <w:lsdException w:name="Grid Table 3 Accent 3" w:uiPriority="48"/>
-    <w:lsdException w:name="Grid Table 4 Accent 3" w:uiPriority="49"/>
-    <w:lsdException w:name="Grid Table 5 Dark Accent 3" w:uiPriority="50"/>
-    <w:lsdException w:name="Grid Table 6 Colorful Accent 3" w:uiPriority="51"/>
-    <w:lsdException w:name="Grid Table 7 Colorful Accent 3" w:uiPriority="52"/>
-    <w:lsdException w:name="Grid Table 1 Light Accent 4" w:uiPriority="46"/>
-    <w:lsdException w:name="Grid Table 2 Accent 4" w:uiPriority="47"/>
-    <w:lsdException w:name="Grid Table 3 Accent 4" w:uiPriority="48"/>
-    <w:lsdException w:name="Grid Table 4 Accent 4" w:uiPriority="49"/>
-    <w:lsdException w:name="Grid Table 5 Dark Accent 4" w:uiPriority="50"/>
-    <w:lsdException w:name="Grid Table 6 Colorful Accent 4" w:uiPriority="51"/>
-    <w:lsdException w:name="Grid Table 7 Colorful Accent 4" w:uiPriority="52"/>
-    <w:lsdException w:name="Grid Table 1 Light Accent 5" w:uiPriority="46"/>
-    <w:lsdException w:name="Grid Table 2 Accent 5" w:uiPriority="47"/>
-    <w:lsdException w:name="Grid Table 3 Accent 5" w:uiPriority="48"/>
-    <w:lsdException w:name="Grid Table 4 Accent 5" w:uiPriority="49"/>
-    <w:lsdException w:name="Grid Table 5 Dark Accent 5" w:uiPriority="50"/>
-    <w:lsdException w:name="Grid Table 6 Colorful Accent 5" w:uiPriority="51"/>
-    <w:lsdException w:name="Grid Table 7 Colorful Accent 5" w:uiPriority="52"/>
-    <w:lsdException w:name="Grid Table 1 Light Accent 6" w:uiPriority="46"/>
-    <w:lsdException w:name="Grid Table 2 Accent 6" w:uiPriority="47"/>
-    <w:lsdException w:name="Grid Table 3 Accent 6" w:uiPriority="48"/>
-    <w:lsdException w:name="Grid Table 4 Accent 6" w:uiPriority="49"/>
-    <w:lsdException w:name="Grid Table 5 Dark Accent 6" w:uiPriority="50"/>
-    <w:lsdException w:name="Grid Table 6 Colorful Accent 6" w:uiPriority="51"/>
-    <w:lsdException w:name="Grid Table 7 Colorful Accent 6" w:uiPriority="52"/>
-    <w:lsdException w:name="List Table 1 Light" w:uiPriority="46"/>
-    <w:lsdException w:name="List Table 2" w:uiPriority="47"/>
-    <w:lsdException w:name="List Table 3" w:uiPriority="48"/>
-    <w:lsdException w:name="List Table 4" w:uiPriority="49"/>
-    <w:lsdException w:name="List Table 5 Dark" w:uiPriority="50"/>
-    <w:lsdException w:name="List Table 6 Colorful" w:uiPriority="51"/>
-    <w:lsdException w:name="List Table 7 Colorful" w:uiPriority="52"/>
-    <w:lsdException w:name="List Table 1 Light Accent 1" w:uiPriority="46"/>
-    <w:lsdException w:name="List Table 2 Accent 1" w:uiPriority="47"/>
-    <w:lsdException w:name="List Table 3 Accent 1" w:uiPriority="48"/>
-    <w:lsdException w:name="List Table 4 Accent 1" w:uiPriority="49"/>
-    <w:lsdException w:name="List Table 5 Dark Accent 1" w:uiPriority="50"/>
-    <w:lsdException w:name="List Table 6 Colorful Accent 1" w:uiPriority="51"/>
-    <w:lsdException w:name="List Table 7 Colorful Accent 1" w:uiPriority="52"/>
-    <w:lsdException w:name="List Table 1 Light Accent 2" w:uiPriority="46"/>
-    <w:lsdException w:name="List Table 2 Accent 2" w:uiPriority="47"/>
-    <w:lsdException w:name="List Table 3 Accent 2" w:uiPriority="48"/>
-    <w:lsdException w:name="List Table 4 Accent 2" w:uiPriority="49"/>
-    <w:lsdException w:name="List Table 5 Dark Accent 2" w:uiPriority="50"/>
-    <w:lsdException w:name="List Table 6 Colorful Accent 2" w:uiPriority="51"/>
-    <w:lsdException w:name="List Table 7 Colorful Accent 2" w:uiPriority="52"/>
-    <w:lsdException w:name="List Table 1 Light Accent 3" w:uiPriority="46"/>
-    <w:lsdException w:name="List Table 2 Accent 3" w:uiPriority="47"/>
-    <w:lsdException w:name="List Table 3 Accent 3" w:uiPriority="48"/>
-    <w:lsdException w:name="List Table 4 Accent 3" w:uiPriority="49"/>
-    <w:lsdException w:name="List Table 5 Dark Accent 3" w:uiPriority="50"/>
-    <w:lsdException w:name="List Table 6 Colorful Accent 3" w:uiPriority="51"/>
-    <w:lsdException w:name="List Table 7 Colorful Accent 3" w:uiPriority="52"/>
-    <w:lsdException w:name="List Table 1 Light Accent 4" w:uiPriority="46"/>
-    <w:lsdException w:name="List Table 2 Accent 4" w:uiPriority="47"/>
-    <w:lsdException w:name="List Table 3 Accent 4" w:uiPriority="48"/>
-    <w:lsdException w:name="List Table 4 Accent 4" w:uiPriority="49"/>
-    <w:lsdException w:name="List Table 5 Dark Accent 4" w:uiPriority="50"/>
-    <w:lsdException w:name="List Table 6 Colorful Accent 4" w:uiPriority="51"/>
-    <w:lsdException w:name="List Table 7 Colorful Accent 4" w:uiPriority="52"/>
-    <w:lsdException w:name="List Table 1 Light Accent 5" w:uiPriority="46"/>
-    <w:lsdException w:name="List Table 2 Accent 5" w:uiPriority="47"/>
-    <w:lsdException w:name="List Table 3 Accent 5" w:uiPriority="48"/>
-    <w:lsdException w:name="List Table 4 Accent 5" w:uiPriority="49"/>
-    <w:lsdException w:name="List Table 5 Dark Accent 5" w:uiPriority="50"/>
-    <w:lsdException w:name="List Table 6 Colorful Accent 5" w:uiPriority="51"/>
-    <w:lsdException w:name="List Table 7 Colorful Accent 5" w:uiPriority="52"/>
-    <w:lsdException w:name="List Table 1 Light Accent 6" w:uiPriority="46"/>
-    <w:lsdException w:name="List Table 2 Accent 6" w:uiPriority="47"/>
-    <w:lsdException w:name="List Table 3 Accent 6" w:uiPriority="48"/>
-    <w:lsdException w:name="List Table 4 Accent 6" w:uiPriority="49"/>
-    <w:lsdException w:name="List Table 5 Dark Accent 6" w:uiPriority="50"/>
-    <w:lsdException w:name="List Table 6 Colorful Accent 6" w:uiPriority="51"/>
-    <w:lsdException w:name="List Table 7 Colorful Accent 6" w:uiPriority="52"/>
-    <w:lsdException w:name="Mention" w:semiHidden="1" w:unhideWhenUsed="1"/>
-    <w:lsdException w:name="Smart Hyperlink" w:semiHidden="1" w:unhideWhenUsed="1"/>
-    <w:lsdException w:name="Hashtag" w:semiHidden="1" w:unhideWhenUsed="1"/>
-    <w:lsdException w:name="Unresolved Mention" w:semiHidden="1" w:unhideWhenUsed="1"/>
-    <w:lsdException w:name="Smart Link" w:semiHidden="1" w:unhideWhenUsed="1"/>
+  <w:latentStyles w:count="260" w:defQFormat="0" w:defUnhideWhenUsed="1" w:defSemiHidden="1" w:defUIPriority="99" w:defLockedState="0">
+    <w:lsdException w:qFormat="1" w:unhideWhenUsed="0" w:uiPriority="0" w:semiHidden="0" w:name="Normal"/>
+    <w:lsdException w:qFormat="1" w:unhideWhenUsed="0" w:uiPriority="9" w:semiHidden="0" w:name="heading 1"/>
+    <w:lsdException w:qFormat="1" w:uiPriority="9" w:name="heading 2"/>
+    <w:lsdException w:qFormat="1" w:uiPriority="9" w:name="heading 3"/>
+    <w:lsdException w:qFormat="1" w:uiPriority="9" w:name="heading 4"/>
+    <w:lsdException w:qFormat="1" w:uiPriority="9" w:name="heading 5"/>
+    <w:lsdException w:qFormat="1" w:uiPriority="9" w:name="heading 6"/>
+    <w:lsdException w:qFormat="1" w:uiPriority="9" w:name="heading 7"/>
+    <w:lsdException w:qFormat="1" w:uiPriority="9" w:name="heading 8"/>
+    <w:lsdException w:qFormat="1" w:uiPriority="9" w:name="heading 9"/>
+    <w:lsdException w:uiPriority="99" w:name="index 1"/>
+    <w:lsdException w:uiPriority="99" w:name="index 2"/>
+    <w:lsdException w:uiPriority="99" w:name="index 3"/>
+    <w:lsdException w:uiPriority="99" w:name="index 4"/>
+    <w:lsdException w:uiPriority="99" w:name="index 5"/>
+    <w:lsdException w:uiPriority="99" w:name="index 6"/>
+    <w:lsdException w:uiPriority="99" w:name="index 7"/>
+    <w:lsdException w:uiPriority="99" w:name="index 8"/>
+    <w:lsdException w:uiPriority="99" w:name="index 9"/>
+    <w:lsdException w:uiPriority="39" w:name="toc 1"/>
+    <w:lsdException w:uiPriority="39" w:name="toc 2"/>
+    <w:lsdException w:uiPriority="39" w:name="toc 3"/>
+    <w:lsdException w:uiPriority="39" w:name="toc 4"/>
+    <w:lsdException w:uiPriority="39" w:name="toc 5"/>
+    <w:lsdException w:uiPriority="39" w:name="toc 6"/>
+    <w:lsdException w:uiPriority="39" w:name="toc 7"/>
+    <w:lsdException w:uiPriority="39" w:name="toc 8"/>
+    <w:lsdException w:uiPriority="39" w:name="toc 9"/>
+    <w:lsdException w:uiPriority="99" w:name="Normal Indent"/>
+    <w:lsdException w:uiPriority="99" w:name="footnote text"/>
+    <w:lsdException w:uiPriority="99" w:name="annotation text"/>
+    <w:lsdException w:uiPriority="99" w:name="header"/>
+    <w:lsdException w:uiPriority="99" w:name="footer"/>
+    <w:lsdException w:uiPriority="99" w:name="index heading"/>
+    <w:lsdException w:qFormat="1" w:uiPriority="35" w:name="caption"/>
+    <w:lsdException w:uiPriority="99" w:name="table of figures"/>
+    <w:lsdException w:uiPriority="99" w:name="envelope address"/>
+    <w:lsdException w:uiPriority="99" w:name="envelope return"/>
+    <w:lsdException w:uiPriority="99" w:name="footnote reference"/>
+    <w:lsdException w:uiPriority="99" w:name="annotation reference"/>
+    <w:lsdException w:uiPriority="99" w:name="line number"/>
+    <w:lsdException w:uiPriority="99" w:name="page number"/>
+    <w:lsdException w:uiPriority="99" w:name="endnote reference"/>
+    <w:lsdException w:uiPriority="99" w:name="endnote text"/>
+    <w:lsdException w:uiPriority="99" w:name="table of authorities"/>
+    <w:lsdException w:uiPriority="99" w:name="macro"/>
+    <w:lsdException w:uiPriority="99" w:name="toa heading"/>
+    <w:lsdException w:uiPriority="99" w:name="List"/>
+    <w:lsdException w:uiPriority="99" w:name="List Bullet"/>
+    <w:lsdException w:uiPriority="99" w:name="List Number"/>
+    <w:lsdException w:uiPriority="99" w:name="List 2"/>
+    <w:lsdException w:uiPriority="99" w:name="List 3"/>
+    <w:lsdException w:uiPriority="99" w:name="List 4"/>
+    <w:lsdException w:uiPriority="99" w:name="List 5"/>
+    <w:lsdException w:uiPriority="99" w:name="List Bullet 2"/>
+    <w:lsdException w:uiPriority="99" w:name="List Bullet 3"/>
+    <w:lsdException w:uiPriority="99" w:name="List Bullet 4"/>
+    <w:lsdException w:uiPriority="99" w:name="List Bullet 5"/>
+    <w:lsdException w:uiPriority="99" w:name="List Number 2"/>
+    <w:lsdException w:uiPriority="99" w:name="List Number 3"/>
+    <w:lsdException w:uiPriority="99" w:name="List Number 4"/>
+    <w:lsdException w:uiPriority="99" w:name="List Number 5"/>
+    <w:lsdException w:qFormat="1" w:unhideWhenUsed="0" w:uiPriority="10" w:semiHidden="0" w:name="Title"/>
+    <w:lsdException w:uiPriority="99" w:name="Closing"/>
+    <w:lsdException w:uiPriority="99" w:name="Signature"/>
+    <w:lsdException w:qFormat="1" w:uiPriority="1" w:semiHidden="0" w:name="Default Paragraph Font"/>
+    <w:lsdException w:uiPriority="99" w:name="Body Text"/>
+    <w:lsdException w:uiPriority="99" w:name="Body Text Indent"/>
+    <w:lsdException w:uiPriority="99" w:name="List Continue"/>
+    <w:lsdException w:uiPriority="99" w:name="List Continue 2"/>
+    <w:lsdException w:uiPriority="99" w:name="List Continue 3"/>
+    <w:lsdException w:uiPriority="99" w:name="List Continue 4"/>
+    <w:lsdException w:uiPriority="99" w:name="List Continue 5"/>
+    <w:lsdException w:uiPriority="99" w:name="Message Header"/>
+    <w:lsdException w:qFormat="1" w:unhideWhenUsed="0" w:uiPriority="11" w:semiHidden="0" w:name="Subtitle"/>
+    <w:lsdException w:uiPriority="99" w:name="Salutation"/>
+    <w:lsdException w:uiPriority="99" w:name="Date"/>
+    <w:lsdException w:uiPriority="99" w:name="Body Text First Indent"/>
+    <w:lsdException w:uiPriority="99" w:name="Body Text First Indent 2"/>
+    <w:lsdException w:uiPriority="99" w:name="Note Heading"/>
+    <w:lsdException w:uiPriority="99" w:name="Body Text 2"/>
+    <w:lsdException w:uiPriority="99" w:name="Body Text 3"/>
+    <w:lsdException w:uiPriority="99" w:name="Body Text Indent 2"/>
+    <w:lsdException w:uiPriority="99" w:name="Body Text Indent 3"/>
+    <w:lsdException w:uiPriority="99" w:name="Block Text"/>
+    <w:lsdException w:uiPriority="99" w:name="Hyperlink"/>
+    <w:lsdException w:uiPriority="99" w:name="FollowedHyperlink"/>
+    <w:lsdException w:qFormat="1" w:unhideWhenUsed="0" w:uiPriority="22" w:semiHidden="0" w:name="Strong"/>
+    <w:lsdException w:qFormat="1" w:unhideWhenUsed="0" w:uiPriority="20" w:semiHidden="0" w:name="Emphasis"/>
+    <w:lsdException w:uiPriority="99" w:name="Document Map"/>
+    <w:lsdException w:uiPriority="99" w:name="Plain Text"/>
+    <w:lsdException w:uiPriority="99" w:name="E-mail Signature"/>
+    <w:lsdException w:qFormat="1" w:uiPriority="99" w:name="Normal (Web)"/>
+    <w:lsdException w:uiPriority="99" w:name="HTML Acronym"/>
+    <w:lsdException w:uiPriority="99" w:name="HTML Address"/>
+    <w:lsdException w:uiPriority="99" w:name="HTML Cite"/>
+    <w:lsdException w:uiPriority="99" w:name="HTML Code"/>
+    <w:lsdException w:uiPriority="99" w:name="HTML Definition"/>
+    <w:lsdException w:uiPriority="99" w:name="HTML Keyboard"/>
+    <w:lsdException w:uiPriority="99" w:name="HTML Preformatted"/>
+    <w:lsdException w:uiPriority="99" w:name="HTML Sample"/>
+    <w:lsdException w:uiPriority="99" w:name="HTML Typewriter"/>
+    <w:lsdException w:uiPriority="99" w:name="HTML Variable"/>
+    <w:lsdException w:qFormat="1" w:uiPriority="99" w:name="Normal Table"/>
+    <w:lsdException w:uiPriority="99" w:name="annotation subject"/>
+    <w:lsdException w:uiPriority="99" w:name="Table Simple 1"/>
+    <w:lsdException w:uiPriority="99" w:name="Table Simple 2"/>
+    <w:lsdException w:uiPriority="99" w:name="Table Simple 3"/>
+    <w:lsdException w:uiPriority="99" w:name="Table Classic 1"/>
+    <w:lsdException w:uiPriority="99" w:name="Table Classic 2"/>
+    <w:lsdException w:uiPriority="99" w:name="Table Classic 3"/>
+    <w:lsdException w:uiPriority="99" w:name="Table Classic 4"/>
+    <w:lsdException w:uiPriority="99" w:name="Table Colorful 1"/>
+    <w:lsdException w:uiPriority="99" w:name="Table Colorful 2"/>
+    <w:lsdException w:uiPriority="99" w:name="Table Colorful 3"/>
+    <w:lsdException w:uiPriority="99" w:name="Table Columns 1"/>
+    <w:lsdException w:uiPriority="99" w:name="Table Columns 2"/>
+    <w:lsdException w:uiPriority="99" w:name="Table Columns 3"/>
+    <w:lsdException w:uiPriority="99" w:name="Table Columns 4"/>
+    <w:lsdException w:uiPriority="99" w:name="Table Columns 5"/>
+    <w:lsdException w:uiPriority="99" w:name="Table Grid 1"/>
+    <w:lsdException w:uiPriority="99" w:name="Table Grid 2"/>
+    <w:lsdException w:uiPriority="99" w:name="Table Grid 3"/>
+    <w:lsdException w:uiPriority="99" w:name="Table Grid 4"/>
+    <w:lsdException w:uiPriority="99" w:name="Table Grid 5"/>
+    <w:lsdException w:uiPriority="99" w:name="Table Grid 6"/>
+    <w:lsdException w:uiPriority="99" w:name="Table Grid 7"/>
+    <w:lsdException w:uiPriority="99" w:name="Table Grid 8"/>
+    <w:lsdException w:uiPriority="99" w:name="Table List 1"/>
+    <w:lsdException w:uiPriority="99" w:name="Table List 2"/>
+    <w:lsdException w:uiPriority="99" w:name="Table List 3"/>
+    <w:lsdException w:uiPriority="99" w:name="Table List 4"/>
+    <w:lsdException w:uiPriority="99" w:name="Table List 5"/>
+    <w:lsdException w:uiPriority="99" w:name="Table List 6"/>
+    <w:lsdException w:uiPriority="99" w:name="Table List 7"/>
+    <w:lsdException w:uiPriority="99" w:name="Table List 8"/>
+    <w:lsdException w:uiPriority="99" w:name="Table 3D effects 1"/>
+    <w:lsdException w:uiPriority="99" w:name="Table 3D effects 2"/>
+    <w:lsdException w:uiPriority="99" w:name="Table 3D effects 3"/>
+    <w:lsdException w:uiPriority="99" w:name="Table Contemporary"/>
+    <w:lsdException w:uiPriority="99" w:name="Table Elegant"/>
+    <w:lsdException w:uiPriority="99" w:name="Table Professional"/>
+    <w:lsdException w:uiPriority="99" w:name="Table Subtle 1"/>
+    <w:lsdException w:uiPriority="99" w:name="Table Subtle 2"/>
+    <w:lsdException w:uiPriority="99" w:name="Table Web 1"/>
+    <w:lsdException w:uiPriority="99" w:name="Table Web 2"/>
+    <w:lsdException w:uiPriority="99" w:name="Table Web 3"/>
+    <w:lsdException w:uiPriority="99" w:name="Balloon Text"/>
+    <w:lsdException w:unhideWhenUsed="0" w:uiPriority="39" w:semiHidden="0" w:name="Table Grid"/>
+    <w:lsdException w:uiPriority="99" w:name="Table Theme"/>
+    <w:lsdException w:unhideWhenUsed="0" w:uiPriority="60" w:semiHidden="0" w:name="Light Shading"/>
+    <w:lsdException w:unhideWhenUsed="0" w:uiPriority="61" w:semiHidden="0" w:name="Light List"/>
+    <w:lsdException w:unhideWhenUsed="0" w:uiPriority="62" w:semiHidden="0" w:name="Light Grid"/>
+    <w:lsdException w:unhideWhenUsed="0" w:uiPriority="63" w:semiHidden="0" w:name="Medium Shading 1"/>
+    <w:lsdException w:unhideWhenUsed="0" w:uiPriority="64" w:semiHidden="0" w:name="Medium Shading 2"/>
+    <w:lsdException w:unhideWhenUsed="0" w:uiPriority="65" w:semiHidden="0" w:name="Medium List 1"/>
+    <w:lsdException w:unhideWhenUsed="0" w:uiPriority="66" w:semiHidden="0" w:name="Medium List 2"/>
+    <w:lsdException w:unhideWhenUsed="0" w:uiPriority="67" w:semiHidden="0" w:name="Medium Grid 1"/>
+    <w:lsdException w:unhideWhenUsed="0" w:uiPriority="68" w:semiHidden="0" w:name="Medium Grid 2"/>
+    <w:lsdException w:unhideWhenUsed="0" w:uiPriority="69" w:semiHidden="0" w:name="Medium Grid 3"/>
+    <w:lsdException w:unhideWhenUsed="0" w:uiPriority="70" w:semiHidden="0" w:name="Dark List"/>
+    <w:lsdException w:unhideWhenUsed="0" w:uiPriority="71" w:semiHidden="0" w:name="Colorful Shading"/>
+    <w:lsdException w:unhideWhenUsed="0" w:uiPriority="72" w:semiHidden="0" w:name="Colorful List"/>
+    <w:lsdException w:unhideWhenUsed="0" w:uiPriority="73" w:semiHidden="0" w:name="Colorful Grid"/>
+    <w:lsdException w:unhideWhenUsed="0" w:uiPriority="60" w:semiHidden="0" w:name="Light Shading Accent 1"/>
+    <w:lsdException w:unhideWhenUsed="0" w:uiPriority="61" w:semiHidden="0" w:name="Light List Accent 1"/>
+    <w:lsdException w:unhideWhenUsed="0" w:uiPriority="62" w:semiHidden="0" w:name="Light Grid Accent 1"/>
+    <w:lsdException w:unhideWhenUsed="0" w:uiPriority="63" w:semiHidden="0" w:name="Medium Shading 1 Accent 1"/>
+    <w:lsdException w:unhideWhenUsed="0" w:uiPriority="64" w:semiHidden="0" w:name="Medium Shading 2 Accent 1"/>
+    <w:lsdException w:unhideWhenUsed="0" w:uiPriority="65" w:semiHidden="0" w:name="Medium List 1 Accent 1"/>
+    <w:lsdException w:qFormat="1" w:unhideWhenUsed="0" w:uiPriority="34" w:semiHidden="0" w:name="List Paragraph"/>
+    <w:lsdException w:qFormat="1" w:unhideWhenUsed="0" w:uiPriority="29" w:semiHidden="0" w:name="Quote"/>
+    <w:lsdException w:qFormat="1" w:unhideWhenUsed="0" w:uiPriority="30" w:semiHidden="0" w:name="Intense Quote"/>
+    <w:lsdException w:unhideWhenUsed="0" w:uiPriority="66" w:semiHidden="0" w:name="Medium List 2 Accent 1"/>
+    <w:lsdException w:unhideWhenUsed="0" w:uiPriority="67" w:semiHidden="0" w:name="Medium Grid 1 Accent 1"/>
+    <w:lsdException w:unhideWhenUsed="0" w:uiPriority="68" w:semiHidden="0" w:name="Medium Grid 2 Accent 1"/>
+    <w:lsdException w:unhideWhenUsed="0" w:uiPriority="69" w:semiHidden="0" w:name="Medium Grid 3 Accent 1"/>
+    <w:lsdException w:unhideWhenUsed="0" w:uiPriority="70" w:semiHidden="0" w:name="Dark List Accent 1"/>
+    <w:lsdException w:unhideWhenUsed="0" w:uiPriority="71" w:semiHidden="0" w:name="Colorful Shading Accent 1"/>
+    <w:lsdException w:unhideWhenUsed="0" w:uiPriority="72" w:semiHidden="0" w:name="Colorful List Accent 1"/>
+    <w:lsdException w:unhideWhenUsed="0" w:uiPriority="73" w:semiHidden="0" w:name="Colorful Grid Accent 1"/>
+    <w:lsdException w:unhideWhenUsed="0" w:uiPriority="60" w:semiHidden="0" w:name="Light Shading Accent 2"/>
+    <w:lsdException w:unhideWhenUsed="0" w:uiPriority="61" w:semiHidden="0" w:name="Light List Accent 2"/>
+    <w:lsdException w:unhideWhenUsed="0" w:uiPriority="62" w:semiHidden="0" w:name="Light Grid Accent 2"/>
+    <w:lsdException w:unhideWhenUsed="0" w:uiPriority="63" w:semiHidden="0" w:name="Medium Shading 1 Accent 2"/>
+    <w:lsdException w:unhideWhenUsed="0" w:uiPriority="64" w:semiHidden="0" w:name="Medium Shading 2 Accent 2"/>
+    <w:lsdException w:unhideWhenUsed="0" w:uiPriority="65" w:semiHidden="0" w:name="Medium List 1 Accent 2"/>
+    <w:lsdException w:unhideWhenUsed="0" w:uiPriority="66" w:semiHidden="0" w:name="Medium List 2 Accent 2"/>
+    <w:lsdException w:unhideWhenUsed="0" w:uiPriority="67" w:semiHidden="0" w:name="Medium Grid 1 Accent 2"/>
+    <w:lsdException w:unhideWhenUsed="0" w:uiPriority="68" w:semiHidden="0" w:name="Medium Grid 2 Accent 2"/>
+    <w:lsdException w:unhideWhenUsed="0" w:uiPriority="69" w:semiHidden="0" w:name="Medium Grid 3 Accent 2"/>
+    <w:lsdException w:unhideWhenUsed="0" w:uiPriority="70" w:semiHidden="0" w:name="Dark List Accent 2"/>
+    <w:lsdException w:unhideWhenUsed="0" w:uiPriority="71" w:semiHidden="0" w:name="Colorful Shading Accent 2"/>
+    <w:lsdException w:unhideWhenUsed="0" w:uiPriority="72" w:semiHidden="0" w:name="Colorful List Accent 2"/>
+    <w:lsdException w:unhideWhenUsed="0" w:uiPriority="73" w:semiHidden="0" w:name="Colorful Grid Accent 2"/>
+    <w:lsdException w:unhideWhenUsed="0" w:uiPriority="60" w:semiHidden="0" w:name="Light Shading Accent 3"/>
+    <w:lsdException w:unhideWhenUsed="0" w:uiPriority="61" w:semiHidden="0" w:name="Light List Accent 3"/>
+    <w:lsdException w:unhideWhenUsed="0" w:uiPriority="62" w:semiHidden="0" w:name="Light Grid Accent 3"/>
+    <w:lsdException w:unhideWhenUsed="0" w:uiPriority="63" w:semiHidden="0" w:name="Medium Shading 1 Accent 3"/>
+    <w:lsdException w:unhideWhenUsed="0" w:uiPriority="64" w:semiHidden="0" w:name="Medium Shading 2 Accent 3"/>
+    <w:lsdException w:unhideWhenUsed="0" w:uiPriority="65" w:semiHidden="0" w:name="Medium List 1 Accent 3"/>
+    <w:lsdException w:unhideWhenUsed="0" w:uiPriority="66" w:semiHidden="0" w:name="Medium List 2 Accent 3"/>
+    <w:lsdException w:unhideWhenUsed="0" w:uiPriority="67" w:semiHidden="0" w:name="Medium Grid 1 Accent 3"/>
+    <w:lsdException w:unhideWhenUsed="0" w:uiPriority="68" w:semiHidden="0" w:name="Medium Grid 2 Accent 3"/>
+    <w:lsdException w:unhideWhenUsed="0" w:uiPriority="69" w:semiHidden="0" w:name="Medium Grid 3 Accent 3"/>
+    <w:lsdException w:unhideWhenUsed="0" w:uiPriority="70" w:semiHidden="0" w:name="Dark List Accent 3"/>
+    <w:lsdException w:unhideWhenUsed="0" w:uiPriority="71" w:semiHidden="0" w:name="Colorful Shading Accent 3"/>
+    <w:lsdException w:unhideWhenUsed="0" w:uiPriority="72" w:semiHidden="0" w:name="Colorful List Accent 3"/>
+    <w:lsdException w:unhideWhenUsed="0" w:uiPriority="73" w:semiHidden="0" w:name="Colorful Grid Accent 3"/>
+    <w:lsdException w:unhideWhenUsed="0" w:uiPriority="60" w:semiHidden="0" w:name="Light Shading Accent 4"/>
+    <w:lsdException w:unhideWhenUsed="0" w:uiPriority="61" w:semiHidden="0" w:name="Light List Accent 4"/>
+    <w:lsdException w:unhideWhenUsed="0" w:uiPriority="62" w:semiHidden="0" w:name="Light Grid Accent 4"/>
+    <w:lsdException w:unhideWhenUsed="0" w:uiPriority="63" w:semiHidden="0" w:name="Medium Shading 1 Accent 4"/>
+    <w:lsdException w:unhideWhenUsed="0" w:uiPriority="64" w:semiHidden="0" w:name="Medium Shading 2 Accent 4"/>
+    <w:lsdException w:unhideWhenUsed="0" w:uiPriority="65" w:semiHidden="0" w:name="Medium List 1 Accent 4"/>
+    <w:lsdException w:unhideWhenUsed="0" w:uiPriority="66" w:semiHidden="0" w:name="Medium List 2 Accent 4"/>
+    <w:lsdException w:unhideWhenUsed="0" w:uiPriority="67" w:semiHidden="0" w:name="Medium Grid 1 Accent 4"/>
+    <w:lsdException w:unhideWhenUsed="0" w:uiPriority="68" w:semiHidden="0" w:name="Medium Grid 2 Accent 4"/>
+    <w:lsdException w:unhideWhenUsed="0" w:uiPriority="69" w:semiHidden="0" w:name="Medium Grid 3 Accent 4"/>
+    <w:lsdException w:unhideWhenUsed="0" w:uiPriority="70" w:semiHidden="0" w:name="Dark List Accent 4"/>
+    <w:lsdException w:unhideWhenUsed="0" w:uiPriority="71" w:semiHidden="0" w:name="Colorful Shading Accent 4"/>
+    <w:lsdException w:unhideWhenUsed="0" w:uiPriority="72" w:semiHidden="0" w:name="Colorful List Accent 4"/>
+    <w:lsdException w:unhideWhenUsed="0" w:uiPriority="73" w:semiHidden="0" w:name="Colorful Grid Accent 4"/>
+    <w:lsdException w:unhideWhenUsed="0" w:uiPriority="60" w:semiHidden="0" w:name="Light Shading Accent 5"/>
+    <w:lsdException w:unhideWhenUsed="0" w:uiPriority="61" w:semiHidden="0" w:name="Light List Accent 5"/>
+    <w:lsdException w:unhideWhenUsed="0" w:uiPriority="62" w:semiHidden="0" w:name="Light Grid Accent 5"/>
+    <w:lsdException w:unhideWhenUsed="0" w:uiPriority="63" w:semiHidden="0" w:name="Medium Shading 1 Accent 5"/>
+    <w:lsdException w:unhideWhenUsed="0" w:uiPriority="64" w:semiHidden="0" w:name="Medium Shading 2 Accent 5"/>
+    <w:lsdException w:unhideWhenUsed="0" w:uiPriority="65" w:semiHidden="0" w:name="Medium List 1 Accent 5"/>
+    <w:lsdException w:unhideWhenUsed="0" w:uiPriority="66" w:semiHidden="0" w:name="Medium List 2 Accent 5"/>
+    <w:lsdException w:unhideWhenUsed="0" w:uiPriority="67" w:semiHidden="0" w:name="Medium Grid 1 Accent 5"/>
+    <w:lsdException w:unhideWhenUsed="0" w:uiPriority="68" w:semiHidden="0" w:name="Medium Grid 2 Accent 5"/>
+    <w:lsdException w:unhideWhenUsed="0" w:uiPriority="69" w:semiHidden="0" w:name="Medium Grid 3 Accent 5"/>
+    <w:lsdException w:unhideWhenUsed="0" w:uiPriority="70" w:semiHidden="0" w:name="Dark List Accent 5"/>
+    <w:lsdException w:unhideWhenUsed="0" w:uiPriority="71" w:semiHidden="0" w:name="Colorful Shading Accent 5"/>
+    <w:lsdException w:unhideWhenUsed="0" w:uiPriority="72" w:semiHidden="0" w:name="Colorful List Accent 5"/>
+    <w:lsdException w:unhideWhenUsed="0" w:uiPriority="73" w:semiHidden="0" w:name="Colorful Grid Accent 5"/>
+    <w:lsdException w:unhideWhenUsed="0" w:uiPriority="60" w:semiHidden="0" w:name="Light Shading Accent 6"/>
+    <w:lsdException w:unhideWhenUsed="0" w:uiPriority="61" w:semiHidden="0" w:name="Light List Accent 6"/>
+    <w:lsdException w:unhideWhenUsed="0" w:uiPriority="62" w:semiHidden="0" w:name="Light Grid Accent 6"/>
+    <w:lsdException w:unhideWhenUsed="0" w:uiPriority="63" w:semiHidden="0" w:name="Medium Shading 1 Accent 6"/>
+    <w:lsdException w:unhideWhenUsed="0" w:uiPriority="64" w:semiHidden="0" w:name="Medium Shading 2 Accent 6"/>
+    <w:lsdException w:unhideWhenUsed="0" w:uiPriority="65" w:semiHidden="0" w:name="Medium List 1 Accent 6"/>
+    <w:lsdException w:unhideWhenUsed="0" w:uiPriority="66" w:semiHidden="0" w:name="Medium List 2 Accent 6"/>
+    <w:lsdException w:unhideWhenUsed="0" w:uiPriority="67" w:semiHidden="0" w:name="Medium Grid 1 Accent 6"/>
+    <w:lsdException w:unhideWhenUsed="0" w:uiPriority="68" w:semiHidden="0" w:name="Medium Grid 2 Accent 6"/>
+    <w:lsdException w:unhideWhenUsed="0" w:uiPriority="69" w:semiHidden="0" w:name="Medium Grid 3 Accent 6"/>
+    <w:lsdException w:unhideWhenUsed="0" w:uiPriority="70" w:semiHidden="0" w:name="Dark List Accent 6"/>
+    <w:lsdException w:unhideWhenUsed="0" w:uiPriority="71" w:semiHidden="0" w:name="Colorful Shading Accent 6"/>
+    <w:lsdException w:unhideWhenUsed="0" w:uiPriority="72" w:semiHidden="0" w:name="Colorful List Accent 6"/>
+    <w:lsdException w:unhideWhenUsed="0" w:uiPriority="73" w:semiHidden="0" w:name="Colorful Grid Accent 6"/>
   </w:latentStyles>
-  <w:style w:type="paragraph" w:default="1" w:styleId="Normal">
+  <w:style w:type="paragraph" w:default="1" w:styleId="1">
     <w:name w:val="Normal"/>
     <w:qFormat/>
+    <w:uiPriority w:val="0"/>
+    <w:pPr>
+      <w:spacing w:after="160" w:line="259" w:lineRule="auto"/>
+    </w:pPr>
+    <w:rPr>
+      <w:rFonts w:asciiTheme="minorHAnsi" w:hAnsiTheme="minorHAnsi" w:eastAsiaTheme="minorHAnsi" w:cstheme="minorBidi"/>
+      <w:kern w:val="2"/>
+      <w:sz w:val="22"/>
+      <w:szCs w:val="22"/>
+      <w:lang w:val="en-IN" w:eastAsia="en-US" w:bidi="ar-SA"/>
+      <w14:ligatures w14:val="standardContextual"/>
+    </w:rPr>
   </w:style>
-  <w:style w:type="paragraph" w:styleId="Heading1">
+  <w:style w:type="paragraph" w:styleId="2">
     <w:name w:val="heading 1"/>
-    <w:basedOn w:val="Normal"/>
-    <w:next w:val="Normal"/>
-    <w:link w:val="Heading1Char"/>
+    <w:basedOn w:val="1"/>
+    <w:next w:val="1"/>
+    <w:link w:val="16"/>
+    <w:qFormat/>
     <w:uiPriority w:val="9"/>
-    <w:qFormat/>
-    <w:rsid w:val="00A628C8"/>
     <w:pPr>
       <w:keepNext/>
       <w:keepLines/>
@@ -4091,22 +3075,21 @@
       <w:outlineLvl w:val="0"/>
     </w:pPr>
     <w:rPr>
-      <w:rFonts w:asciiTheme="majorHAnsi" w:eastAsiaTheme="majorEastAsia" w:hAnsiTheme="majorHAnsi" w:cstheme="majorBidi"/>
-      <w:color w:val="2F5496" w:themeColor="accent1" w:themeShade="BF"/>
+      <w:rFonts w:asciiTheme="majorHAnsi" w:hAnsiTheme="majorHAnsi" w:eastAsiaTheme="majorEastAsia" w:cstheme="majorBidi"/>
+      <w:color w:val="2F5597" w:themeColor="accent1" w:themeShade="BF"/>
       <w:sz w:val="40"/>
       <w:szCs w:val="40"/>
     </w:rPr>
   </w:style>
-  <w:style w:type="paragraph" w:styleId="Heading2">
+  <w:style w:type="paragraph" w:styleId="3">
     <w:name w:val="heading 2"/>
-    <w:basedOn w:val="Normal"/>
-    <w:next w:val="Normal"/>
-    <w:link w:val="Heading2Char"/>
-    <w:uiPriority w:val="9"/>
+    <w:basedOn w:val="1"/>
+    <w:next w:val="1"/>
+    <w:link w:val="17"/>
     <w:semiHidden/>
     <w:unhideWhenUsed/>
     <w:qFormat/>
-    <w:rsid w:val="00A628C8"/>
+    <w:uiPriority w:val="9"/>
     <w:pPr>
       <w:keepNext/>
       <w:keepLines/>
@@ -4114,22 +3097,21 @@
       <w:outlineLvl w:val="1"/>
     </w:pPr>
     <w:rPr>
-      <w:rFonts w:asciiTheme="majorHAnsi" w:eastAsiaTheme="majorEastAsia" w:hAnsiTheme="majorHAnsi" w:cstheme="majorBidi"/>
-      <w:color w:val="2F5496" w:themeColor="accent1" w:themeShade="BF"/>
+      <w:rFonts w:asciiTheme="majorHAnsi" w:hAnsiTheme="majorHAnsi" w:eastAsiaTheme="majorEastAsia" w:cstheme="majorBidi"/>
+      <w:color w:val="2F5597" w:themeColor="accent1" w:themeShade="BF"/>
       <w:sz w:val="32"/>
       <w:szCs w:val="32"/>
     </w:rPr>
   </w:style>
-  <w:style w:type="paragraph" w:styleId="Heading3">
+  <w:style w:type="paragraph" w:styleId="4">
     <w:name w:val="heading 3"/>
-    <w:basedOn w:val="Normal"/>
-    <w:next w:val="Normal"/>
-    <w:link w:val="Heading3Char"/>
-    <w:uiPriority w:val="9"/>
+    <w:basedOn w:val="1"/>
+    <w:next w:val="1"/>
+    <w:link w:val="18"/>
     <w:semiHidden/>
     <w:unhideWhenUsed/>
     <w:qFormat/>
-    <w:rsid w:val="00A628C8"/>
+    <w:uiPriority w:val="9"/>
     <w:pPr>
       <w:keepNext/>
       <w:keepLines/>
@@ -4138,21 +3120,20 @@
     </w:pPr>
     <w:rPr>
       <w:rFonts w:eastAsiaTheme="majorEastAsia" w:cstheme="majorBidi"/>
-      <w:color w:val="2F5496" w:themeColor="accent1" w:themeShade="BF"/>
+      <w:color w:val="2F5597" w:themeColor="accent1" w:themeShade="BF"/>
       <w:sz w:val="28"/>
       <w:szCs w:val="28"/>
     </w:rPr>
   </w:style>
-  <w:style w:type="paragraph" w:styleId="Heading4">
+  <w:style w:type="paragraph" w:styleId="5">
     <w:name w:val="heading 4"/>
-    <w:basedOn w:val="Normal"/>
-    <w:next w:val="Normal"/>
-    <w:link w:val="Heading4Char"/>
-    <w:uiPriority w:val="9"/>
+    <w:basedOn w:val="1"/>
+    <w:next w:val="1"/>
+    <w:link w:val="19"/>
     <w:semiHidden/>
     <w:unhideWhenUsed/>
     <w:qFormat/>
-    <w:rsid w:val="00A628C8"/>
+    <w:uiPriority w:val="9"/>
     <w:pPr>
       <w:keepNext/>
       <w:keepLines/>
@@ -4163,19 +3144,18 @@
       <w:rFonts w:eastAsiaTheme="majorEastAsia" w:cstheme="majorBidi"/>
       <w:i/>
       <w:iCs/>
-      <w:color w:val="2F5496" w:themeColor="accent1" w:themeShade="BF"/>
+      <w:color w:val="2F5597" w:themeColor="accent1" w:themeShade="BF"/>
     </w:rPr>
   </w:style>
-  <w:style w:type="paragraph" w:styleId="Heading5">
+  <w:style w:type="paragraph" w:styleId="6">
     <w:name w:val="heading 5"/>
-    <w:basedOn w:val="Normal"/>
-    <w:next w:val="Normal"/>
-    <w:link w:val="Heading5Char"/>
-    <w:uiPriority w:val="9"/>
+    <w:basedOn w:val="1"/>
+    <w:next w:val="1"/>
+    <w:link w:val="20"/>
     <w:semiHidden/>
     <w:unhideWhenUsed/>
     <w:qFormat/>
-    <w:rsid w:val="00A628C8"/>
+    <w:uiPriority w:val="9"/>
     <w:pPr>
       <w:keepNext/>
       <w:keepLines/>
@@ -4184,19 +3164,18 @@
     </w:pPr>
     <w:rPr>
       <w:rFonts w:eastAsiaTheme="majorEastAsia" w:cstheme="majorBidi"/>
-      <w:color w:val="2F5496" w:themeColor="accent1" w:themeShade="BF"/>
+      <w:color w:val="2F5597" w:themeColor="accent1" w:themeShade="BF"/>
     </w:rPr>
   </w:style>
-  <w:style w:type="paragraph" w:styleId="Heading6">
+  <w:style w:type="paragraph" w:styleId="7">
     <w:name w:val="heading 6"/>
-    <w:basedOn w:val="Normal"/>
-    <w:next w:val="Normal"/>
-    <w:link w:val="Heading6Char"/>
-    <w:uiPriority w:val="9"/>
+    <w:basedOn w:val="1"/>
+    <w:next w:val="1"/>
+    <w:link w:val="21"/>
     <w:semiHidden/>
     <w:unhideWhenUsed/>
     <w:qFormat/>
-    <w:rsid w:val="00A628C8"/>
+    <w:uiPriority w:val="9"/>
     <w:pPr>
       <w:keepNext/>
       <w:keepLines/>
@@ -4208,18 +3187,25 @@
       <w:i/>
       <w:iCs/>
       <w:color w:val="595959" w:themeColor="text1" w:themeTint="A6"/>
+      <w14:textFill>
+        <w14:solidFill>
+          <w14:schemeClr w14:val="tx1">
+            <w14:lumMod w14:val="65000"/>
+            <w14:lumOff w14:val="35000"/>
+          </w14:schemeClr>
+        </w14:solidFill>
+      </w14:textFill>
     </w:rPr>
   </w:style>
-  <w:style w:type="paragraph" w:styleId="Heading7">
+  <w:style w:type="paragraph" w:styleId="8">
     <w:name w:val="heading 7"/>
-    <w:basedOn w:val="Normal"/>
-    <w:next w:val="Normal"/>
-    <w:link w:val="Heading7Char"/>
-    <w:uiPriority w:val="9"/>
+    <w:basedOn w:val="1"/>
+    <w:next w:val="1"/>
+    <w:link w:val="22"/>
     <w:semiHidden/>
     <w:unhideWhenUsed/>
     <w:qFormat/>
-    <w:rsid w:val="00A628C8"/>
+    <w:uiPriority w:val="9"/>
     <w:pPr>
       <w:keepNext/>
       <w:keepLines/>
@@ -4229,18 +3215,25 @@
     <w:rPr>
       <w:rFonts w:eastAsiaTheme="majorEastAsia" w:cstheme="majorBidi"/>
       <w:color w:val="595959" w:themeColor="text1" w:themeTint="A6"/>
+      <w14:textFill>
+        <w14:solidFill>
+          <w14:schemeClr w14:val="tx1">
+            <w14:lumMod w14:val="65000"/>
+            <w14:lumOff w14:val="35000"/>
+          </w14:schemeClr>
+        </w14:solidFill>
+      </w14:textFill>
     </w:rPr>
   </w:style>
-  <w:style w:type="paragraph" w:styleId="Heading8">
+  <w:style w:type="paragraph" w:styleId="9">
     <w:name w:val="heading 8"/>
-    <w:basedOn w:val="Normal"/>
-    <w:next w:val="Normal"/>
-    <w:link w:val="Heading8Char"/>
-    <w:uiPriority w:val="9"/>
+    <w:basedOn w:val="1"/>
+    <w:next w:val="1"/>
+    <w:link w:val="23"/>
     <w:semiHidden/>
     <w:unhideWhenUsed/>
     <w:qFormat/>
-    <w:rsid w:val="00A628C8"/>
+    <w:uiPriority w:val="9"/>
     <w:pPr>
       <w:keepNext/>
       <w:keepLines/>
@@ -4251,19 +3244,26 @@
       <w:rFonts w:eastAsiaTheme="majorEastAsia" w:cstheme="majorBidi"/>
       <w:i/>
       <w:iCs/>
-      <w:color w:val="272727" w:themeColor="text1" w:themeTint="D8"/>
+      <w:color w:val="262626" w:themeColor="text1" w:themeTint="D9"/>
+      <w14:textFill>
+        <w14:solidFill>
+          <w14:schemeClr w14:val="tx1">
+            <w14:lumMod w14:val="85000"/>
+            <w14:lumOff w14:val="15000"/>
+          </w14:schemeClr>
+        </w14:solidFill>
+      </w14:textFill>
     </w:rPr>
   </w:style>
-  <w:style w:type="paragraph" w:styleId="Heading9">
+  <w:style w:type="paragraph" w:styleId="10">
     <w:name w:val="heading 9"/>
-    <w:basedOn w:val="Normal"/>
-    <w:next w:val="Normal"/>
-    <w:link w:val="Heading9Char"/>
-    <w:uiPriority w:val="9"/>
+    <w:basedOn w:val="1"/>
+    <w:next w:val="1"/>
+    <w:link w:val="24"/>
     <w:semiHidden/>
     <w:unhideWhenUsed/>
     <w:qFormat/>
-    <w:rsid w:val="00A628C8"/>
+    <w:uiPriority w:val="9"/>
     <w:pPr>
       <w:keepNext/>
       <w:keepLines/>
@@ -4272,21 +3272,30 @@
     </w:pPr>
     <w:rPr>
       <w:rFonts w:eastAsiaTheme="majorEastAsia" w:cstheme="majorBidi"/>
-      <w:color w:val="272727" w:themeColor="text1" w:themeTint="D8"/>
+      <w:color w:val="262626" w:themeColor="text1" w:themeTint="D9"/>
+      <w14:textFill>
+        <w14:solidFill>
+          <w14:schemeClr w14:val="tx1">
+            <w14:lumMod w14:val="85000"/>
+            <w14:lumOff w14:val="15000"/>
+          </w14:schemeClr>
+        </w14:solidFill>
+      </w14:textFill>
     </w:rPr>
   </w:style>
-  <w:style w:type="character" w:default="1" w:styleId="DefaultParagraphFont">
+  <w:style w:type="character" w:default="1" w:styleId="11">
     <w:name w:val="Default Paragraph Font"/>
+    <w:unhideWhenUsed/>
+    <w:qFormat/>
     <w:uiPriority w:val="1"/>
-    <w:unhideWhenUsed/>
   </w:style>
-  <w:style w:type="table" w:default="1" w:styleId="TableNormal">
+  <w:style w:type="table" w:default="1" w:styleId="12">
     <w:name w:val="Normal Table"/>
-    <w:uiPriority w:val="99"/>
     <w:semiHidden/>
     <w:unhideWhenUsed/>
+    <w:qFormat/>
+    <w:uiPriority w:val="99"/>
     <w:tblPr>
-      <w:tblInd w:w="0" w:type="dxa"/>
       <w:tblCellMar>
         <w:top w:w="0" w:type="dxa"/>
         <w:left w:w="108" w:type="dxa"/>
@@ -4295,208 +3304,253 @@
       </w:tblCellMar>
     </w:tblPr>
   </w:style>
-  <w:style w:type="numbering" w:default="1" w:styleId="NoList">
-    <w:name w:val="No List"/>
-    <w:uiPriority w:val="99"/>
+  <w:style w:type="paragraph" w:styleId="13">
+    <w:name w:val="Normal (Web)"/>
+    <w:basedOn w:val="1"/>
     <w:semiHidden/>
     <w:unhideWhenUsed/>
-  </w:style>
-  <w:style w:type="character" w:customStyle="1" w:styleId="Heading1Char">
-    <w:name w:val="Heading 1 Char"/>
-    <w:basedOn w:val="DefaultParagraphFont"/>
-    <w:link w:val="Heading1"/>
-    <w:uiPriority w:val="9"/>
-    <w:rsid w:val="00A628C8"/>
+    <w:qFormat/>
+    <w:uiPriority w:val="99"/>
     <w:rPr>
-      <w:rFonts w:asciiTheme="majorHAnsi" w:eastAsiaTheme="majorEastAsia" w:hAnsiTheme="majorHAnsi" w:cstheme="majorBidi"/>
-      <w:color w:val="2F5496" w:themeColor="accent1" w:themeShade="BF"/>
-      <w:sz w:val="40"/>
-      <w:szCs w:val="40"/>
+      <w:rFonts w:ascii="Times New Roman" w:hAnsi="Times New Roman" w:cs="Times New Roman"/>
+      <w:sz w:val="24"/>
+      <w:szCs w:val="24"/>
     </w:rPr>
   </w:style>
-  <w:style w:type="character" w:customStyle="1" w:styleId="Heading2Char">
-    <w:name w:val="Heading 2 Char"/>
-    <w:basedOn w:val="DefaultParagraphFont"/>
-    <w:link w:val="Heading2"/>
-    <w:uiPriority w:val="9"/>
-    <w:semiHidden/>
-    <w:rsid w:val="00A628C8"/>
-    <w:rPr>
-      <w:rFonts w:asciiTheme="majorHAnsi" w:eastAsiaTheme="majorEastAsia" w:hAnsiTheme="majorHAnsi" w:cstheme="majorBidi"/>
-      <w:color w:val="2F5496" w:themeColor="accent1" w:themeShade="BF"/>
-      <w:sz w:val="32"/>
-      <w:szCs w:val="32"/>
-    </w:rPr>
-  </w:style>
-  <w:style w:type="character" w:customStyle="1" w:styleId="Heading3Char">
-    <w:name w:val="Heading 3 Char"/>
-    <w:basedOn w:val="DefaultParagraphFont"/>
-    <w:link w:val="Heading3"/>
-    <w:uiPriority w:val="9"/>
-    <w:semiHidden/>
-    <w:rsid w:val="00A628C8"/>
-    <w:rPr>
-      <w:rFonts w:eastAsiaTheme="majorEastAsia" w:cstheme="majorBidi"/>
-      <w:color w:val="2F5496" w:themeColor="accent1" w:themeShade="BF"/>
-      <w:sz w:val="28"/>
-      <w:szCs w:val="28"/>
-    </w:rPr>
-  </w:style>
-  <w:style w:type="character" w:customStyle="1" w:styleId="Heading4Char">
-    <w:name w:val="Heading 4 Char"/>
-    <w:basedOn w:val="DefaultParagraphFont"/>
-    <w:link w:val="Heading4"/>
-    <w:uiPriority w:val="9"/>
-    <w:semiHidden/>
-    <w:rsid w:val="00A628C8"/>
-    <w:rPr>
-      <w:rFonts w:eastAsiaTheme="majorEastAsia" w:cstheme="majorBidi"/>
-      <w:i/>
-      <w:iCs/>
-      <w:color w:val="2F5496" w:themeColor="accent1" w:themeShade="BF"/>
-    </w:rPr>
-  </w:style>
-  <w:style w:type="character" w:customStyle="1" w:styleId="Heading5Char">
-    <w:name w:val="Heading 5 Char"/>
-    <w:basedOn w:val="DefaultParagraphFont"/>
-    <w:link w:val="Heading5"/>
-    <w:uiPriority w:val="9"/>
-    <w:semiHidden/>
-    <w:rsid w:val="00A628C8"/>
-    <w:rPr>
-      <w:rFonts w:eastAsiaTheme="majorEastAsia" w:cstheme="majorBidi"/>
-      <w:color w:val="2F5496" w:themeColor="accent1" w:themeShade="BF"/>
-    </w:rPr>
-  </w:style>
-  <w:style w:type="character" w:customStyle="1" w:styleId="Heading6Char">
-    <w:name w:val="Heading 6 Char"/>
-    <w:basedOn w:val="DefaultParagraphFont"/>
-    <w:link w:val="Heading6"/>
-    <w:uiPriority w:val="9"/>
-    <w:semiHidden/>
-    <w:rsid w:val="00A628C8"/>
-    <w:rPr>
-      <w:rFonts w:eastAsiaTheme="majorEastAsia" w:cstheme="majorBidi"/>
-      <w:i/>
-      <w:iCs/>
-      <w:color w:val="595959" w:themeColor="text1" w:themeTint="A6"/>
-    </w:rPr>
-  </w:style>
-  <w:style w:type="character" w:customStyle="1" w:styleId="Heading7Char">
-    <w:name w:val="Heading 7 Char"/>
-    <w:basedOn w:val="DefaultParagraphFont"/>
-    <w:link w:val="Heading7"/>
-    <w:uiPriority w:val="9"/>
-    <w:semiHidden/>
-    <w:rsid w:val="00A628C8"/>
+  <w:style w:type="paragraph" w:styleId="14">
+    <w:name w:val="Subtitle"/>
+    <w:basedOn w:val="1"/>
+    <w:next w:val="1"/>
+    <w:link w:val="26"/>
+    <w:qFormat/>
+    <w:uiPriority w:val="11"/>
     <w:rPr>
       <w:rFonts w:eastAsiaTheme="majorEastAsia" w:cstheme="majorBidi"/>
       <w:color w:val="595959" w:themeColor="text1" w:themeTint="A6"/>
+      <w:spacing w:val="15"/>
+      <w:sz w:val="28"/>
+      <w:szCs w:val="28"/>
+      <w14:textFill>
+        <w14:solidFill>
+          <w14:schemeClr w14:val="tx1">
+            <w14:lumMod w14:val="65000"/>
+            <w14:lumOff w14:val="35000"/>
+          </w14:schemeClr>
+        </w14:solidFill>
+      </w14:textFill>
     </w:rPr>
   </w:style>
-  <w:style w:type="character" w:customStyle="1" w:styleId="Heading8Char">
-    <w:name w:val="Heading 8 Char"/>
-    <w:basedOn w:val="DefaultParagraphFont"/>
-    <w:link w:val="Heading8"/>
-    <w:uiPriority w:val="9"/>
-    <w:semiHidden/>
-    <w:rsid w:val="00A628C8"/>
-    <w:rPr>
-      <w:rFonts w:eastAsiaTheme="majorEastAsia" w:cstheme="majorBidi"/>
-      <w:i/>
-      <w:iCs/>
-      <w:color w:val="272727" w:themeColor="text1" w:themeTint="D8"/>
-    </w:rPr>
-  </w:style>
-  <w:style w:type="character" w:customStyle="1" w:styleId="Heading9Char">
-    <w:name w:val="Heading 9 Char"/>
-    <w:basedOn w:val="DefaultParagraphFont"/>
-    <w:link w:val="Heading9"/>
-    <w:uiPriority w:val="9"/>
-    <w:semiHidden/>
-    <w:rsid w:val="00A628C8"/>
-    <w:rPr>
-      <w:rFonts w:eastAsiaTheme="majorEastAsia" w:cstheme="majorBidi"/>
-      <w:color w:val="272727" w:themeColor="text1" w:themeTint="D8"/>
-    </w:rPr>
-  </w:style>
-  <w:style w:type="paragraph" w:styleId="Title">
+  <w:style w:type="paragraph" w:styleId="15">
     <w:name w:val="Title"/>
-    <w:basedOn w:val="Normal"/>
-    <w:next w:val="Normal"/>
-    <w:link w:val="TitleChar"/>
+    <w:basedOn w:val="1"/>
+    <w:next w:val="1"/>
+    <w:link w:val="25"/>
+    <w:qFormat/>
     <w:uiPriority w:val="10"/>
-    <w:qFormat/>
-    <w:rsid w:val="00A628C8"/>
     <w:pPr>
       <w:spacing w:after="80" w:line="240" w:lineRule="auto"/>
       <w:contextualSpacing/>
     </w:pPr>
     <w:rPr>
-      <w:rFonts w:asciiTheme="majorHAnsi" w:eastAsiaTheme="majorEastAsia" w:hAnsiTheme="majorHAnsi" w:cstheme="majorBidi"/>
+      <w:rFonts w:asciiTheme="majorHAnsi" w:hAnsiTheme="majorHAnsi" w:eastAsiaTheme="majorEastAsia" w:cstheme="majorBidi"/>
       <w:spacing w:val="-10"/>
       <w:kern w:val="28"/>
       <w:sz w:val="56"/>
       <w:szCs w:val="56"/>
     </w:rPr>
   </w:style>
-  <w:style w:type="character" w:customStyle="1" w:styleId="TitleChar">
+  <w:style w:type="character" w:customStyle="1" w:styleId="16">
+    <w:name w:val="Heading 1 Char"/>
+    <w:basedOn w:val="11"/>
+    <w:link w:val="2"/>
+    <w:qFormat/>
+    <w:uiPriority w:val="9"/>
+    <w:rPr>
+      <w:rFonts w:asciiTheme="majorHAnsi" w:hAnsiTheme="majorHAnsi" w:eastAsiaTheme="majorEastAsia" w:cstheme="majorBidi"/>
+      <w:color w:val="2F5597" w:themeColor="accent1" w:themeShade="BF"/>
+      <w:sz w:val="40"/>
+      <w:szCs w:val="40"/>
+    </w:rPr>
+  </w:style>
+  <w:style w:type="character" w:customStyle="1" w:styleId="17">
+    <w:name w:val="Heading 2 Char"/>
+    <w:basedOn w:val="11"/>
+    <w:link w:val="3"/>
+    <w:semiHidden/>
+    <w:qFormat/>
+    <w:uiPriority w:val="9"/>
+    <w:rPr>
+      <w:rFonts w:asciiTheme="majorHAnsi" w:hAnsiTheme="majorHAnsi" w:eastAsiaTheme="majorEastAsia" w:cstheme="majorBidi"/>
+      <w:color w:val="2F5597" w:themeColor="accent1" w:themeShade="BF"/>
+      <w:sz w:val="32"/>
+      <w:szCs w:val="32"/>
+    </w:rPr>
+  </w:style>
+  <w:style w:type="character" w:customStyle="1" w:styleId="18">
+    <w:name w:val="Heading 3 Char"/>
+    <w:basedOn w:val="11"/>
+    <w:link w:val="4"/>
+    <w:semiHidden/>
+    <w:qFormat/>
+    <w:uiPriority w:val="9"/>
+    <w:rPr>
+      <w:rFonts w:eastAsiaTheme="majorEastAsia" w:cstheme="majorBidi"/>
+      <w:color w:val="2F5597" w:themeColor="accent1" w:themeShade="BF"/>
+      <w:sz w:val="28"/>
+      <w:szCs w:val="28"/>
+    </w:rPr>
+  </w:style>
+  <w:style w:type="character" w:customStyle="1" w:styleId="19">
+    <w:name w:val="Heading 4 Char"/>
+    <w:basedOn w:val="11"/>
+    <w:link w:val="5"/>
+    <w:semiHidden/>
+    <w:qFormat/>
+    <w:uiPriority w:val="9"/>
+    <w:rPr>
+      <w:rFonts w:eastAsiaTheme="majorEastAsia" w:cstheme="majorBidi"/>
+      <w:i/>
+      <w:iCs/>
+      <w:color w:val="2F5597" w:themeColor="accent1" w:themeShade="BF"/>
+    </w:rPr>
+  </w:style>
+  <w:style w:type="character" w:customStyle="1" w:styleId="20">
+    <w:name w:val="Heading 5 Char"/>
+    <w:basedOn w:val="11"/>
+    <w:link w:val="6"/>
+    <w:semiHidden/>
+    <w:qFormat/>
+    <w:uiPriority w:val="9"/>
+    <w:rPr>
+      <w:rFonts w:eastAsiaTheme="majorEastAsia" w:cstheme="majorBidi"/>
+      <w:color w:val="2F5597" w:themeColor="accent1" w:themeShade="BF"/>
+    </w:rPr>
+  </w:style>
+  <w:style w:type="character" w:customStyle="1" w:styleId="21">
+    <w:name w:val="Heading 6 Char"/>
+    <w:basedOn w:val="11"/>
+    <w:link w:val="7"/>
+    <w:semiHidden/>
+    <w:uiPriority w:val="9"/>
+    <w:rPr>
+      <w:rFonts w:eastAsiaTheme="majorEastAsia" w:cstheme="majorBidi"/>
+      <w:i/>
+      <w:iCs/>
+      <w:color w:val="595959" w:themeColor="text1" w:themeTint="A6"/>
+      <w14:textFill>
+        <w14:solidFill>
+          <w14:schemeClr w14:val="tx1">
+            <w14:lumMod w14:val="65000"/>
+            <w14:lumOff w14:val="35000"/>
+          </w14:schemeClr>
+        </w14:solidFill>
+      </w14:textFill>
+    </w:rPr>
+  </w:style>
+  <w:style w:type="character" w:customStyle="1" w:styleId="22">
+    <w:name w:val="Heading 7 Char"/>
+    <w:basedOn w:val="11"/>
+    <w:link w:val="8"/>
+    <w:semiHidden/>
+    <w:qFormat/>
+    <w:uiPriority w:val="9"/>
+    <w:rPr>
+      <w:rFonts w:eastAsiaTheme="majorEastAsia" w:cstheme="majorBidi"/>
+      <w:color w:val="595959" w:themeColor="text1" w:themeTint="A6"/>
+      <w14:textFill>
+        <w14:solidFill>
+          <w14:schemeClr w14:val="tx1">
+            <w14:lumMod w14:val="65000"/>
+            <w14:lumOff w14:val="35000"/>
+          </w14:schemeClr>
+        </w14:solidFill>
+      </w14:textFill>
+    </w:rPr>
+  </w:style>
+  <w:style w:type="character" w:customStyle="1" w:styleId="23">
+    <w:name w:val="Heading 8 Char"/>
+    <w:basedOn w:val="11"/>
+    <w:link w:val="9"/>
+    <w:semiHidden/>
+    <w:qFormat/>
+    <w:uiPriority w:val="9"/>
+    <w:rPr>
+      <w:rFonts w:eastAsiaTheme="majorEastAsia" w:cstheme="majorBidi"/>
+      <w:i/>
+      <w:iCs/>
+      <w:color w:val="262626" w:themeColor="text1" w:themeTint="D9"/>
+      <w14:textFill>
+        <w14:solidFill>
+          <w14:schemeClr w14:val="tx1">
+            <w14:lumMod w14:val="85000"/>
+            <w14:lumOff w14:val="15000"/>
+          </w14:schemeClr>
+        </w14:solidFill>
+      </w14:textFill>
+    </w:rPr>
+  </w:style>
+  <w:style w:type="character" w:customStyle="1" w:styleId="24">
+    <w:name w:val="Heading 9 Char"/>
+    <w:basedOn w:val="11"/>
+    <w:link w:val="10"/>
+    <w:semiHidden/>
+    <w:uiPriority w:val="9"/>
+    <w:rPr>
+      <w:rFonts w:eastAsiaTheme="majorEastAsia" w:cstheme="majorBidi"/>
+      <w:color w:val="262626" w:themeColor="text1" w:themeTint="D9"/>
+      <w14:textFill>
+        <w14:solidFill>
+          <w14:schemeClr w14:val="tx1">
+            <w14:lumMod w14:val="85000"/>
+            <w14:lumOff w14:val="15000"/>
+          </w14:schemeClr>
+        </w14:solidFill>
+      </w14:textFill>
+    </w:rPr>
+  </w:style>
+  <w:style w:type="character" w:customStyle="1" w:styleId="25">
     <w:name w:val="Title Char"/>
-    <w:basedOn w:val="DefaultParagraphFont"/>
-    <w:link w:val="Title"/>
+    <w:basedOn w:val="11"/>
+    <w:link w:val="15"/>
+    <w:qFormat/>
     <w:uiPriority w:val="10"/>
-    <w:rsid w:val="00A628C8"/>
     <w:rPr>
-      <w:rFonts w:asciiTheme="majorHAnsi" w:eastAsiaTheme="majorEastAsia" w:hAnsiTheme="majorHAnsi" w:cstheme="majorBidi"/>
+      <w:rFonts w:asciiTheme="majorHAnsi" w:hAnsiTheme="majorHAnsi" w:eastAsiaTheme="majorEastAsia" w:cstheme="majorBidi"/>
       <w:spacing w:val="-10"/>
       <w:kern w:val="28"/>
       <w:sz w:val="56"/>
       <w:szCs w:val="56"/>
     </w:rPr>
   </w:style>
-  <w:style w:type="paragraph" w:styleId="Subtitle">
-    <w:name w:val="Subtitle"/>
-    <w:basedOn w:val="Normal"/>
-    <w:next w:val="Normal"/>
-    <w:link w:val="SubtitleChar"/>
+  <w:style w:type="character" w:customStyle="1" w:styleId="26">
+    <w:name w:val="Subtitle Char"/>
+    <w:basedOn w:val="11"/>
+    <w:link w:val="14"/>
+    <w:qFormat/>
     <w:uiPriority w:val="11"/>
-    <w:qFormat/>
-    <w:rsid w:val="00A628C8"/>
-    <w:pPr>
-      <w:numPr>
-        <w:ilvl w:val="1"/>
-      </w:numPr>
-    </w:pPr>
     <w:rPr>
       <w:rFonts w:eastAsiaTheme="majorEastAsia" w:cstheme="majorBidi"/>
       <w:color w:val="595959" w:themeColor="text1" w:themeTint="A6"/>
       <w:spacing w:val="15"/>
       <w:sz w:val="28"/>
       <w:szCs w:val="28"/>
+      <w14:textFill>
+        <w14:solidFill>
+          <w14:schemeClr w14:val="tx1">
+            <w14:lumMod w14:val="65000"/>
+            <w14:lumOff w14:val="35000"/>
+          </w14:schemeClr>
+        </w14:solidFill>
+      </w14:textFill>
     </w:rPr>
   </w:style>
-  <w:style w:type="character" w:customStyle="1" w:styleId="SubtitleChar">
-    <w:name w:val="Subtitle Char"/>
-    <w:basedOn w:val="DefaultParagraphFont"/>
-    <w:link w:val="Subtitle"/>
-    <w:uiPriority w:val="11"/>
-    <w:rsid w:val="00A628C8"/>
-    <w:rPr>
-      <w:rFonts w:eastAsiaTheme="majorEastAsia" w:cstheme="majorBidi"/>
-      <w:color w:val="595959" w:themeColor="text1" w:themeTint="A6"/>
-      <w:spacing w:val="15"/>
-      <w:sz w:val="28"/>
-      <w:szCs w:val="28"/>
-    </w:rPr>
-  </w:style>
-  <w:style w:type="paragraph" w:styleId="Quote">
+  <w:style w:type="paragraph" w:styleId="27">
     <w:name w:val="Quote"/>
-    <w:basedOn w:val="Normal"/>
-    <w:next w:val="Normal"/>
-    <w:link w:val="QuoteChar"/>
+    <w:basedOn w:val="1"/>
+    <w:next w:val="1"/>
+    <w:link w:val="28"/>
+    <w:qFormat/>
     <w:uiPriority w:val="29"/>
-    <w:qFormat/>
-    <w:rsid w:val="00A628C8"/>
     <w:pPr>
       <w:spacing w:before="160"/>
       <w:jc w:val="center"/>
@@ -4505,55 +3559,68 @@
       <w:i/>
       <w:iCs/>
       <w:color w:val="404040" w:themeColor="text1" w:themeTint="BF"/>
+      <w14:textFill>
+        <w14:solidFill>
+          <w14:schemeClr w14:val="tx1">
+            <w14:lumMod w14:val="75000"/>
+            <w14:lumOff w14:val="25000"/>
+          </w14:schemeClr>
+        </w14:solidFill>
+      </w14:textFill>
     </w:rPr>
   </w:style>
-  <w:style w:type="character" w:customStyle="1" w:styleId="QuoteChar">
+  <w:style w:type="character" w:customStyle="1" w:styleId="28">
     <w:name w:val="Quote Char"/>
-    <w:basedOn w:val="DefaultParagraphFont"/>
-    <w:link w:val="Quote"/>
+    <w:basedOn w:val="11"/>
+    <w:link w:val="27"/>
+    <w:qFormat/>
     <w:uiPriority w:val="29"/>
-    <w:rsid w:val="00A628C8"/>
     <w:rPr>
       <w:i/>
       <w:iCs/>
       <w:color w:val="404040" w:themeColor="text1" w:themeTint="BF"/>
+      <w14:textFill>
+        <w14:solidFill>
+          <w14:schemeClr w14:val="tx1">
+            <w14:lumMod w14:val="75000"/>
+            <w14:lumOff w14:val="25000"/>
+          </w14:schemeClr>
+        </w14:solidFill>
+      </w14:textFill>
     </w:rPr>
   </w:style>
-  <w:style w:type="paragraph" w:styleId="ListParagraph">
+  <w:style w:type="paragraph" w:styleId="29">
     <w:name w:val="List Paragraph"/>
-    <w:basedOn w:val="Normal"/>
+    <w:basedOn w:val="1"/>
+    <w:qFormat/>
     <w:uiPriority w:val="34"/>
-    <w:qFormat/>
-    <w:rsid w:val="00A628C8"/>
     <w:pPr>
       <w:ind w:left="720"/>
       <w:contextualSpacing/>
     </w:pPr>
   </w:style>
-  <w:style w:type="character" w:styleId="IntenseEmphasis">
+  <w:style w:type="character" w:customStyle="1" w:styleId="30">
     <w:name w:val="Intense Emphasis"/>
-    <w:basedOn w:val="DefaultParagraphFont"/>
+    <w:basedOn w:val="11"/>
+    <w:qFormat/>
     <w:uiPriority w:val="21"/>
-    <w:qFormat/>
-    <w:rsid w:val="00A628C8"/>
     <w:rPr>
       <w:i/>
       <w:iCs/>
-      <w:color w:val="2F5496" w:themeColor="accent1" w:themeShade="BF"/>
+      <w:color w:val="2F5597" w:themeColor="accent1" w:themeShade="BF"/>
     </w:rPr>
   </w:style>
-  <w:style w:type="paragraph" w:styleId="IntenseQuote">
+  <w:style w:type="paragraph" w:styleId="31">
     <w:name w:val="Intense Quote"/>
-    <w:basedOn w:val="Normal"/>
-    <w:next w:val="Normal"/>
-    <w:link w:val="IntenseQuoteChar"/>
+    <w:basedOn w:val="1"/>
+    <w:next w:val="1"/>
+    <w:link w:val="32"/>
+    <w:qFormat/>
     <w:uiPriority w:val="30"/>
-    <w:qFormat/>
-    <w:rsid w:val="00A628C8"/>
     <w:pPr>
       <w:pBdr>
-        <w:top w:val="single" w:sz="4" w:space="10" w:color="2F5496" w:themeColor="accent1" w:themeShade="BF"/>
-        <w:bottom w:val="single" w:sz="4" w:space="10" w:color="2F5496" w:themeColor="accent1" w:themeShade="BF"/>
+        <w:top w:val="single" w:color="2F5496" w:themeColor="accent1" w:themeShade="BF" w:sz="4" w:space="10"/>
+        <w:bottom w:val="single" w:color="2F5496" w:themeColor="accent1" w:themeShade="BF" w:sz="4" w:space="10"/>
       </w:pBdr>
       <w:spacing w:before="360" w:after="360"/>
       <w:ind w:left="864" w:right="864"/>
@@ -4562,46 +3629,32 @@
     <w:rPr>
       <w:i/>
       <w:iCs/>
-      <w:color w:val="2F5496" w:themeColor="accent1" w:themeShade="BF"/>
+      <w:color w:val="2F5597" w:themeColor="accent1" w:themeShade="BF"/>
     </w:rPr>
   </w:style>
-  <w:style w:type="character" w:customStyle="1" w:styleId="IntenseQuoteChar">
+  <w:style w:type="character" w:customStyle="1" w:styleId="32">
     <w:name w:val="Intense Quote Char"/>
-    <w:basedOn w:val="DefaultParagraphFont"/>
-    <w:link w:val="IntenseQuote"/>
+    <w:basedOn w:val="11"/>
+    <w:link w:val="31"/>
+    <w:qFormat/>
     <w:uiPriority w:val="30"/>
-    <w:rsid w:val="00A628C8"/>
     <w:rPr>
       <w:i/>
       <w:iCs/>
-      <w:color w:val="2F5496" w:themeColor="accent1" w:themeShade="BF"/>
+      <w:color w:val="2F5597" w:themeColor="accent1" w:themeShade="BF"/>
     </w:rPr>
   </w:style>
-  <w:style w:type="character" w:styleId="IntenseReference">
+  <w:style w:type="character" w:customStyle="1" w:styleId="33">
     <w:name w:val="Intense Reference"/>
-    <w:basedOn w:val="DefaultParagraphFont"/>
+    <w:basedOn w:val="11"/>
+    <w:qFormat/>
     <w:uiPriority w:val="32"/>
-    <w:qFormat/>
-    <w:rsid w:val="00A628C8"/>
     <w:rPr>
       <w:b/>
       <w:bCs/>
       <w:smallCaps/>
-      <w:color w:val="2F5496" w:themeColor="accent1" w:themeShade="BF"/>
+      <w:color w:val="2F5597" w:themeColor="accent1" w:themeShade="BF"/>
       <w:spacing w:val="5"/>
-    </w:rPr>
-  </w:style>
-  <w:style w:type="paragraph" w:styleId="NormalWeb">
-    <w:name w:val="Normal (Web)"/>
-    <w:basedOn w:val="Normal"/>
-    <w:uiPriority w:val="99"/>
-    <w:semiHidden/>
-    <w:unhideWhenUsed/>
-    <w:rsid w:val="008E07A6"/>
-    <w:rPr>
-      <w:rFonts w:ascii="Times New Roman" w:hAnsi="Times New Roman" w:cs="Times New Roman"/>
-      <w:sz w:val="24"/>
-      <w:szCs w:val="24"/>
     </w:rPr>
   </w:style>
 </w:styles>
@@ -4650,7 +3703,7 @@
     </a:clrScheme>
     <a:fontScheme name="Office">
       <a:majorFont>
-        <a:latin typeface="Calibri Light" panose="020F0302020204030204"/>
+        <a:latin typeface="Calibri Light"/>
         <a:ea typeface=""/>
         <a:cs typeface=""/>
         <a:font script="Jpan" typeface="游ゴシック Light"/>
@@ -4683,26 +3736,9 @@
         <a:font script="Viet" typeface="Times New Roman"/>
         <a:font script="Uigh" typeface="Microsoft Uighur"/>
         <a:font script="Geor" typeface="Sylfaen"/>
-        <a:font script="Armn" typeface="Arial"/>
-        <a:font script="Bugi" typeface="Leelawadee UI"/>
-        <a:font script="Bopo" typeface="Microsoft JhengHei"/>
-        <a:font script="Java" typeface="Javanese Text"/>
-        <a:font script="Lisu" typeface="Segoe UI"/>
-        <a:font script="Mymr" typeface="Myanmar Text"/>
-        <a:font script="Nkoo" typeface="Ebrima"/>
-        <a:font script="Olck" typeface="Nirmala UI"/>
-        <a:font script="Osma" typeface="Ebrima"/>
-        <a:font script="Phag" typeface="Phagspa"/>
-        <a:font script="Syrn" typeface="Estrangelo Edessa"/>
-        <a:font script="Syrj" typeface="Estrangelo Edessa"/>
-        <a:font script="Syre" typeface="Estrangelo Edessa"/>
-        <a:font script="Sora" typeface="Nirmala UI"/>
-        <a:font script="Tale" typeface="Microsoft Tai Le"/>
-        <a:font script="Talu" typeface="Microsoft New Tai Lue"/>
-        <a:font script="Tfng" typeface="Ebrima"/>
       </a:majorFont>
       <a:minorFont>
-        <a:latin typeface="Calibri" panose="020F0502020204030204"/>
+        <a:latin typeface="Calibri"/>
         <a:ea typeface=""/>
         <a:cs typeface=""/>
         <a:font script="Jpan" typeface="游ゴシック"/>
@@ -4735,23 +3771,6 @@
         <a:font script="Viet" typeface="Arial"/>
         <a:font script="Uigh" typeface="Microsoft Uighur"/>
         <a:font script="Geor" typeface="Sylfaen"/>
-        <a:font script="Armn" typeface="Arial"/>
-        <a:font script="Bugi" typeface="Leelawadee UI"/>
-        <a:font script="Bopo" typeface="Microsoft JhengHei"/>
-        <a:font script="Java" typeface="Javanese Text"/>
-        <a:font script="Lisu" typeface="Segoe UI"/>
-        <a:font script="Mymr" typeface="Myanmar Text"/>
-        <a:font script="Nkoo" typeface="Ebrima"/>
-        <a:font script="Olck" typeface="Nirmala UI"/>
-        <a:font script="Osma" typeface="Ebrima"/>
-        <a:font script="Phag" typeface="Phagspa"/>
-        <a:font script="Syrn" typeface="Estrangelo Edessa"/>
-        <a:font script="Syrj" typeface="Estrangelo Edessa"/>
-        <a:font script="Syre" typeface="Estrangelo Edessa"/>
-        <a:font script="Sora" typeface="Nirmala UI"/>
-        <a:font script="Tale" typeface="Microsoft Tai Le"/>
-        <a:font script="Talu" typeface="Microsoft New Tai Lue"/>
-        <a:font script="Tfng" typeface="Ebrima"/>
       </a:minorFont>
     </a:fontScheme>
     <a:fmtScheme name="Office">
@@ -4893,11 +3912,5 @@
     </a:fmtScheme>
   </a:themeElements>
   <a:objectDefaults/>
-  <a:extraClrSchemeLst/>
-  <a:extLst>
-    <a:ext uri="{05A4C25C-085E-4340-85A3-A5531E510DB2}">
-      <thm15:themeFamily xmlns:thm15="http://schemas.microsoft.com/office/thememl/2012/main" name="Office Theme" id="{62F939B6-93AF-4DB8-9C6B-D6C7DFDC589F}" vid="{4A3C46E8-61CC-4603-A589-7422A47A8E4A}"/>
-    </a:ext>
-  </a:extLst>
 </a:theme>
 </file>